--- a/templates/plananual/ED. FISICA 1° A 5°/E. FÍSICA 2° PROGRAMACIÓN ANUAL.docx
+++ b/templates/plananual/ED. FISICA 1° A 5°/E. FÍSICA 2° PROGRAMACIÓN ANUAL.docx
@@ -486,7 +486,31 @@
                             <w:sz w:val="32"/>
                             <w:szCs w:val="32"/>
                           </w:rPr>
-                          <w:t>{{anio}}</w:t>
+                          <w:t>{{</w:t>
+                        </w:r>
+                        <w:proofErr w:type="spellStart"/>
+                        <w:r>
+                          <w:rPr>
+                            <w:rFonts w:ascii="Aptos ExtraBold" w:hAnsi="Aptos ExtraBold" w:cs="Times New Roman"/>
+                            <w:b/>
+                            <w:bCs/>
+                            <w:color w:val="FFFFFF" w:themeColor="background1"/>
+                            <w:sz w:val="32"/>
+                            <w:szCs w:val="32"/>
+                          </w:rPr>
+                          <w:t>anio</w:t>
+                        </w:r>
+                        <w:proofErr w:type="spellEnd"/>
+                        <w:r>
+                          <w:rPr>
+                            <w:rFonts w:ascii="Aptos ExtraBold" w:hAnsi="Aptos ExtraBold" w:cs="Times New Roman"/>
+                            <w:b/>
+                            <w:bCs/>
+                            <w:color w:val="FFFFFF" w:themeColor="background1"/>
+                            <w:sz w:val="32"/>
+                            <w:szCs w:val="32"/>
+                          </w:rPr>
+                          <w:t>}}</w:t>
                         </w:r>
                       </w:p>
                     </w:txbxContent>
@@ -11249,7 +11273,7 @@
     <w:tbl>
       <w:tblPr>
         <w:tblStyle w:val="Tablaconcuadrcula"/>
-        <w:tblW w:w="14850" w:type="dxa"/>
+        <w:tblW w:w="14851" w:type="dxa"/>
         <w:jc w:val="center"/>
         <w:tblBorders>
           <w:top w:val="double" w:sz="4" w:space="0" w:color="47D459" w:themeColor="accent3" w:themeTint="99"/>
@@ -11263,7 +11287,7 @@
         <w:tblLook w:val="04A0" w:firstRow="1" w:lastRow="0" w:firstColumn="1" w:lastColumn="0" w:noHBand="0" w:noVBand="1"/>
       </w:tblPr>
       <w:tblGrid>
-        <w:gridCol w:w="874"/>
+        <w:gridCol w:w="875"/>
         <w:gridCol w:w="1095"/>
         <w:gridCol w:w="1726"/>
         <w:gridCol w:w="6169"/>
@@ -11279,32 +11303,27 @@
         <w:tc>
           <w:tcPr>
             <w:tcW w:w="875" w:type="dxa"/>
-            <w:tcBorders>
-              <w:top w:val="double" w:sz="4" w:space="0" w:color="47D459" w:themeColor="accent3" w:themeTint="99"/>
-              <w:left w:val="double" w:sz="4" w:space="0" w:color="47D459" w:themeColor="accent3" w:themeTint="99"/>
-              <w:bottom w:val="double" w:sz="4" w:space="0" w:color="47D459" w:themeColor="accent3" w:themeTint="99"/>
-              <w:right w:val="double" w:sz="4" w:space="0" w:color="47D459" w:themeColor="accent3" w:themeTint="99"/>
-            </w:tcBorders>
             <w:shd w:val="clear" w:color="auto" w:fill="C1F0C7" w:themeFill="accent3" w:themeFillTint="33"/>
             <w:vAlign w:val="center"/>
-            <w:hideMark/>
-          </w:tcPr>
-          <w:p>
-            <w:pPr>
-              <w:spacing w:after="160" w:line="276" w:lineRule="auto"/>
-              <w:ind w:right="-455"/>
-              <w:rPr>
-                <w:rFonts w:ascii="Arial Nova Cond Light" w:hAnsi="Arial Nova Cond Light" w:cs="Times New Roman"/>
-                <w:b/>
-                <w:bCs/>
-                <w:color w:val="000000" w:themeColor="text1"/>
-                <w:sz w:val="20"/>
-                <w:szCs w:val="20"/>
-              </w:rPr>
-            </w:pPr>
-            <w:r>
-              <w:rPr>
-                <w:rFonts w:ascii="Arial Nova Cond Light" w:hAnsi="Arial Nova Cond Light" w:cs="Times New Roman"/>
+          </w:tcPr>
+          <w:p>
+            <w:pPr>
+              <w:pStyle w:val="Prrafodelista"/>
+              <w:ind w:left="0"/>
+              <w:jc w:val="center"/>
+              <w:rPr>
+                <w:rFonts w:ascii="Arial Nova Cond" w:hAnsi="Arial Nova Cond" w:cs="Times New Roman"/>
+                <w:b/>
+                <w:bCs/>
+                <w:color w:val="000000" w:themeColor="text1"/>
+                <w:sz w:val="20"/>
+                <w:szCs w:val="20"/>
+              </w:rPr>
+            </w:pPr>
+            <w:bookmarkStart w:id="1" w:name="_Hlk227075175"/>
+            <w:r>
+              <w:rPr>
+                <w:rFonts w:ascii="Arial Nova Cond" w:hAnsi="Arial Nova Cond" w:cs="Times New Roman"/>
                 <w:b/>
                 <w:bCs/>
                 <w:color w:val="000000" w:themeColor="text1"/>
@@ -11318,32 +11337,26 @@
         <w:tc>
           <w:tcPr>
             <w:tcW w:w="1095" w:type="dxa"/>
-            <w:tcBorders>
-              <w:top w:val="double" w:sz="4" w:space="0" w:color="47D459" w:themeColor="accent3" w:themeTint="99"/>
-              <w:left w:val="double" w:sz="4" w:space="0" w:color="47D459" w:themeColor="accent3" w:themeTint="99"/>
-              <w:bottom w:val="double" w:sz="4" w:space="0" w:color="47D459" w:themeColor="accent3" w:themeTint="99"/>
-              <w:right w:val="double" w:sz="4" w:space="0" w:color="47D459" w:themeColor="accent3" w:themeTint="99"/>
-            </w:tcBorders>
             <w:shd w:val="clear" w:color="auto" w:fill="C1F0C7" w:themeFill="accent3" w:themeFillTint="33"/>
             <w:vAlign w:val="center"/>
-            <w:hideMark/>
-          </w:tcPr>
-          <w:p>
-            <w:pPr>
-              <w:spacing w:after="160" w:line="276" w:lineRule="auto"/>
-              <w:ind w:right="-455"/>
-              <w:rPr>
-                <w:rFonts w:ascii="Arial Nova Cond Light" w:hAnsi="Arial Nova Cond Light" w:cs="Times New Roman"/>
-                <w:b/>
-                <w:bCs/>
-                <w:color w:val="000000" w:themeColor="text1"/>
-                <w:sz w:val="20"/>
-                <w:szCs w:val="20"/>
-              </w:rPr>
-            </w:pPr>
-            <w:r>
-              <w:rPr>
-                <w:rFonts w:ascii="Arial Nova Cond Light" w:hAnsi="Arial Nova Cond Light" w:cs="Times New Roman"/>
+          </w:tcPr>
+          <w:p>
+            <w:pPr>
+              <w:pStyle w:val="Prrafodelista"/>
+              <w:ind w:left="0"/>
+              <w:jc w:val="center"/>
+              <w:rPr>
+                <w:rFonts w:ascii="Arial Nova Cond" w:hAnsi="Arial Nova Cond" w:cs="Times New Roman"/>
+                <w:b/>
+                <w:bCs/>
+                <w:color w:val="000000" w:themeColor="text1"/>
+                <w:sz w:val="20"/>
+                <w:szCs w:val="20"/>
+              </w:rPr>
+            </w:pPr>
+            <w:r>
+              <w:rPr>
+                <w:rFonts w:ascii="Arial Nova Cond" w:hAnsi="Arial Nova Cond" w:cs="Times New Roman"/>
                 <w:b/>
                 <w:bCs/>
                 <w:color w:val="000000" w:themeColor="text1"/>
@@ -11357,32 +11370,26 @@
         <w:tc>
           <w:tcPr>
             <w:tcW w:w="1726" w:type="dxa"/>
-            <w:tcBorders>
-              <w:top w:val="double" w:sz="4" w:space="0" w:color="47D459" w:themeColor="accent3" w:themeTint="99"/>
-              <w:left w:val="double" w:sz="4" w:space="0" w:color="47D459" w:themeColor="accent3" w:themeTint="99"/>
-              <w:bottom w:val="double" w:sz="4" w:space="0" w:color="47D459" w:themeColor="accent3" w:themeTint="99"/>
-              <w:right w:val="double" w:sz="4" w:space="0" w:color="47D459" w:themeColor="accent3" w:themeTint="99"/>
-            </w:tcBorders>
             <w:shd w:val="clear" w:color="auto" w:fill="C1F0C7" w:themeFill="accent3" w:themeFillTint="33"/>
             <w:vAlign w:val="center"/>
-            <w:hideMark/>
-          </w:tcPr>
-          <w:p>
-            <w:pPr>
-              <w:spacing w:after="160" w:line="276" w:lineRule="auto"/>
-              <w:ind w:right="-455"/>
-              <w:rPr>
-                <w:rFonts w:ascii="Arial Nova Cond Light" w:hAnsi="Arial Nova Cond Light" w:cs="Times New Roman"/>
-                <w:b/>
-                <w:bCs/>
-                <w:color w:val="000000" w:themeColor="text1"/>
-                <w:sz w:val="20"/>
-                <w:szCs w:val="20"/>
-              </w:rPr>
-            </w:pPr>
-            <w:r>
-              <w:rPr>
-                <w:rFonts w:ascii="Arial Nova Cond Light" w:hAnsi="Arial Nova Cond Light" w:cs="Times New Roman"/>
+          </w:tcPr>
+          <w:p>
+            <w:pPr>
+              <w:pStyle w:val="Prrafodelista"/>
+              <w:ind w:left="0"/>
+              <w:jc w:val="center"/>
+              <w:rPr>
+                <w:rFonts w:ascii="Arial Nova Cond" w:hAnsi="Arial Nova Cond" w:cs="Times New Roman"/>
+                <w:b/>
+                <w:bCs/>
+                <w:color w:val="000000" w:themeColor="text1"/>
+                <w:sz w:val="20"/>
+                <w:szCs w:val="20"/>
+              </w:rPr>
+            </w:pPr>
+            <w:r>
+              <w:rPr>
+                <w:rFonts w:ascii="Arial Nova Cond" w:hAnsi="Arial Nova Cond" w:cs="Times New Roman"/>
                 <w:b/>
                 <w:bCs/>
                 <w:color w:val="000000" w:themeColor="text1"/>
@@ -11396,110 +11403,147 @@
         <w:tc>
           <w:tcPr>
             <w:tcW w:w="6169" w:type="dxa"/>
-            <w:tcBorders>
-              <w:top w:val="double" w:sz="4" w:space="0" w:color="47D459" w:themeColor="accent3" w:themeTint="99"/>
-              <w:left w:val="double" w:sz="4" w:space="0" w:color="47D459" w:themeColor="accent3" w:themeTint="99"/>
-              <w:bottom w:val="double" w:sz="4" w:space="0" w:color="47D459" w:themeColor="accent3" w:themeTint="99"/>
-              <w:right w:val="double" w:sz="4" w:space="0" w:color="47D459" w:themeColor="accent3" w:themeTint="99"/>
-            </w:tcBorders>
             <w:shd w:val="clear" w:color="auto" w:fill="C1F0C7" w:themeFill="accent3" w:themeFillTint="33"/>
             <w:vAlign w:val="center"/>
-            <w:hideMark/>
-          </w:tcPr>
-          <w:p>
-            <w:pPr>
-              <w:spacing w:after="160" w:line="276" w:lineRule="auto"/>
-              <w:ind w:right="-455"/>
-              <w:rPr>
-                <w:rFonts w:ascii="Arial Nova Cond Light" w:hAnsi="Arial Nova Cond Light" w:cs="Times New Roman"/>
-                <w:b/>
-                <w:bCs/>
-                <w:color w:val="000000" w:themeColor="text1"/>
-                <w:sz w:val="20"/>
-                <w:szCs w:val="20"/>
-              </w:rPr>
-            </w:pPr>
-            <w:r>
-              <w:rPr>
-                <w:rFonts w:ascii="Arial Nova Cond Light" w:hAnsi="Arial Nova Cond Light" w:cs="Times New Roman"/>
-                <w:b/>
-                <w:bCs/>
-                <w:color w:val="000000" w:themeColor="text1"/>
-                <w:sz w:val="20"/>
-                <w:szCs w:val="20"/>
-              </w:rPr>
-              <w:t>SITUACIÓN SIGNIFICATIVA</w:t>
+          </w:tcPr>
+          <w:p>
+            <w:pPr>
+              <w:pStyle w:val="Prrafodelista"/>
+              <w:ind w:left="0"/>
+              <w:jc w:val="center"/>
+              <w:rPr>
+                <w:rFonts w:ascii="Arial Nova Cond" w:hAnsi="Arial Nova Cond" w:cs="Times New Roman"/>
+                <w:b/>
+                <w:bCs/>
+                <w:color w:val="000000" w:themeColor="text1"/>
+                <w:sz w:val="20"/>
+                <w:szCs w:val="20"/>
+              </w:rPr>
+            </w:pPr>
+            <w:r>
+              <w:rPr>
+                <w:rFonts w:ascii="Arial Nova Cond" w:hAnsi="Arial Nova Cond" w:cs="Times New Roman"/>
+                <w:b/>
+                <w:bCs/>
+                <w:color w:val="000000" w:themeColor="text1"/>
+                <w:sz w:val="20"/>
+                <w:szCs w:val="20"/>
+              </w:rPr>
+              <w:t>SITUACIÓN SIGNIF</w:t>
+            </w:r>
+            <w:r>
+              <w:rPr>
+                <w:rFonts w:ascii="Arial Nova Cond" w:hAnsi="Arial Nova Cond" w:cs="Times New Roman"/>
+                <w:b/>
+                <w:bCs/>
+                <w:color w:val="000000" w:themeColor="text1"/>
+                <w:sz w:val="20"/>
+                <w:szCs w:val="20"/>
+              </w:rPr>
+              <w:t>I</w:t>
+            </w:r>
+            <w:r>
+              <w:rPr>
+                <w:rFonts w:ascii="Arial Nova Cond" w:hAnsi="Arial Nova Cond" w:cs="Times New Roman"/>
+                <w:b/>
+                <w:bCs/>
+                <w:color w:val="000000" w:themeColor="text1"/>
+                <w:sz w:val="20"/>
+                <w:szCs w:val="20"/>
+              </w:rPr>
+              <w:t>CATIVA</w:t>
             </w:r>
           </w:p>
         </w:tc>
         <w:tc>
           <w:tcPr>
             <w:tcW w:w="2015" w:type="dxa"/>
-            <w:tcBorders>
-              <w:top w:val="double" w:sz="4" w:space="0" w:color="47D459" w:themeColor="accent3" w:themeTint="99"/>
-              <w:left w:val="double" w:sz="4" w:space="0" w:color="47D459" w:themeColor="accent3" w:themeTint="99"/>
-              <w:bottom w:val="double" w:sz="4" w:space="0" w:color="47D459" w:themeColor="accent3" w:themeTint="99"/>
-              <w:right w:val="double" w:sz="4" w:space="0" w:color="47D459" w:themeColor="accent3" w:themeTint="99"/>
-            </w:tcBorders>
             <w:shd w:val="clear" w:color="auto" w:fill="C1F0C7" w:themeFill="accent3" w:themeFillTint="33"/>
             <w:vAlign w:val="center"/>
-            <w:hideMark/>
-          </w:tcPr>
-          <w:p>
-            <w:pPr>
-              <w:spacing w:after="160" w:line="276" w:lineRule="auto"/>
-              <w:ind w:right="-455"/>
-              <w:rPr>
-                <w:rFonts w:ascii="Arial Nova Cond Light" w:hAnsi="Arial Nova Cond Light" w:cs="Times New Roman"/>
-                <w:b/>
-                <w:bCs/>
-                <w:color w:val="000000" w:themeColor="text1"/>
-                <w:sz w:val="20"/>
-                <w:szCs w:val="20"/>
-              </w:rPr>
-            </w:pPr>
-            <w:r>
-              <w:rPr>
-                <w:rFonts w:ascii="Arial Nova Cond Light" w:hAnsi="Arial Nova Cond Light" w:cs="Times New Roman"/>
-                <w:b/>
-                <w:bCs/>
-                <w:color w:val="000000" w:themeColor="text1"/>
-                <w:sz w:val="20"/>
-                <w:szCs w:val="20"/>
-              </w:rPr>
-              <w:t>TÍTULO DE LA UNIDAD DIDÁCTICA.</w:t>
+          </w:tcPr>
+          <w:p>
+            <w:pPr>
+              <w:pStyle w:val="Prrafodelista"/>
+              <w:ind w:left="0"/>
+              <w:jc w:val="center"/>
+              <w:rPr>
+                <w:rFonts w:ascii="Arial Nova Cond" w:hAnsi="Arial Nova Cond" w:cs="Times New Roman"/>
+                <w:b/>
+                <w:bCs/>
+                <w:color w:val="000000" w:themeColor="text1"/>
+                <w:sz w:val="20"/>
+                <w:szCs w:val="20"/>
+              </w:rPr>
+            </w:pPr>
+            <w:r>
+              <w:rPr>
+                <w:rFonts w:ascii="Arial Nova Cond" w:hAnsi="Arial Nova Cond" w:cs="Times New Roman"/>
+                <w:b/>
+                <w:bCs/>
+                <w:color w:val="000000" w:themeColor="text1"/>
+                <w:sz w:val="20"/>
+                <w:szCs w:val="20"/>
+              </w:rPr>
+              <w:t>TÍTULO DE LA UNIDAD DID</w:t>
+            </w:r>
+            <w:r>
+              <w:rPr>
+                <w:rFonts w:ascii="Arial Nova Cond" w:hAnsi="Arial Nova Cond" w:cs="Times New Roman"/>
+                <w:b/>
+                <w:bCs/>
+                <w:color w:val="000000" w:themeColor="text1"/>
+                <w:sz w:val="20"/>
+                <w:szCs w:val="20"/>
+              </w:rPr>
+              <w:t>Á</w:t>
+            </w:r>
+            <w:r>
+              <w:rPr>
+                <w:rFonts w:ascii="Arial Nova Cond" w:hAnsi="Arial Nova Cond" w:cs="Times New Roman"/>
+                <w:b/>
+                <w:bCs/>
+                <w:color w:val="000000" w:themeColor="text1"/>
+                <w:sz w:val="20"/>
+                <w:szCs w:val="20"/>
+              </w:rPr>
+              <w:t>CTICA</w:t>
+            </w:r>
+            <w:r>
+              <w:rPr>
+                <w:rFonts w:ascii="Arial Nova Cond" w:hAnsi="Arial Nova Cond" w:cs="Times New Roman"/>
+                <w:b/>
+                <w:bCs/>
+                <w:color w:val="000000" w:themeColor="text1"/>
+                <w:sz w:val="20"/>
+                <w:szCs w:val="20"/>
+              </w:rPr>
+              <w:t>.</w:t>
             </w:r>
           </w:p>
         </w:tc>
         <w:tc>
           <w:tcPr>
             <w:tcW w:w="1634" w:type="dxa"/>
-            <w:tcBorders>
-              <w:top w:val="double" w:sz="4" w:space="0" w:color="47D459" w:themeColor="accent3" w:themeTint="99"/>
-              <w:left w:val="double" w:sz="4" w:space="0" w:color="47D459" w:themeColor="accent3" w:themeTint="99"/>
-              <w:bottom w:val="double" w:sz="4" w:space="0" w:color="47D459" w:themeColor="accent3" w:themeTint="99"/>
-              <w:right w:val="double" w:sz="4" w:space="0" w:color="47D459" w:themeColor="accent3" w:themeTint="99"/>
-            </w:tcBorders>
             <w:shd w:val="clear" w:color="auto" w:fill="C1F0C7" w:themeFill="accent3" w:themeFillTint="33"/>
             <w:vAlign w:val="center"/>
-            <w:hideMark/>
-          </w:tcPr>
-          <w:p>
-            <w:pPr>
-              <w:spacing w:after="160" w:line="276" w:lineRule="auto"/>
-              <w:ind w:right="-455"/>
-              <w:rPr>
-                <w:rFonts w:ascii="Arial Nova Cond Light" w:hAnsi="Arial Nova Cond Light" w:cs="Times New Roman"/>
-                <w:b/>
-                <w:bCs/>
-                <w:color w:val="000000" w:themeColor="text1"/>
-                <w:sz w:val="20"/>
-                <w:szCs w:val="20"/>
-              </w:rPr>
-            </w:pPr>
-            <w:r>
-              <w:rPr>
-                <w:rFonts w:ascii="Arial Nova Cond Light" w:hAnsi="Arial Nova Cond Light" w:cs="Times New Roman"/>
+          </w:tcPr>
+          <w:p>
+            <w:pPr>
+              <w:pStyle w:val="Prrafodelista"/>
+              <w:ind w:left="0"/>
+              <w:jc w:val="center"/>
+              <w:rPr>
+                <w:rFonts w:ascii="Arial Nova Cond" w:hAnsi="Arial Nova Cond" w:cs="Times New Roman"/>
+                <w:b/>
+                <w:bCs/>
+                <w:color w:val="000000" w:themeColor="text1"/>
+                <w:sz w:val="20"/>
+                <w:szCs w:val="20"/>
+              </w:rPr>
+            </w:pPr>
+            <w:r>
+              <w:rPr>
+                <w:rFonts w:ascii="Arial Nova Cond" w:hAnsi="Arial Nova Cond" w:cs="Times New Roman"/>
                 <w:b/>
                 <w:bCs/>
                 <w:color w:val="000000" w:themeColor="text1"/>
@@ -11513,32 +11557,26 @@
         <w:tc>
           <w:tcPr>
             <w:tcW w:w="1337" w:type="dxa"/>
-            <w:tcBorders>
-              <w:top w:val="double" w:sz="4" w:space="0" w:color="47D459" w:themeColor="accent3" w:themeTint="99"/>
-              <w:left w:val="double" w:sz="4" w:space="0" w:color="47D459" w:themeColor="accent3" w:themeTint="99"/>
-              <w:bottom w:val="double" w:sz="4" w:space="0" w:color="47D459" w:themeColor="accent3" w:themeTint="99"/>
-              <w:right w:val="double" w:sz="4" w:space="0" w:color="47D459" w:themeColor="accent3" w:themeTint="99"/>
-            </w:tcBorders>
             <w:shd w:val="clear" w:color="auto" w:fill="C1F0C7" w:themeFill="accent3" w:themeFillTint="33"/>
             <w:vAlign w:val="center"/>
-            <w:hideMark/>
-          </w:tcPr>
-          <w:p>
-            <w:pPr>
-              <w:spacing w:after="160" w:line="276" w:lineRule="auto"/>
-              <w:ind w:right="-455"/>
-              <w:rPr>
-                <w:rFonts w:ascii="Arial Nova Cond Light" w:hAnsi="Arial Nova Cond Light" w:cs="Times New Roman"/>
-                <w:b/>
-                <w:bCs/>
-                <w:color w:val="000000" w:themeColor="text1"/>
-                <w:sz w:val="20"/>
-                <w:szCs w:val="20"/>
-              </w:rPr>
-            </w:pPr>
-            <w:r>
-              <w:rPr>
-                <w:rFonts w:ascii="Arial Nova Cond Light" w:hAnsi="Arial Nova Cond Light" w:cs="Times New Roman"/>
+          </w:tcPr>
+          <w:p>
+            <w:pPr>
+              <w:pStyle w:val="Prrafodelista"/>
+              <w:ind w:left="0"/>
+              <w:jc w:val="center"/>
+              <w:rPr>
+                <w:rFonts w:ascii="Arial Nova Cond" w:hAnsi="Arial Nova Cond" w:cs="Times New Roman"/>
+                <w:b/>
+                <w:bCs/>
+                <w:color w:val="000000" w:themeColor="text1"/>
+                <w:sz w:val="20"/>
+                <w:szCs w:val="20"/>
+              </w:rPr>
+            </w:pPr>
+            <w:r>
+              <w:rPr>
+                <w:rFonts w:ascii="Arial Nova Cond" w:hAnsi="Arial Nova Cond" w:cs="Times New Roman"/>
                 <w:b/>
                 <w:bCs/>
                 <w:color w:val="000000" w:themeColor="text1"/>
@@ -11559,24 +11597,23 @@
           <w:tcPr>
             <w:tcW w:w="875" w:type="dxa"/>
             <w:vMerge w:val="restart"/>
-            <w:tcBorders>
-              <w:top w:val="double" w:sz="4" w:space="0" w:color="47D459" w:themeColor="accent3" w:themeTint="99"/>
-              <w:left w:val="double" w:sz="4" w:space="0" w:color="47D459" w:themeColor="accent3" w:themeTint="99"/>
-              <w:bottom w:val="double" w:sz="4" w:space="0" w:color="47D459" w:themeColor="accent3" w:themeTint="99"/>
-              <w:right w:val="double" w:sz="4" w:space="0" w:color="47D459" w:themeColor="accent3" w:themeTint="99"/>
-            </w:tcBorders>
-            <w:vAlign w:val="center"/>
-            <w:hideMark/>
-          </w:tcPr>
-          <w:p>
-            <w:pPr>
-              <w:spacing w:after="160" w:line="276" w:lineRule="auto"/>
-              <w:ind w:right="-455"/>
-              <w:rPr>
-                <w:rFonts w:ascii="Arial Nova Cond Light" w:hAnsi="Arial Nova Cond Light" w:cs="Times New Roman"/>
-                <w:b/>
-                <w:bCs/>
-                <w:color w:val="000000" w:themeColor="text1"/>
+            <w:vAlign w:val="center"/>
+          </w:tcPr>
+          <w:p>
+            <w:pPr>
+              <w:pStyle w:val="Prrafodelista"/>
+              <w:tabs>
+                <w:tab w:val="left" w:pos="0"/>
+                <w:tab w:val="left" w:pos="142"/>
+                <w:tab w:val="left" w:pos="284"/>
+              </w:tabs>
+              <w:spacing w:line="276" w:lineRule="auto"/>
+              <w:ind w:left="0"/>
+              <w:jc w:val="center"/>
+              <w:rPr>
+                <w:rFonts w:ascii="Arial Nova Cond" w:eastAsia="Calibri" w:hAnsi="Arial Nova Cond" w:cs="Times New Roman"/>
+                <w:b/>
+                <w:bCs/>
                 <w:sz w:val="20"/>
                 <w:szCs w:val="20"/>
                 <w:lang w:val="es-ES_tradnl"/>
@@ -11584,10 +11621,9 @@
             </w:pPr>
             <w:r>
               <w:rPr>
-                <w:rFonts w:ascii="Arial Nova Cond Light" w:hAnsi="Arial Nova Cond Light" w:cs="Times New Roman"/>
-                <w:b/>
-                <w:bCs/>
-                <w:color w:val="000000" w:themeColor="text1"/>
+                <w:rFonts w:ascii="Arial Nova Cond" w:eastAsia="Calibri" w:hAnsi="Arial Nova Cond" w:cs="Times New Roman"/>
+                <w:b/>
+                <w:bCs/>
                 <w:sz w:val="20"/>
                 <w:szCs w:val="20"/>
                 <w:lang w:val="es-ES_tradnl"/>
@@ -11599,24 +11635,23 @@
         <w:tc>
           <w:tcPr>
             <w:tcW w:w="1095" w:type="dxa"/>
-            <w:tcBorders>
-              <w:top w:val="double" w:sz="4" w:space="0" w:color="47D459" w:themeColor="accent3" w:themeTint="99"/>
-              <w:left w:val="double" w:sz="4" w:space="0" w:color="47D459" w:themeColor="accent3" w:themeTint="99"/>
-              <w:bottom w:val="double" w:sz="4" w:space="0" w:color="47D459" w:themeColor="accent3" w:themeTint="99"/>
-              <w:right w:val="double" w:sz="4" w:space="0" w:color="47D459" w:themeColor="accent3" w:themeTint="99"/>
-            </w:tcBorders>
-            <w:vAlign w:val="center"/>
-            <w:hideMark/>
-          </w:tcPr>
-          <w:p>
-            <w:pPr>
-              <w:spacing w:after="160" w:line="276" w:lineRule="auto"/>
-              <w:ind w:right="-455"/>
-              <w:rPr>
-                <w:rFonts w:ascii="Arial Nova Cond Light" w:hAnsi="Arial Nova Cond Light" w:cs="Times New Roman"/>
-                <w:b/>
-                <w:bCs/>
-                <w:color w:val="000000" w:themeColor="text1"/>
+            <w:vAlign w:val="center"/>
+          </w:tcPr>
+          <w:p>
+            <w:pPr>
+              <w:pStyle w:val="Prrafodelista"/>
+              <w:tabs>
+                <w:tab w:val="left" w:pos="0"/>
+                <w:tab w:val="left" w:pos="142"/>
+                <w:tab w:val="left" w:pos="284"/>
+              </w:tabs>
+              <w:spacing w:line="276" w:lineRule="auto"/>
+              <w:ind w:left="0"/>
+              <w:jc w:val="center"/>
+              <w:rPr>
+                <w:rFonts w:ascii="Arial Nova Cond" w:eastAsia="Calibri" w:hAnsi="Arial Nova Cond" w:cs="Times New Roman"/>
+                <w:b/>
+                <w:bCs/>
                 <w:sz w:val="20"/>
                 <w:szCs w:val="20"/>
                 <w:lang w:val="es-ES_tradnl"/>
@@ -11624,10 +11659,9 @@
             </w:pPr>
             <w:r>
               <w:rPr>
-                <w:rFonts w:ascii="Arial Nova Cond Light" w:hAnsi="Arial Nova Cond Light" w:cs="Times New Roman"/>
-                <w:b/>
-                <w:bCs/>
-                <w:color w:val="000000" w:themeColor="text1"/>
+                <w:rFonts w:ascii="Arial Nova Cond" w:eastAsia="Calibri" w:hAnsi="Arial Nova Cond" w:cs="Times New Roman"/>
+                <w:b/>
+                <w:bCs/>
                 <w:sz w:val="20"/>
                 <w:szCs w:val="20"/>
                 <w:lang w:val="es-ES_tradnl"/>
@@ -11639,24 +11673,21 @@
         <w:tc>
           <w:tcPr>
             <w:tcW w:w="1726" w:type="dxa"/>
-            <w:tcBorders>
-              <w:top w:val="double" w:sz="4" w:space="0" w:color="47D459" w:themeColor="accent3" w:themeTint="99"/>
-              <w:left w:val="double" w:sz="4" w:space="0" w:color="47D459" w:themeColor="accent3" w:themeTint="99"/>
-              <w:bottom w:val="double" w:sz="4" w:space="0" w:color="47D459" w:themeColor="accent3" w:themeTint="99"/>
-              <w:right w:val="double" w:sz="4" w:space="0" w:color="47D459" w:themeColor="accent3" w:themeTint="99"/>
-            </w:tcBorders>
-            <w:vAlign w:val="center"/>
-            <w:hideMark/>
-          </w:tcPr>
-          <w:p>
-            <w:pPr>
-              <w:spacing w:after="160" w:line="276" w:lineRule="auto"/>
-              <w:ind w:right="-455"/>
-              <w:rPr>
-                <w:rFonts w:ascii="Arial Nova Cond Light" w:hAnsi="Arial Nova Cond Light" w:cs="Times New Roman"/>
-                <w:b/>
-                <w:bCs/>
-                <w:color w:val="000000" w:themeColor="text1"/>
+            <w:vAlign w:val="center"/>
+          </w:tcPr>
+          <w:p>
+            <w:pPr>
+              <w:pStyle w:val="Prrafodelista"/>
+              <w:tabs>
+                <w:tab w:val="left" w:pos="0"/>
+                <w:tab w:val="left" w:pos="142"/>
+                <w:tab w:val="left" w:pos="284"/>
+              </w:tabs>
+              <w:spacing w:line="276" w:lineRule="auto"/>
+              <w:ind w:left="0"/>
+              <w:jc w:val="both"/>
+              <w:rPr>
+                <w:rFonts w:ascii="Arial Nova Cond" w:eastAsia="Calibri" w:hAnsi="Arial Nova Cond" w:cs="Times New Roman"/>
                 <w:sz w:val="20"/>
                 <w:szCs w:val="20"/>
                 <w:lang w:val="es-ES_tradnl"/>
@@ -11664,10 +11695,7 @@
             </w:pPr>
             <w:r>
               <w:rPr>
-                <w:rFonts w:ascii="Arial Nova Cond Light" w:hAnsi="Arial Nova Cond Light" w:cs="Times New Roman"/>
-                <w:b/>
-                <w:bCs/>
-                <w:color w:val="000000" w:themeColor="text1"/>
+                <w:rFonts w:ascii="Arial Nova Cond" w:eastAsia="Calibri" w:hAnsi="Arial Nova Cond" w:cs="Times New Roman"/>
                 <w:sz w:val="20"/>
                 <w:szCs w:val="20"/>
                 <w:lang w:val="es-ES_tradnl"/>
@@ -11679,24 +11707,21 @@
         <w:tc>
           <w:tcPr>
             <w:tcW w:w="6169" w:type="dxa"/>
-            <w:tcBorders>
-              <w:top w:val="double" w:sz="4" w:space="0" w:color="47D459" w:themeColor="accent3" w:themeTint="99"/>
-              <w:left w:val="double" w:sz="4" w:space="0" w:color="47D459" w:themeColor="accent3" w:themeTint="99"/>
-              <w:bottom w:val="double" w:sz="4" w:space="0" w:color="47D459" w:themeColor="accent3" w:themeTint="99"/>
-              <w:right w:val="double" w:sz="4" w:space="0" w:color="47D459" w:themeColor="accent3" w:themeTint="99"/>
-            </w:tcBorders>
-            <w:vAlign w:val="center"/>
-            <w:hideMark/>
-          </w:tcPr>
-          <w:p>
-            <w:pPr>
-              <w:spacing w:after="160" w:line="276" w:lineRule="auto"/>
-              <w:ind w:right="-455"/>
-              <w:rPr>
-                <w:rFonts w:ascii="Arial Nova Cond Light" w:hAnsi="Arial Nova Cond Light" w:cs="Times New Roman"/>
-                <w:b/>
-                <w:bCs/>
-                <w:color w:val="000000" w:themeColor="text1"/>
+            <w:vAlign w:val="center"/>
+          </w:tcPr>
+          <w:p>
+            <w:pPr>
+              <w:pStyle w:val="Prrafodelista"/>
+              <w:tabs>
+                <w:tab w:val="left" w:pos="0"/>
+                <w:tab w:val="left" w:pos="142"/>
+                <w:tab w:val="left" w:pos="284"/>
+              </w:tabs>
+              <w:spacing w:line="276" w:lineRule="auto"/>
+              <w:ind w:left="0"/>
+              <w:jc w:val="both"/>
+              <w:rPr>
+                <w:rFonts w:ascii="Arial Nova Cond" w:eastAsia="Calibri" w:hAnsi="Arial Nova Cond" w:cs="Times New Roman"/>
                 <w:sz w:val="20"/>
                 <w:szCs w:val="20"/>
                 <w:lang w:val="es-ES_tradnl"/>
@@ -11704,10 +11729,7 @@
             </w:pPr>
             <w:r>
               <w:rPr>
-                <w:rFonts w:ascii="Arial Nova Cond Light" w:hAnsi="Arial Nova Cond Light" w:cs="Times New Roman"/>
-                <w:b/>
-                <w:bCs/>
-                <w:color w:val="000000" w:themeColor="text1"/>
+                <w:rFonts w:ascii="Arial Nova Cond" w:eastAsia="Calibri" w:hAnsi="Arial Nova Cond" w:cs="Times New Roman"/>
                 <w:sz w:val="20"/>
                 <w:szCs w:val="20"/>
                 <w:lang w:val="es-ES_tradnl"/>
@@ -11719,34 +11741,27 @@
         <w:tc>
           <w:tcPr>
             <w:tcW w:w="2015" w:type="dxa"/>
-            <w:tcBorders>
-              <w:top w:val="double" w:sz="4" w:space="0" w:color="47D459" w:themeColor="accent3" w:themeTint="99"/>
-              <w:left w:val="double" w:sz="4" w:space="0" w:color="47D459" w:themeColor="accent3" w:themeTint="99"/>
-              <w:bottom w:val="double" w:sz="4" w:space="0" w:color="47D459" w:themeColor="accent3" w:themeTint="99"/>
-              <w:right w:val="double" w:sz="4" w:space="0" w:color="47D459" w:themeColor="accent3" w:themeTint="99"/>
-            </w:tcBorders>
-            <w:vAlign w:val="center"/>
-            <w:hideMark/>
-          </w:tcPr>
-          <w:p>
-            <w:pPr>
-              <w:spacing w:after="160" w:line="276" w:lineRule="auto"/>
-              <w:ind w:right="-455"/>
-              <w:rPr>
-                <w:rFonts w:ascii="Arial Nova Cond Light" w:hAnsi="Arial Nova Cond Light" w:cs="Times New Roman"/>
-                <w:b/>
-                <w:bCs/>
-                <w:color w:val="000000" w:themeColor="text1"/>
-                <w:sz w:val="20"/>
-                <w:szCs w:val="20"/>
-              </w:rPr>
-            </w:pPr>
-            <w:r>
-              <w:rPr>
-                <w:rFonts w:ascii="Arial Nova Cond Light" w:hAnsi="Arial Nova Cond Light" w:cs="Times New Roman"/>
-                <w:b/>
-                <w:bCs/>
-                <w:color w:val="000000" w:themeColor="text1"/>
+            <w:vAlign w:val="center"/>
+          </w:tcPr>
+          <w:p>
+            <w:pPr>
+              <w:autoSpaceDE w:val="0"/>
+              <w:autoSpaceDN w:val="0"/>
+              <w:adjustRightInd w:val="0"/>
+              <w:jc w:val="center"/>
+              <w:rPr>
+                <w:rFonts w:ascii="Arial Nova Cond" w:hAnsi="Arial Nova Cond" w:cs="Arial"/>
+                <w:color w:val="000000"/>
+                <w:kern w:val="0"/>
+                <w:sz w:val="20"/>
+                <w:szCs w:val="20"/>
+              </w:rPr>
+            </w:pPr>
+            <w:r>
+              <w:rPr>
+                <w:rFonts w:ascii="Arial Nova Cond" w:hAnsi="Arial Nova Cond" w:cs="Arial"/>
+                <w:color w:val="000000"/>
+                <w:kern w:val="0"/>
                 <w:sz w:val="20"/>
                 <w:szCs w:val="20"/>
               </w:rPr>
@@ -11757,34 +11772,27 @@
         <w:tc>
           <w:tcPr>
             <w:tcW w:w="1634" w:type="dxa"/>
-            <w:tcBorders>
-              <w:top w:val="double" w:sz="4" w:space="0" w:color="47D459" w:themeColor="accent3" w:themeTint="99"/>
-              <w:left w:val="double" w:sz="4" w:space="0" w:color="47D459" w:themeColor="accent3" w:themeTint="99"/>
-              <w:bottom w:val="double" w:sz="4" w:space="0" w:color="47D459" w:themeColor="accent3" w:themeTint="99"/>
-              <w:right w:val="double" w:sz="4" w:space="0" w:color="47D459" w:themeColor="accent3" w:themeTint="99"/>
-            </w:tcBorders>
-            <w:vAlign w:val="center"/>
-            <w:hideMark/>
-          </w:tcPr>
-          <w:p>
-            <w:pPr>
-              <w:spacing w:after="160" w:line="276" w:lineRule="auto"/>
-              <w:ind w:right="-455"/>
-              <w:rPr>
-                <w:rFonts w:ascii="Arial Nova Cond Light" w:hAnsi="Arial Nova Cond Light" w:cs="Times New Roman"/>
-                <w:b/>
-                <w:bCs/>
-                <w:color w:val="000000" w:themeColor="text1"/>
-                <w:sz w:val="20"/>
-                <w:szCs w:val="20"/>
-              </w:rPr>
-            </w:pPr>
-            <w:r>
-              <w:rPr>
-                <w:rFonts w:ascii="Arial Nova Cond Light" w:hAnsi="Arial Nova Cond Light" w:cs="Times New Roman"/>
-                <w:b/>
-                <w:bCs/>
-                <w:color w:val="000000" w:themeColor="text1"/>
+            <w:vAlign w:val="center"/>
+          </w:tcPr>
+          <w:p>
+            <w:pPr>
+              <w:autoSpaceDE w:val="0"/>
+              <w:autoSpaceDN w:val="0"/>
+              <w:adjustRightInd w:val="0"/>
+              <w:jc w:val="both"/>
+              <w:rPr>
+                <w:rFonts w:ascii="Arial Nova Cond" w:hAnsi="Arial Nova Cond" w:cs="Arial"/>
+                <w:color w:val="000000"/>
+                <w:kern w:val="0"/>
+                <w:sz w:val="20"/>
+                <w:szCs w:val="20"/>
+              </w:rPr>
+            </w:pPr>
+            <w:r>
+              <w:rPr>
+                <w:rFonts w:ascii="Arial Nova Cond" w:hAnsi="Arial Nova Cond" w:cs="Arial"/>
+                <w:color w:val="000000"/>
+                <w:kern w:val="0"/>
                 <w:sz w:val="20"/>
                 <w:szCs w:val="20"/>
               </w:rPr>
@@ -11795,34 +11803,27 @@
         <w:tc>
           <w:tcPr>
             <w:tcW w:w="1337" w:type="dxa"/>
-            <w:tcBorders>
-              <w:top w:val="double" w:sz="4" w:space="0" w:color="47D459" w:themeColor="accent3" w:themeTint="99"/>
-              <w:left w:val="double" w:sz="4" w:space="0" w:color="47D459" w:themeColor="accent3" w:themeTint="99"/>
-              <w:bottom w:val="double" w:sz="4" w:space="0" w:color="47D459" w:themeColor="accent3" w:themeTint="99"/>
-              <w:right w:val="double" w:sz="4" w:space="0" w:color="47D459" w:themeColor="accent3" w:themeTint="99"/>
-            </w:tcBorders>
-            <w:vAlign w:val="center"/>
-            <w:hideMark/>
-          </w:tcPr>
-          <w:p>
-            <w:pPr>
-              <w:spacing w:after="160" w:line="276" w:lineRule="auto"/>
-              <w:ind w:right="-455"/>
-              <w:rPr>
-                <w:rFonts w:ascii="Arial Nova Cond Light" w:hAnsi="Arial Nova Cond Light" w:cs="Times New Roman"/>
-                <w:b/>
-                <w:bCs/>
-                <w:color w:val="000000" w:themeColor="text1"/>
-                <w:sz w:val="20"/>
-                <w:szCs w:val="20"/>
-              </w:rPr>
-            </w:pPr>
-            <w:r>
-              <w:rPr>
-                <w:rFonts w:ascii="Arial Nova Cond Light" w:hAnsi="Arial Nova Cond Light" w:cs="Times New Roman"/>
-                <w:b/>
-                <w:bCs/>
-                <w:color w:val="000000" w:themeColor="text1"/>
+            <w:vAlign w:val="center"/>
+          </w:tcPr>
+          <w:p>
+            <w:pPr>
+              <w:autoSpaceDE w:val="0"/>
+              <w:autoSpaceDN w:val="0"/>
+              <w:adjustRightInd w:val="0"/>
+              <w:jc w:val="center"/>
+              <w:rPr>
+                <w:rFonts w:ascii="Arial Nova Cond" w:hAnsi="Arial Nova Cond" w:cs="Arial"/>
+                <w:color w:val="000000"/>
+                <w:kern w:val="0"/>
+                <w:sz w:val="20"/>
+                <w:szCs w:val="20"/>
+              </w:rPr>
+            </w:pPr>
+            <w:r>
+              <w:rPr>
+                <w:rFonts w:ascii="Arial Nova Cond" w:hAnsi="Arial Nova Cond" w:cs="Arial"/>
+                <w:color w:val="000000"/>
+                <w:kern w:val="0"/>
                 <w:sz w:val="20"/>
                 <w:szCs w:val="20"/>
               </w:rPr>
@@ -11840,24 +11841,23 @@
           <w:tcPr>
             <w:tcW w:w="875" w:type="dxa"/>
             <w:vMerge/>
-            <w:tcBorders>
-              <w:top w:val="double" w:sz="4" w:space="0" w:color="47D459" w:themeColor="accent3" w:themeTint="99"/>
-              <w:left w:val="double" w:sz="4" w:space="0" w:color="47D459" w:themeColor="accent3" w:themeTint="99"/>
-              <w:bottom w:val="double" w:sz="4" w:space="0" w:color="47D459" w:themeColor="accent3" w:themeTint="99"/>
-              <w:right w:val="double" w:sz="4" w:space="0" w:color="47D459" w:themeColor="accent3" w:themeTint="99"/>
-            </w:tcBorders>
-            <w:vAlign w:val="center"/>
-            <w:hideMark/>
-          </w:tcPr>
-          <w:p>
-            <w:pPr>
-              <w:spacing w:after="160" w:line="276" w:lineRule="auto"/>
-              <w:ind w:right="-455"/>
-              <w:rPr>
-                <w:rFonts w:ascii="Arial Nova Cond Light" w:hAnsi="Arial Nova Cond Light" w:cs="Times New Roman"/>
-                <w:b/>
-                <w:bCs/>
-                <w:color w:val="000000" w:themeColor="text1"/>
+            <w:vAlign w:val="center"/>
+          </w:tcPr>
+          <w:p>
+            <w:pPr>
+              <w:pStyle w:val="Prrafodelista"/>
+              <w:tabs>
+                <w:tab w:val="left" w:pos="0"/>
+                <w:tab w:val="left" w:pos="142"/>
+                <w:tab w:val="left" w:pos="284"/>
+              </w:tabs>
+              <w:spacing w:line="276" w:lineRule="auto"/>
+              <w:ind w:left="0"/>
+              <w:jc w:val="center"/>
+              <w:rPr>
+                <w:rFonts w:ascii="Arial Nova Cond" w:eastAsia="Calibri" w:hAnsi="Arial Nova Cond" w:cs="Times New Roman"/>
+                <w:b/>
+                <w:bCs/>
                 <w:sz w:val="20"/>
                 <w:szCs w:val="20"/>
                 <w:lang w:val="es-ES_tradnl"/>
@@ -11868,24 +11868,23 @@
         <w:tc>
           <w:tcPr>
             <w:tcW w:w="1095" w:type="dxa"/>
-            <w:tcBorders>
-              <w:top w:val="double" w:sz="4" w:space="0" w:color="47D459" w:themeColor="accent3" w:themeTint="99"/>
-              <w:left w:val="double" w:sz="4" w:space="0" w:color="47D459" w:themeColor="accent3" w:themeTint="99"/>
-              <w:bottom w:val="double" w:sz="4" w:space="0" w:color="47D459" w:themeColor="accent3" w:themeTint="99"/>
-              <w:right w:val="double" w:sz="4" w:space="0" w:color="47D459" w:themeColor="accent3" w:themeTint="99"/>
-            </w:tcBorders>
-            <w:vAlign w:val="center"/>
-            <w:hideMark/>
-          </w:tcPr>
-          <w:p>
-            <w:pPr>
-              <w:spacing w:after="160" w:line="276" w:lineRule="auto"/>
-              <w:ind w:right="-455"/>
-              <w:rPr>
-                <w:rFonts w:ascii="Arial Nova Cond Light" w:hAnsi="Arial Nova Cond Light" w:cs="Times New Roman"/>
-                <w:b/>
-                <w:bCs/>
-                <w:color w:val="000000" w:themeColor="text1"/>
+            <w:vAlign w:val="center"/>
+          </w:tcPr>
+          <w:p>
+            <w:pPr>
+              <w:pStyle w:val="Prrafodelista"/>
+              <w:tabs>
+                <w:tab w:val="left" w:pos="0"/>
+                <w:tab w:val="left" w:pos="142"/>
+                <w:tab w:val="left" w:pos="284"/>
+              </w:tabs>
+              <w:spacing w:line="276" w:lineRule="auto"/>
+              <w:ind w:left="0"/>
+              <w:jc w:val="center"/>
+              <w:rPr>
+                <w:rFonts w:ascii="Arial Nova Cond" w:eastAsia="Calibri" w:hAnsi="Arial Nova Cond" w:cs="Times New Roman"/>
+                <w:b/>
+                <w:bCs/>
                 <w:sz w:val="20"/>
                 <w:szCs w:val="20"/>
                 <w:lang w:val="es-ES_tradnl"/>
@@ -11893,10 +11892,9 @@
             </w:pPr>
             <w:r>
               <w:rPr>
-                <w:rFonts w:ascii="Arial Nova Cond Light" w:hAnsi="Arial Nova Cond Light" w:cs="Times New Roman"/>
-                <w:b/>
-                <w:bCs/>
-                <w:color w:val="000000" w:themeColor="text1"/>
+                <w:rFonts w:ascii="Arial Nova Cond" w:eastAsia="Calibri" w:hAnsi="Arial Nova Cond" w:cs="Times New Roman"/>
+                <w:b/>
+                <w:bCs/>
                 <w:sz w:val="20"/>
                 <w:szCs w:val="20"/>
                 <w:lang w:val="es-ES_tradnl"/>
@@ -11908,34 +11906,21 @@
         <w:tc>
           <w:tcPr>
             <w:tcW w:w="1726" w:type="dxa"/>
-            <w:tcBorders>
-              <w:top w:val="double" w:sz="4" w:space="0" w:color="47D459" w:themeColor="accent3" w:themeTint="99"/>
-              <w:left w:val="double" w:sz="4" w:space="0" w:color="47D459" w:themeColor="accent3" w:themeTint="99"/>
-              <w:bottom w:val="double" w:sz="4" w:space="0" w:color="47D459" w:themeColor="accent3" w:themeTint="99"/>
-              <w:right w:val="double" w:sz="4" w:space="0" w:color="47D459" w:themeColor="accent3" w:themeTint="99"/>
-            </w:tcBorders>
-            <w:vAlign w:val="center"/>
-            <w:hideMark/>
-          </w:tcPr>
-          <w:p>
-            <w:pPr>
-              <w:spacing w:after="160" w:line="276" w:lineRule="auto"/>
-              <w:ind w:right="-455"/>
-              <w:rPr>
-                <w:rFonts w:ascii="Arial Nova Cond Light" w:hAnsi="Arial Nova Cond Light" w:cs="Times New Roman"/>
-                <w:b/>
-                <w:bCs/>
-                <w:color w:val="000000" w:themeColor="text1"/>
-                <w:sz w:val="20"/>
-                <w:szCs w:val="20"/>
-              </w:rPr>
-            </w:pPr>
-            <w:r>
-              <w:rPr>
-                <w:rFonts w:ascii="Arial Nova Cond Light" w:hAnsi="Arial Nova Cond Light" w:cs="Times New Roman"/>
-                <w:b/>
-                <w:bCs/>
-                <w:color w:val="000000" w:themeColor="text1"/>
+            <w:vAlign w:val="center"/>
+          </w:tcPr>
+          <w:p>
+            <w:pPr>
+              <w:pStyle w:val="NormalWeb"/>
+              <w:jc w:val="both"/>
+              <w:rPr>
+                <w:rFonts w:ascii="Arial Nova Cond" w:hAnsi="Arial Nova Cond"/>
+                <w:sz w:val="20"/>
+                <w:szCs w:val="20"/>
+              </w:rPr>
+            </w:pPr>
+            <w:r>
+              <w:rPr>
+                <w:rFonts w:ascii="Arial Nova Cond" w:eastAsia="Calibri" w:hAnsi="Arial Nova Cond"/>
                 <w:sz w:val="20"/>
                 <w:szCs w:val="20"/>
                 <w:lang w:val="es-ES_tradnl"/>
@@ -11947,24 +11932,21 @@
         <w:tc>
           <w:tcPr>
             <w:tcW w:w="6169" w:type="dxa"/>
-            <w:tcBorders>
-              <w:top w:val="double" w:sz="4" w:space="0" w:color="47D459" w:themeColor="accent3" w:themeTint="99"/>
-              <w:left w:val="double" w:sz="4" w:space="0" w:color="47D459" w:themeColor="accent3" w:themeTint="99"/>
-              <w:bottom w:val="double" w:sz="4" w:space="0" w:color="47D459" w:themeColor="accent3" w:themeTint="99"/>
-              <w:right w:val="double" w:sz="4" w:space="0" w:color="47D459" w:themeColor="accent3" w:themeTint="99"/>
-            </w:tcBorders>
-            <w:vAlign w:val="center"/>
-            <w:hideMark/>
-          </w:tcPr>
-          <w:p>
-            <w:pPr>
-              <w:spacing w:after="160" w:line="276" w:lineRule="auto"/>
-              <w:ind w:right="-455"/>
-              <w:rPr>
-                <w:rFonts w:ascii="Arial Nova Cond Light" w:hAnsi="Arial Nova Cond Light" w:cs="Times New Roman"/>
-                <w:b/>
-                <w:bCs/>
-                <w:color w:val="000000" w:themeColor="text1"/>
+            <w:vAlign w:val="center"/>
+          </w:tcPr>
+          <w:p>
+            <w:pPr>
+              <w:pStyle w:val="Prrafodelista"/>
+              <w:tabs>
+                <w:tab w:val="left" w:pos="0"/>
+                <w:tab w:val="left" w:pos="142"/>
+                <w:tab w:val="left" w:pos="284"/>
+              </w:tabs>
+              <w:spacing w:line="276" w:lineRule="auto"/>
+              <w:ind w:left="0"/>
+              <w:jc w:val="both"/>
+              <w:rPr>
+                <w:rFonts w:ascii="Arial Nova Cond" w:eastAsia="Calibri" w:hAnsi="Arial Nova Cond" w:cs="Times New Roman"/>
                 <w:sz w:val="20"/>
                 <w:szCs w:val="20"/>
                 <w:lang w:val="es-ES_tradnl"/>
@@ -11972,10 +11954,7 @@
             </w:pPr>
             <w:r>
               <w:rPr>
-                <w:rFonts w:ascii="Arial Nova Cond Light" w:hAnsi="Arial Nova Cond Light" w:cs="Times New Roman"/>
-                <w:b/>
-                <w:bCs/>
-                <w:color w:val="000000" w:themeColor="text1"/>
+                <w:rFonts w:ascii="Arial Nova Cond" w:eastAsia="Calibri" w:hAnsi="Arial Nova Cond" w:cs="Times New Roman"/>
                 <w:sz w:val="20"/>
                 <w:szCs w:val="20"/>
                 <w:lang w:val="es-ES_tradnl"/>
@@ -11987,34 +11966,27 @@
         <w:tc>
           <w:tcPr>
             <w:tcW w:w="2015" w:type="dxa"/>
-            <w:tcBorders>
-              <w:top w:val="double" w:sz="4" w:space="0" w:color="47D459" w:themeColor="accent3" w:themeTint="99"/>
-              <w:left w:val="double" w:sz="4" w:space="0" w:color="47D459" w:themeColor="accent3" w:themeTint="99"/>
-              <w:bottom w:val="double" w:sz="4" w:space="0" w:color="47D459" w:themeColor="accent3" w:themeTint="99"/>
-              <w:right w:val="double" w:sz="4" w:space="0" w:color="47D459" w:themeColor="accent3" w:themeTint="99"/>
-            </w:tcBorders>
-            <w:vAlign w:val="center"/>
-            <w:hideMark/>
-          </w:tcPr>
-          <w:p>
-            <w:pPr>
-              <w:spacing w:after="160" w:line="276" w:lineRule="auto"/>
-              <w:ind w:right="-455"/>
-              <w:rPr>
-                <w:rFonts w:ascii="Arial Nova Cond Light" w:hAnsi="Arial Nova Cond Light" w:cs="Times New Roman"/>
-                <w:b/>
-                <w:bCs/>
-                <w:color w:val="000000" w:themeColor="text1"/>
-                <w:sz w:val="20"/>
-                <w:szCs w:val="20"/>
-              </w:rPr>
-            </w:pPr>
-            <w:r>
-              <w:rPr>
-                <w:rFonts w:ascii="Arial Nova Cond Light" w:hAnsi="Arial Nova Cond Light" w:cs="Times New Roman"/>
-                <w:b/>
-                <w:bCs/>
-                <w:color w:val="000000" w:themeColor="text1"/>
+            <w:vAlign w:val="center"/>
+          </w:tcPr>
+          <w:p>
+            <w:pPr>
+              <w:autoSpaceDE w:val="0"/>
+              <w:autoSpaceDN w:val="0"/>
+              <w:adjustRightInd w:val="0"/>
+              <w:jc w:val="center"/>
+              <w:rPr>
+                <w:rFonts w:ascii="Arial Nova Cond" w:hAnsi="Arial Nova Cond" w:cs="Arial"/>
+                <w:color w:val="000000" w:themeColor="text1"/>
+                <w:kern w:val="0"/>
+                <w:sz w:val="20"/>
+                <w:szCs w:val="20"/>
+              </w:rPr>
+            </w:pPr>
+            <w:r>
+              <w:rPr>
+                <w:rFonts w:ascii="Arial Nova Cond" w:hAnsi="Arial Nova Cond" w:cs="Arial"/>
+                <w:color w:val="000000"/>
+                <w:kern w:val="0"/>
                 <w:sz w:val="20"/>
                 <w:szCs w:val="20"/>
               </w:rPr>
@@ -12025,34 +11997,27 @@
         <w:tc>
           <w:tcPr>
             <w:tcW w:w="1634" w:type="dxa"/>
-            <w:tcBorders>
-              <w:top w:val="double" w:sz="4" w:space="0" w:color="47D459" w:themeColor="accent3" w:themeTint="99"/>
-              <w:left w:val="double" w:sz="4" w:space="0" w:color="47D459" w:themeColor="accent3" w:themeTint="99"/>
-              <w:bottom w:val="double" w:sz="4" w:space="0" w:color="47D459" w:themeColor="accent3" w:themeTint="99"/>
-              <w:right w:val="double" w:sz="4" w:space="0" w:color="47D459" w:themeColor="accent3" w:themeTint="99"/>
-            </w:tcBorders>
-            <w:vAlign w:val="center"/>
-            <w:hideMark/>
-          </w:tcPr>
-          <w:p>
-            <w:pPr>
-              <w:spacing w:after="160" w:line="276" w:lineRule="auto"/>
-              <w:ind w:right="-455"/>
-              <w:rPr>
-                <w:rFonts w:ascii="Arial Nova Cond Light" w:hAnsi="Arial Nova Cond Light" w:cs="Times New Roman"/>
-                <w:b/>
-                <w:bCs/>
-                <w:color w:val="000000" w:themeColor="text1"/>
-                <w:sz w:val="20"/>
-                <w:szCs w:val="20"/>
-              </w:rPr>
-            </w:pPr>
-            <w:r>
-              <w:rPr>
-                <w:rFonts w:ascii="Arial Nova Cond Light" w:hAnsi="Arial Nova Cond Light" w:cs="Times New Roman"/>
-                <w:b/>
-                <w:bCs/>
-                <w:color w:val="000000" w:themeColor="text1"/>
+            <w:vAlign w:val="center"/>
+          </w:tcPr>
+          <w:p>
+            <w:pPr>
+              <w:autoSpaceDE w:val="0"/>
+              <w:autoSpaceDN w:val="0"/>
+              <w:adjustRightInd w:val="0"/>
+              <w:jc w:val="both"/>
+              <w:rPr>
+                <w:rFonts w:ascii="Arial Nova Cond" w:hAnsi="Arial Nova Cond" w:cs="Arial"/>
+                <w:color w:val="000000"/>
+                <w:kern w:val="0"/>
+                <w:sz w:val="20"/>
+                <w:szCs w:val="20"/>
+              </w:rPr>
+            </w:pPr>
+            <w:r>
+              <w:rPr>
+                <w:rFonts w:ascii="Arial Nova Cond" w:hAnsi="Arial Nova Cond" w:cs="Arial"/>
+                <w:color w:val="000000"/>
+                <w:kern w:val="0"/>
                 <w:sz w:val="20"/>
                 <w:szCs w:val="20"/>
               </w:rPr>
@@ -12063,34 +12028,27 @@
         <w:tc>
           <w:tcPr>
             <w:tcW w:w="1337" w:type="dxa"/>
-            <w:tcBorders>
-              <w:top w:val="double" w:sz="4" w:space="0" w:color="47D459" w:themeColor="accent3" w:themeTint="99"/>
-              <w:left w:val="double" w:sz="4" w:space="0" w:color="47D459" w:themeColor="accent3" w:themeTint="99"/>
-              <w:bottom w:val="double" w:sz="4" w:space="0" w:color="47D459" w:themeColor="accent3" w:themeTint="99"/>
-              <w:right w:val="double" w:sz="4" w:space="0" w:color="47D459" w:themeColor="accent3" w:themeTint="99"/>
-            </w:tcBorders>
-            <w:vAlign w:val="center"/>
-            <w:hideMark/>
-          </w:tcPr>
-          <w:p>
-            <w:pPr>
-              <w:spacing w:after="160" w:line="276" w:lineRule="auto"/>
-              <w:ind w:right="-455"/>
-              <w:rPr>
-                <w:rFonts w:ascii="Arial Nova Cond Light" w:hAnsi="Arial Nova Cond Light" w:cs="Times New Roman"/>
-                <w:b/>
-                <w:bCs/>
-                <w:color w:val="000000" w:themeColor="text1"/>
-                <w:sz w:val="20"/>
-                <w:szCs w:val="20"/>
-              </w:rPr>
-            </w:pPr>
-            <w:r>
-              <w:rPr>
-                <w:rFonts w:ascii="Arial Nova Cond Light" w:hAnsi="Arial Nova Cond Light" w:cs="Times New Roman"/>
-                <w:b/>
-                <w:bCs/>
-                <w:color w:val="000000" w:themeColor="text1"/>
+            <w:vAlign w:val="center"/>
+          </w:tcPr>
+          <w:p>
+            <w:pPr>
+              <w:autoSpaceDE w:val="0"/>
+              <w:autoSpaceDN w:val="0"/>
+              <w:adjustRightInd w:val="0"/>
+              <w:jc w:val="center"/>
+              <w:rPr>
+                <w:rFonts w:ascii="Arial Nova Cond" w:hAnsi="Arial Nova Cond" w:cs="Arial"/>
+                <w:color w:val="000000"/>
+                <w:kern w:val="0"/>
+                <w:sz w:val="20"/>
+                <w:szCs w:val="20"/>
+              </w:rPr>
+            </w:pPr>
+            <w:r>
+              <w:rPr>
+                <w:rFonts w:ascii="Arial Nova Cond" w:hAnsi="Arial Nova Cond" w:cs="Arial"/>
+                <w:color w:val="000000"/>
+                <w:kern w:val="0"/>
                 <w:sz w:val="20"/>
                 <w:szCs w:val="20"/>
               </w:rPr>
@@ -12108,24 +12066,23 @@
           <w:tcPr>
             <w:tcW w:w="875" w:type="dxa"/>
             <w:vMerge/>
-            <w:tcBorders>
-              <w:top w:val="double" w:sz="4" w:space="0" w:color="47D459" w:themeColor="accent3" w:themeTint="99"/>
-              <w:left w:val="double" w:sz="4" w:space="0" w:color="47D459" w:themeColor="accent3" w:themeTint="99"/>
-              <w:bottom w:val="double" w:sz="4" w:space="0" w:color="47D459" w:themeColor="accent3" w:themeTint="99"/>
-              <w:right w:val="double" w:sz="4" w:space="0" w:color="47D459" w:themeColor="accent3" w:themeTint="99"/>
-            </w:tcBorders>
-            <w:vAlign w:val="center"/>
-            <w:hideMark/>
-          </w:tcPr>
-          <w:p>
-            <w:pPr>
-              <w:spacing w:after="160" w:line="276" w:lineRule="auto"/>
-              <w:ind w:right="-455"/>
-              <w:rPr>
-                <w:rFonts w:ascii="Arial Nova Cond Light" w:hAnsi="Arial Nova Cond Light" w:cs="Times New Roman"/>
-                <w:b/>
-                <w:bCs/>
-                <w:color w:val="000000" w:themeColor="text1"/>
+            <w:vAlign w:val="center"/>
+          </w:tcPr>
+          <w:p>
+            <w:pPr>
+              <w:pStyle w:val="Prrafodelista"/>
+              <w:tabs>
+                <w:tab w:val="left" w:pos="0"/>
+                <w:tab w:val="left" w:pos="142"/>
+                <w:tab w:val="left" w:pos="284"/>
+              </w:tabs>
+              <w:spacing w:line="276" w:lineRule="auto"/>
+              <w:ind w:left="0"/>
+              <w:jc w:val="center"/>
+              <w:rPr>
+                <w:rFonts w:ascii="Arial Nova Cond" w:eastAsia="Calibri" w:hAnsi="Arial Nova Cond" w:cs="Times New Roman"/>
+                <w:b/>
+                <w:bCs/>
                 <w:sz w:val="20"/>
                 <w:szCs w:val="20"/>
                 <w:lang w:val="es-ES_tradnl"/>
@@ -12136,24 +12093,23 @@
         <w:tc>
           <w:tcPr>
             <w:tcW w:w="1095" w:type="dxa"/>
-            <w:tcBorders>
-              <w:top w:val="double" w:sz="4" w:space="0" w:color="47D459" w:themeColor="accent3" w:themeTint="99"/>
-              <w:left w:val="double" w:sz="4" w:space="0" w:color="47D459" w:themeColor="accent3" w:themeTint="99"/>
-              <w:bottom w:val="double" w:sz="4" w:space="0" w:color="47D459" w:themeColor="accent3" w:themeTint="99"/>
-              <w:right w:val="double" w:sz="4" w:space="0" w:color="47D459" w:themeColor="accent3" w:themeTint="99"/>
-            </w:tcBorders>
-            <w:vAlign w:val="center"/>
-            <w:hideMark/>
-          </w:tcPr>
-          <w:p>
-            <w:pPr>
-              <w:spacing w:after="160" w:line="276" w:lineRule="auto"/>
-              <w:ind w:right="-455"/>
-              <w:rPr>
-                <w:rFonts w:ascii="Arial Nova Cond Light" w:hAnsi="Arial Nova Cond Light" w:cs="Times New Roman"/>
-                <w:b/>
-                <w:bCs/>
-                <w:color w:val="000000" w:themeColor="text1"/>
+            <w:vAlign w:val="center"/>
+          </w:tcPr>
+          <w:p>
+            <w:pPr>
+              <w:pStyle w:val="Prrafodelista"/>
+              <w:tabs>
+                <w:tab w:val="left" w:pos="0"/>
+                <w:tab w:val="left" w:pos="142"/>
+                <w:tab w:val="left" w:pos="284"/>
+              </w:tabs>
+              <w:spacing w:line="276" w:lineRule="auto"/>
+              <w:ind w:left="0"/>
+              <w:jc w:val="center"/>
+              <w:rPr>
+                <w:rFonts w:ascii="Arial Nova Cond" w:eastAsia="Calibri" w:hAnsi="Arial Nova Cond" w:cs="Times New Roman"/>
+                <w:b/>
+                <w:bCs/>
                 <w:sz w:val="20"/>
                 <w:szCs w:val="20"/>
                 <w:lang w:val="es-ES_tradnl"/>
@@ -12161,10 +12117,9 @@
             </w:pPr>
             <w:r>
               <w:rPr>
-                <w:rFonts w:ascii="Arial Nova Cond Light" w:hAnsi="Arial Nova Cond Light" w:cs="Times New Roman"/>
-                <w:b/>
-                <w:bCs/>
-                <w:color w:val="000000" w:themeColor="text1"/>
+                <w:rFonts w:ascii="Arial Nova Cond" w:eastAsia="Calibri" w:hAnsi="Arial Nova Cond" w:cs="Times New Roman"/>
+                <w:b/>
+                <w:bCs/>
                 <w:sz w:val="20"/>
                 <w:szCs w:val="20"/>
                 <w:lang w:val="es-ES_tradnl"/>
@@ -12176,34 +12131,21 @@
         <w:tc>
           <w:tcPr>
             <w:tcW w:w="1726" w:type="dxa"/>
-            <w:tcBorders>
-              <w:top w:val="double" w:sz="4" w:space="0" w:color="47D459" w:themeColor="accent3" w:themeTint="99"/>
-              <w:left w:val="double" w:sz="4" w:space="0" w:color="47D459" w:themeColor="accent3" w:themeTint="99"/>
-              <w:bottom w:val="double" w:sz="4" w:space="0" w:color="47D459" w:themeColor="accent3" w:themeTint="99"/>
-              <w:right w:val="double" w:sz="4" w:space="0" w:color="47D459" w:themeColor="accent3" w:themeTint="99"/>
-            </w:tcBorders>
-            <w:vAlign w:val="center"/>
-            <w:hideMark/>
-          </w:tcPr>
-          <w:p>
-            <w:pPr>
-              <w:spacing w:after="160" w:line="276" w:lineRule="auto"/>
-              <w:ind w:right="-455"/>
-              <w:rPr>
-                <w:rFonts w:ascii="Arial Nova Cond Light" w:hAnsi="Arial Nova Cond Light" w:cs="Times New Roman"/>
-                <w:b/>
-                <w:bCs/>
-                <w:color w:val="000000" w:themeColor="text1"/>
-                <w:sz w:val="20"/>
-                <w:szCs w:val="20"/>
-              </w:rPr>
-            </w:pPr>
-            <w:r>
-              <w:rPr>
-                <w:rFonts w:ascii="Arial Nova Cond Light" w:hAnsi="Arial Nova Cond Light" w:cs="Times New Roman"/>
-                <w:b/>
-                <w:bCs/>
-                <w:color w:val="000000" w:themeColor="text1"/>
+            <w:vAlign w:val="center"/>
+          </w:tcPr>
+          <w:p>
+            <w:pPr>
+              <w:pStyle w:val="NormalWeb"/>
+              <w:jc w:val="both"/>
+              <w:rPr>
+                <w:rFonts w:ascii="Arial Nova Cond" w:eastAsia="Calibri" w:hAnsi="Arial Nova Cond"/>
+                <w:sz w:val="20"/>
+                <w:szCs w:val="20"/>
+              </w:rPr>
+            </w:pPr>
+            <w:r>
+              <w:rPr>
+                <w:rFonts w:ascii="Arial Nova Cond" w:eastAsia="Calibri" w:hAnsi="Arial Nova Cond"/>
                 <w:sz w:val="20"/>
                 <w:szCs w:val="20"/>
                 <w:lang w:val="es-ES_tradnl"/>
@@ -12215,24 +12157,21 @@
         <w:tc>
           <w:tcPr>
             <w:tcW w:w="6169" w:type="dxa"/>
-            <w:tcBorders>
-              <w:top w:val="double" w:sz="4" w:space="0" w:color="47D459" w:themeColor="accent3" w:themeTint="99"/>
-              <w:left w:val="double" w:sz="4" w:space="0" w:color="47D459" w:themeColor="accent3" w:themeTint="99"/>
-              <w:bottom w:val="double" w:sz="4" w:space="0" w:color="47D459" w:themeColor="accent3" w:themeTint="99"/>
-              <w:right w:val="double" w:sz="4" w:space="0" w:color="47D459" w:themeColor="accent3" w:themeTint="99"/>
-            </w:tcBorders>
-            <w:vAlign w:val="center"/>
-            <w:hideMark/>
-          </w:tcPr>
-          <w:p>
-            <w:pPr>
-              <w:spacing w:after="160" w:line="276" w:lineRule="auto"/>
-              <w:ind w:right="-455"/>
-              <w:rPr>
-                <w:rFonts w:ascii="Arial Nova Cond Light" w:hAnsi="Arial Nova Cond Light" w:cs="Times New Roman"/>
-                <w:b/>
-                <w:bCs/>
-                <w:color w:val="000000" w:themeColor="text1"/>
+            <w:vAlign w:val="center"/>
+          </w:tcPr>
+          <w:p>
+            <w:pPr>
+              <w:pStyle w:val="Prrafodelista"/>
+              <w:tabs>
+                <w:tab w:val="left" w:pos="0"/>
+                <w:tab w:val="left" w:pos="142"/>
+                <w:tab w:val="left" w:pos="284"/>
+              </w:tabs>
+              <w:spacing w:line="276" w:lineRule="auto"/>
+              <w:ind w:left="0"/>
+              <w:jc w:val="both"/>
+              <w:rPr>
+                <w:rFonts w:ascii="Arial Nova Cond" w:eastAsia="Calibri" w:hAnsi="Arial Nova Cond" w:cs="Times New Roman"/>
                 <w:sz w:val="20"/>
                 <w:szCs w:val="20"/>
                 <w:lang w:val="es-ES_tradnl"/>
@@ -12240,10 +12179,7 @@
             </w:pPr>
             <w:r>
               <w:rPr>
-                <w:rFonts w:ascii="Arial Nova Cond Light" w:hAnsi="Arial Nova Cond Light" w:cs="Times New Roman"/>
-                <w:b/>
-                <w:bCs/>
-                <w:color w:val="000000" w:themeColor="text1"/>
+                <w:rFonts w:ascii="Arial Nova Cond" w:eastAsia="Calibri" w:hAnsi="Arial Nova Cond" w:cs="Times New Roman"/>
                 <w:sz w:val="20"/>
                 <w:szCs w:val="20"/>
                 <w:lang w:val="es-ES_tradnl"/>
@@ -12255,34 +12191,27 @@
         <w:tc>
           <w:tcPr>
             <w:tcW w:w="2015" w:type="dxa"/>
-            <w:tcBorders>
-              <w:top w:val="double" w:sz="4" w:space="0" w:color="47D459" w:themeColor="accent3" w:themeTint="99"/>
-              <w:left w:val="double" w:sz="4" w:space="0" w:color="47D459" w:themeColor="accent3" w:themeTint="99"/>
-              <w:bottom w:val="double" w:sz="4" w:space="0" w:color="47D459" w:themeColor="accent3" w:themeTint="99"/>
-              <w:right w:val="double" w:sz="4" w:space="0" w:color="47D459" w:themeColor="accent3" w:themeTint="99"/>
-            </w:tcBorders>
-            <w:vAlign w:val="center"/>
-            <w:hideMark/>
-          </w:tcPr>
-          <w:p>
-            <w:pPr>
-              <w:spacing w:after="160" w:line="276" w:lineRule="auto"/>
-              <w:ind w:right="-455"/>
-              <w:rPr>
-                <w:rFonts w:ascii="Arial Nova Cond Light" w:hAnsi="Arial Nova Cond Light" w:cs="Times New Roman"/>
-                <w:b/>
-                <w:bCs/>
-                <w:color w:val="000000" w:themeColor="text1"/>
-                <w:sz w:val="20"/>
-                <w:szCs w:val="20"/>
-              </w:rPr>
-            </w:pPr>
-            <w:r>
-              <w:rPr>
-                <w:rFonts w:ascii="Arial Nova Cond Light" w:hAnsi="Arial Nova Cond Light" w:cs="Times New Roman"/>
-                <w:b/>
-                <w:bCs/>
-                <w:color w:val="000000" w:themeColor="text1"/>
+            <w:vAlign w:val="center"/>
+          </w:tcPr>
+          <w:p>
+            <w:pPr>
+              <w:autoSpaceDE w:val="0"/>
+              <w:autoSpaceDN w:val="0"/>
+              <w:adjustRightInd w:val="0"/>
+              <w:jc w:val="center"/>
+              <w:rPr>
+                <w:rFonts w:ascii="Arial Nova Cond" w:hAnsi="Arial Nova Cond" w:cs="Arial"/>
+                <w:color w:val="000000"/>
+                <w:kern w:val="0"/>
+                <w:sz w:val="20"/>
+                <w:szCs w:val="20"/>
+              </w:rPr>
+            </w:pPr>
+            <w:r>
+              <w:rPr>
+                <w:rFonts w:ascii="Arial Nova Cond" w:hAnsi="Arial Nova Cond" w:cs="Arial"/>
+                <w:color w:val="000000"/>
+                <w:kern w:val="0"/>
                 <w:sz w:val="20"/>
                 <w:szCs w:val="20"/>
               </w:rPr>
@@ -12293,34 +12222,27 @@
         <w:tc>
           <w:tcPr>
             <w:tcW w:w="1634" w:type="dxa"/>
-            <w:tcBorders>
-              <w:top w:val="double" w:sz="4" w:space="0" w:color="47D459" w:themeColor="accent3" w:themeTint="99"/>
-              <w:left w:val="double" w:sz="4" w:space="0" w:color="47D459" w:themeColor="accent3" w:themeTint="99"/>
-              <w:bottom w:val="double" w:sz="4" w:space="0" w:color="47D459" w:themeColor="accent3" w:themeTint="99"/>
-              <w:right w:val="double" w:sz="4" w:space="0" w:color="47D459" w:themeColor="accent3" w:themeTint="99"/>
-            </w:tcBorders>
-            <w:vAlign w:val="center"/>
-            <w:hideMark/>
-          </w:tcPr>
-          <w:p>
-            <w:pPr>
-              <w:spacing w:after="160" w:line="276" w:lineRule="auto"/>
-              <w:ind w:right="-455"/>
-              <w:rPr>
-                <w:rFonts w:ascii="Arial Nova Cond Light" w:hAnsi="Arial Nova Cond Light" w:cs="Times New Roman"/>
-                <w:b/>
-                <w:bCs/>
-                <w:color w:val="000000" w:themeColor="text1"/>
-                <w:sz w:val="20"/>
-                <w:szCs w:val="20"/>
-              </w:rPr>
-            </w:pPr>
-            <w:r>
-              <w:rPr>
-                <w:rFonts w:ascii="Arial Nova Cond Light" w:hAnsi="Arial Nova Cond Light" w:cs="Times New Roman"/>
-                <w:b/>
-                <w:bCs/>
-                <w:color w:val="000000" w:themeColor="text1"/>
+            <w:vAlign w:val="center"/>
+          </w:tcPr>
+          <w:p>
+            <w:pPr>
+              <w:autoSpaceDE w:val="0"/>
+              <w:autoSpaceDN w:val="0"/>
+              <w:adjustRightInd w:val="0"/>
+              <w:jc w:val="both"/>
+              <w:rPr>
+                <w:rFonts w:ascii="Arial Nova Cond" w:hAnsi="Arial Nova Cond" w:cs="Arial"/>
+                <w:color w:val="000000"/>
+                <w:kern w:val="0"/>
+                <w:sz w:val="20"/>
+                <w:szCs w:val="20"/>
+              </w:rPr>
+            </w:pPr>
+            <w:r>
+              <w:rPr>
+                <w:rFonts w:ascii="Arial Nova Cond" w:hAnsi="Arial Nova Cond" w:cs="Arial"/>
+                <w:color w:val="000000"/>
+                <w:kern w:val="0"/>
                 <w:sz w:val="20"/>
                 <w:szCs w:val="20"/>
               </w:rPr>
@@ -12331,34 +12253,27 @@
         <w:tc>
           <w:tcPr>
             <w:tcW w:w="1337" w:type="dxa"/>
-            <w:tcBorders>
-              <w:top w:val="double" w:sz="4" w:space="0" w:color="47D459" w:themeColor="accent3" w:themeTint="99"/>
-              <w:left w:val="double" w:sz="4" w:space="0" w:color="47D459" w:themeColor="accent3" w:themeTint="99"/>
-              <w:bottom w:val="double" w:sz="4" w:space="0" w:color="47D459" w:themeColor="accent3" w:themeTint="99"/>
-              <w:right w:val="double" w:sz="4" w:space="0" w:color="47D459" w:themeColor="accent3" w:themeTint="99"/>
-            </w:tcBorders>
-            <w:vAlign w:val="center"/>
-            <w:hideMark/>
-          </w:tcPr>
-          <w:p>
-            <w:pPr>
-              <w:spacing w:after="160" w:line="276" w:lineRule="auto"/>
-              <w:ind w:right="-455"/>
-              <w:rPr>
-                <w:rFonts w:ascii="Arial Nova Cond Light" w:hAnsi="Arial Nova Cond Light" w:cs="Times New Roman"/>
-                <w:b/>
-                <w:bCs/>
-                <w:color w:val="000000" w:themeColor="text1"/>
-                <w:sz w:val="20"/>
-                <w:szCs w:val="20"/>
-              </w:rPr>
-            </w:pPr>
-            <w:r>
-              <w:rPr>
-                <w:rFonts w:ascii="Arial Nova Cond Light" w:hAnsi="Arial Nova Cond Light" w:cs="Times New Roman"/>
-                <w:b/>
-                <w:bCs/>
-                <w:color w:val="000000" w:themeColor="text1"/>
+            <w:vAlign w:val="center"/>
+          </w:tcPr>
+          <w:p>
+            <w:pPr>
+              <w:autoSpaceDE w:val="0"/>
+              <w:autoSpaceDN w:val="0"/>
+              <w:adjustRightInd w:val="0"/>
+              <w:jc w:val="center"/>
+              <w:rPr>
+                <w:rFonts w:ascii="Arial Nova Cond" w:hAnsi="Arial Nova Cond" w:cs="Arial"/>
+                <w:color w:val="000000"/>
+                <w:kern w:val="0"/>
+                <w:sz w:val="20"/>
+                <w:szCs w:val="20"/>
+              </w:rPr>
+            </w:pPr>
+            <w:r>
+              <w:rPr>
+                <w:rFonts w:ascii="Arial Nova Cond" w:hAnsi="Arial Nova Cond" w:cs="Arial"/>
+                <w:color w:val="000000"/>
+                <w:kern w:val="0"/>
                 <w:sz w:val="20"/>
                 <w:szCs w:val="20"/>
               </w:rPr>
@@ -12376,24 +12291,23 @@
           <w:tcPr>
             <w:tcW w:w="875" w:type="dxa"/>
             <w:vMerge w:val="restart"/>
-            <w:tcBorders>
-              <w:top w:val="double" w:sz="4" w:space="0" w:color="47D459" w:themeColor="accent3" w:themeTint="99"/>
-              <w:left w:val="double" w:sz="4" w:space="0" w:color="47D459" w:themeColor="accent3" w:themeTint="99"/>
-              <w:bottom w:val="double" w:sz="4" w:space="0" w:color="47D459" w:themeColor="accent3" w:themeTint="99"/>
-              <w:right w:val="double" w:sz="4" w:space="0" w:color="47D459" w:themeColor="accent3" w:themeTint="99"/>
-            </w:tcBorders>
-            <w:vAlign w:val="center"/>
-            <w:hideMark/>
-          </w:tcPr>
-          <w:p>
-            <w:pPr>
-              <w:spacing w:after="160" w:line="276" w:lineRule="auto"/>
-              <w:ind w:right="-455"/>
-              <w:rPr>
-                <w:rFonts w:ascii="Arial Nova Cond Light" w:hAnsi="Arial Nova Cond Light" w:cs="Times New Roman"/>
-                <w:b/>
-                <w:bCs/>
-                <w:color w:val="000000" w:themeColor="text1"/>
+            <w:vAlign w:val="center"/>
+          </w:tcPr>
+          <w:p>
+            <w:pPr>
+              <w:pStyle w:val="Prrafodelista"/>
+              <w:tabs>
+                <w:tab w:val="left" w:pos="0"/>
+                <w:tab w:val="left" w:pos="142"/>
+                <w:tab w:val="left" w:pos="284"/>
+              </w:tabs>
+              <w:spacing w:line="276" w:lineRule="auto"/>
+              <w:ind w:left="0"/>
+              <w:jc w:val="center"/>
+              <w:rPr>
+                <w:rFonts w:ascii="Arial Nova Cond" w:eastAsia="Calibri" w:hAnsi="Arial Nova Cond" w:cs="Times New Roman"/>
+                <w:b/>
+                <w:bCs/>
                 <w:sz w:val="20"/>
                 <w:szCs w:val="20"/>
                 <w:lang w:val="es-ES_tradnl"/>
@@ -12401,10 +12315,9 @@
             </w:pPr>
             <w:r>
               <w:rPr>
-                <w:rFonts w:ascii="Arial Nova Cond Light" w:hAnsi="Arial Nova Cond Light" w:cs="Times New Roman"/>
-                <w:b/>
-                <w:bCs/>
-                <w:color w:val="000000" w:themeColor="text1"/>
+                <w:rFonts w:ascii="Arial Nova Cond" w:eastAsia="Calibri" w:hAnsi="Arial Nova Cond" w:cs="Times New Roman"/>
+                <w:b/>
+                <w:bCs/>
                 <w:sz w:val="20"/>
                 <w:szCs w:val="20"/>
                 <w:lang w:val="es-ES_tradnl"/>
@@ -12416,24 +12329,23 @@
         <w:tc>
           <w:tcPr>
             <w:tcW w:w="1095" w:type="dxa"/>
-            <w:tcBorders>
-              <w:top w:val="double" w:sz="4" w:space="0" w:color="47D459" w:themeColor="accent3" w:themeTint="99"/>
-              <w:left w:val="double" w:sz="4" w:space="0" w:color="47D459" w:themeColor="accent3" w:themeTint="99"/>
-              <w:bottom w:val="double" w:sz="4" w:space="0" w:color="47D459" w:themeColor="accent3" w:themeTint="99"/>
-              <w:right w:val="double" w:sz="4" w:space="0" w:color="47D459" w:themeColor="accent3" w:themeTint="99"/>
-            </w:tcBorders>
-            <w:vAlign w:val="center"/>
-            <w:hideMark/>
-          </w:tcPr>
-          <w:p>
-            <w:pPr>
-              <w:spacing w:after="160" w:line="276" w:lineRule="auto"/>
-              <w:ind w:right="-455"/>
-              <w:rPr>
-                <w:rFonts w:ascii="Arial Nova Cond Light" w:hAnsi="Arial Nova Cond Light" w:cs="Times New Roman"/>
-                <w:b/>
-                <w:bCs/>
-                <w:color w:val="000000" w:themeColor="text1"/>
+            <w:vAlign w:val="center"/>
+          </w:tcPr>
+          <w:p>
+            <w:pPr>
+              <w:pStyle w:val="Prrafodelista"/>
+              <w:tabs>
+                <w:tab w:val="left" w:pos="0"/>
+                <w:tab w:val="left" w:pos="142"/>
+                <w:tab w:val="left" w:pos="284"/>
+              </w:tabs>
+              <w:spacing w:line="276" w:lineRule="auto"/>
+              <w:ind w:left="0"/>
+              <w:jc w:val="center"/>
+              <w:rPr>
+                <w:rFonts w:ascii="Arial Nova Cond" w:eastAsia="Calibri" w:hAnsi="Arial Nova Cond" w:cs="Times New Roman"/>
+                <w:b/>
+                <w:bCs/>
                 <w:sz w:val="20"/>
                 <w:szCs w:val="20"/>
                 <w:lang w:val="es-ES_tradnl"/>
@@ -12441,10 +12353,9 @@
             </w:pPr>
             <w:r>
               <w:rPr>
-                <w:rFonts w:ascii="Arial Nova Cond Light" w:hAnsi="Arial Nova Cond Light" w:cs="Times New Roman"/>
-                <w:b/>
-                <w:bCs/>
-                <w:color w:val="000000" w:themeColor="text1"/>
+                <w:rFonts w:ascii="Arial Nova Cond" w:eastAsia="Calibri" w:hAnsi="Arial Nova Cond" w:cs="Times New Roman"/>
+                <w:b/>
+                <w:bCs/>
                 <w:sz w:val="20"/>
                 <w:szCs w:val="20"/>
                 <w:lang w:val="es-ES_tradnl"/>
@@ -12456,34 +12367,21 @@
         <w:tc>
           <w:tcPr>
             <w:tcW w:w="1726" w:type="dxa"/>
-            <w:tcBorders>
-              <w:top w:val="double" w:sz="4" w:space="0" w:color="47D459" w:themeColor="accent3" w:themeTint="99"/>
-              <w:left w:val="double" w:sz="4" w:space="0" w:color="47D459" w:themeColor="accent3" w:themeTint="99"/>
-              <w:bottom w:val="double" w:sz="4" w:space="0" w:color="47D459" w:themeColor="accent3" w:themeTint="99"/>
-              <w:right w:val="double" w:sz="4" w:space="0" w:color="47D459" w:themeColor="accent3" w:themeTint="99"/>
-            </w:tcBorders>
-            <w:vAlign w:val="center"/>
-            <w:hideMark/>
-          </w:tcPr>
-          <w:p>
-            <w:pPr>
-              <w:spacing w:after="160" w:line="276" w:lineRule="auto"/>
-              <w:ind w:right="-455"/>
-              <w:rPr>
-                <w:rFonts w:ascii="Arial Nova Cond Light" w:hAnsi="Arial Nova Cond Light" w:cs="Times New Roman"/>
-                <w:b/>
-                <w:bCs/>
-                <w:color w:val="000000" w:themeColor="text1"/>
-                <w:sz w:val="20"/>
-                <w:szCs w:val="20"/>
-              </w:rPr>
-            </w:pPr>
-            <w:r>
-              <w:rPr>
-                <w:rFonts w:ascii="Arial Nova Cond Light" w:hAnsi="Arial Nova Cond Light" w:cs="Times New Roman"/>
-                <w:b/>
-                <w:bCs/>
-                <w:color w:val="000000" w:themeColor="text1"/>
+            <w:vAlign w:val="center"/>
+          </w:tcPr>
+          <w:p>
+            <w:pPr>
+              <w:pStyle w:val="Sinespaciado"/>
+              <w:jc w:val="both"/>
+              <w:rPr>
+                <w:rFonts w:ascii="Arial Nova Cond" w:eastAsia="Times New Roman" w:hAnsi="Arial Nova Cond" w:cs="Times New Roman"/>
+                <w:sz w:val="20"/>
+                <w:szCs w:val="20"/>
+              </w:rPr>
+            </w:pPr>
+            <w:r>
+              <w:rPr>
+                <w:rFonts w:ascii="Arial Nova Cond" w:eastAsia="Calibri" w:hAnsi="Arial Nova Cond" w:cs="Times New Roman"/>
                 <w:sz w:val="20"/>
                 <w:szCs w:val="20"/>
                 <w:lang w:val="es-ES_tradnl"/>
@@ -12495,23 +12393,21 @@
         <w:tc>
           <w:tcPr>
             <w:tcW w:w="6169" w:type="dxa"/>
-            <w:tcBorders>
-              <w:top w:val="double" w:sz="4" w:space="0" w:color="47D459" w:themeColor="accent3" w:themeTint="99"/>
-              <w:left w:val="double" w:sz="4" w:space="0" w:color="47D459" w:themeColor="accent3" w:themeTint="99"/>
-              <w:bottom w:val="double" w:sz="4" w:space="0" w:color="47D459" w:themeColor="accent3" w:themeTint="99"/>
-              <w:right w:val="double" w:sz="4" w:space="0" w:color="47D459" w:themeColor="accent3" w:themeTint="99"/>
-            </w:tcBorders>
-            <w:vAlign w:val="center"/>
-            <w:hideMark/>
-          </w:tcPr>
-          <w:p>
-            <w:pPr>
-              <w:spacing w:after="160" w:line="276" w:lineRule="auto"/>
-              <w:ind w:right="-455"/>
-              <w:rPr>
-                <w:rFonts w:ascii="Arial Nova Cond Light" w:hAnsi="Arial Nova Cond Light" w:cs="Times New Roman"/>
-                <w:b/>
-                <w:bCs/>
+            <w:vAlign w:val="center"/>
+          </w:tcPr>
+          <w:p>
+            <w:pPr>
+              <w:pStyle w:val="Prrafodelista"/>
+              <w:tabs>
+                <w:tab w:val="left" w:pos="0"/>
+                <w:tab w:val="left" w:pos="142"/>
+                <w:tab w:val="left" w:pos="284"/>
+              </w:tabs>
+              <w:spacing w:line="276" w:lineRule="auto"/>
+              <w:ind w:left="0"/>
+              <w:jc w:val="both"/>
+              <w:rPr>
+                <w:rFonts w:ascii="Arial Nova Cond" w:eastAsia="Calibri" w:hAnsi="Arial Nova Cond" w:cs="Times New Roman"/>
                 <w:color w:val="000000" w:themeColor="text1"/>
                 <w:sz w:val="20"/>
                 <w:szCs w:val="20"/>
@@ -12520,10 +12416,7 @@
             </w:pPr>
             <w:r>
               <w:rPr>
-                <w:rFonts w:ascii="Arial Nova Cond Light" w:hAnsi="Arial Nova Cond Light" w:cs="Times New Roman"/>
-                <w:b/>
-                <w:bCs/>
-                <w:color w:val="000000" w:themeColor="text1"/>
+                <w:rFonts w:ascii="Arial Nova Cond" w:eastAsia="Calibri" w:hAnsi="Arial Nova Cond" w:cs="Times New Roman"/>
                 <w:sz w:val="20"/>
                 <w:szCs w:val="20"/>
                 <w:lang w:val="es-ES_tradnl"/>
@@ -12535,34 +12428,27 @@
         <w:tc>
           <w:tcPr>
             <w:tcW w:w="2015" w:type="dxa"/>
-            <w:tcBorders>
-              <w:top w:val="double" w:sz="4" w:space="0" w:color="47D459" w:themeColor="accent3" w:themeTint="99"/>
-              <w:left w:val="double" w:sz="4" w:space="0" w:color="47D459" w:themeColor="accent3" w:themeTint="99"/>
-              <w:bottom w:val="double" w:sz="4" w:space="0" w:color="47D459" w:themeColor="accent3" w:themeTint="99"/>
-              <w:right w:val="double" w:sz="4" w:space="0" w:color="47D459" w:themeColor="accent3" w:themeTint="99"/>
-            </w:tcBorders>
-            <w:vAlign w:val="center"/>
-            <w:hideMark/>
-          </w:tcPr>
-          <w:p>
-            <w:pPr>
-              <w:spacing w:after="160" w:line="276" w:lineRule="auto"/>
-              <w:ind w:right="-455"/>
-              <w:rPr>
-                <w:rFonts w:ascii="Arial Nova Cond Light" w:hAnsi="Arial Nova Cond Light" w:cs="Times New Roman"/>
-                <w:b/>
-                <w:bCs/>
-                <w:color w:val="000000" w:themeColor="text1"/>
-                <w:sz w:val="20"/>
-                <w:szCs w:val="20"/>
-              </w:rPr>
-            </w:pPr>
-            <w:r>
-              <w:rPr>
-                <w:rFonts w:ascii="Arial Nova Cond Light" w:hAnsi="Arial Nova Cond Light" w:cs="Times New Roman"/>
-                <w:b/>
-                <w:bCs/>
-                <w:color w:val="000000" w:themeColor="text1"/>
+            <w:vAlign w:val="center"/>
+          </w:tcPr>
+          <w:p>
+            <w:pPr>
+              <w:autoSpaceDE w:val="0"/>
+              <w:autoSpaceDN w:val="0"/>
+              <w:adjustRightInd w:val="0"/>
+              <w:jc w:val="center"/>
+              <w:rPr>
+                <w:rFonts w:ascii="Arial Nova Cond" w:hAnsi="Arial Nova Cond" w:cs="Arial"/>
+                <w:color w:val="215E99" w:themeColor="text2" w:themeTint="BF"/>
+                <w:kern w:val="0"/>
+                <w:sz w:val="20"/>
+                <w:szCs w:val="20"/>
+              </w:rPr>
+            </w:pPr>
+            <w:r>
+              <w:rPr>
+                <w:rFonts w:ascii="Arial Nova Cond" w:hAnsi="Arial Nova Cond" w:cs="Arial"/>
+                <w:color w:val="000000"/>
+                <w:kern w:val="0"/>
                 <w:sz w:val="20"/>
                 <w:szCs w:val="20"/>
               </w:rPr>
@@ -12573,34 +12459,27 @@
         <w:tc>
           <w:tcPr>
             <w:tcW w:w="1634" w:type="dxa"/>
-            <w:tcBorders>
-              <w:top w:val="double" w:sz="4" w:space="0" w:color="47D459" w:themeColor="accent3" w:themeTint="99"/>
-              <w:left w:val="double" w:sz="4" w:space="0" w:color="47D459" w:themeColor="accent3" w:themeTint="99"/>
-              <w:bottom w:val="double" w:sz="4" w:space="0" w:color="47D459" w:themeColor="accent3" w:themeTint="99"/>
-              <w:right w:val="double" w:sz="4" w:space="0" w:color="47D459" w:themeColor="accent3" w:themeTint="99"/>
-            </w:tcBorders>
-            <w:vAlign w:val="center"/>
-            <w:hideMark/>
-          </w:tcPr>
-          <w:p>
-            <w:pPr>
-              <w:spacing w:after="160" w:line="276" w:lineRule="auto"/>
-              <w:ind w:right="-455"/>
-              <w:rPr>
-                <w:rFonts w:ascii="Arial Nova Cond Light" w:hAnsi="Arial Nova Cond Light" w:cs="Times New Roman"/>
-                <w:b/>
-                <w:bCs/>
-                <w:color w:val="000000" w:themeColor="text1"/>
-                <w:sz w:val="20"/>
-                <w:szCs w:val="20"/>
-              </w:rPr>
-            </w:pPr>
-            <w:r>
-              <w:rPr>
-                <w:rFonts w:ascii="Arial Nova Cond Light" w:hAnsi="Arial Nova Cond Light" w:cs="Times New Roman"/>
-                <w:b/>
-                <w:bCs/>
-                <w:color w:val="000000" w:themeColor="text1"/>
+            <w:vAlign w:val="center"/>
+          </w:tcPr>
+          <w:p>
+            <w:pPr>
+              <w:autoSpaceDE w:val="0"/>
+              <w:autoSpaceDN w:val="0"/>
+              <w:adjustRightInd w:val="0"/>
+              <w:jc w:val="both"/>
+              <w:rPr>
+                <w:rFonts w:ascii="Arial Nova Cond" w:hAnsi="Arial Nova Cond" w:cs="Arial"/>
+                <w:color w:val="000000"/>
+                <w:kern w:val="0"/>
+                <w:sz w:val="20"/>
+                <w:szCs w:val="20"/>
+              </w:rPr>
+            </w:pPr>
+            <w:r>
+              <w:rPr>
+                <w:rFonts w:ascii="Arial Nova Cond" w:hAnsi="Arial Nova Cond" w:cs="Arial"/>
+                <w:color w:val="000000"/>
+                <w:kern w:val="0"/>
                 <w:sz w:val="20"/>
                 <w:szCs w:val="20"/>
               </w:rPr>
@@ -12611,34 +12490,27 @@
         <w:tc>
           <w:tcPr>
             <w:tcW w:w="1337" w:type="dxa"/>
-            <w:tcBorders>
-              <w:top w:val="double" w:sz="4" w:space="0" w:color="47D459" w:themeColor="accent3" w:themeTint="99"/>
-              <w:left w:val="double" w:sz="4" w:space="0" w:color="47D459" w:themeColor="accent3" w:themeTint="99"/>
-              <w:bottom w:val="double" w:sz="4" w:space="0" w:color="47D459" w:themeColor="accent3" w:themeTint="99"/>
-              <w:right w:val="double" w:sz="4" w:space="0" w:color="47D459" w:themeColor="accent3" w:themeTint="99"/>
-            </w:tcBorders>
-            <w:vAlign w:val="center"/>
-            <w:hideMark/>
-          </w:tcPr>
-          <w:p>
-            <w:pPr>
-              <w:spacing w:after="160" w:line="276" w:lineRule="auto"/>
-              <w:ind w:right="-455"/>
-              <w:rPr>
-                <w:rFonts w:ascii="Arial Nova Cond Light" w:hAnsi="Arial Nova Cond Light" w:cs="Times New Roman"/>
-                <w:b/>
-                <w:bCs/>
-                <w:color w:val="000000" w:themeColor="text1"/>
-                <w:sz w:val="20"/>
-                <w:szCs w:val="20"/>
-              </w:rPr>
-            </w:pPr>
-            <w:r>
-              <w:rPr>
-                <w:rFonts w:ascii="Arial Nova Cond Light" w:hAnsi="Arial Nova Cond Light" w:cs="Times New Roman"/>
-                <w:b/>
-                <w:bCs/>
-                <w:color w:val="000000" w:themeColor="text1"/>
+            <w:vAlign w:val="center"/>
+          </w:tcPr>
+          <w:p>
+            <w:pPr>
+              <w:autoSpaceDE w:val="0"/>
+              <w:autoSpaceDN w:val="0"/>
+              <w:adjustRightInd w:val="0"/>
+              <w:jc w:val="center"/>
+              <w:rPr>
+                <w:rFonts w:ascii="Arial Nova Cond" w:hAnsi="Arial Nova Cond" w:cs="Arial"/>
+                <w:color w:val="000000"/>
+                <w:kern w:val="0"/>
+                <w:sz w:val="20"/>
+                <w:szCs w:val="20"/>
+              </w:rPr>
+            </w:pPr>
+            <w:r>
+              <w:rPr>
+                <w:rFonts w:ascii="Arial Nova Cond" w:hAnsi="Arial Nova Cond" w:cs="Arial"/>
+                <w:color w:val="000000"/>
+                <w:kern w:val="0"/>
                 <w:sz w:val="20"/>
                 <w:szCs w:val="20"/>
               </w:rPr>
@@ -12656,24 +12528,23 @@
           <w:tcPr>
             <w:tcW w:w="875" w:type="dxa"/>
             <w:vMerge/>
-            <w:tcBorders>
-              <w:top w:val="double" w:sz="4" w:space="0" w:color="47D459" w:themeColor="accent3" w:themeTint="99"/>
-              <w:left w:val="double" w:sz="4" w:space="0" w:color="47D459" w:themeColor="accent3" w:themeTint="99"/>
-              <w:bottom w:val="double" w:sz="4" w:space="0" w:color="47D459" w:themeColor="accent3" w:themeTint="99"/>
-              <w:right w:val="double" w:sz="4" w:space="0" w:color="47D459" w:themeColor="accent3" w:themeTint="99"/>
-            </w:tcBorders>
-            <w:vAlign w:val="center"/>
-            <w:hideMark/>
-          </w:tcPr>
-          <w:p>
-            <w:pPr>
-              <w:spacing w:after="160" w:line="276" w:lineRule="auto"/>
-              <w:ind w:right="-455"/>
-              <w:rPr>
-                <w:rFonts w:ascii="Arial Nova Cond Light" w:hAnsi="Arial Nova Cond Light" w:cs="Times New Roman"/>
-                <w:b/>
-                <w:bCs/>
-                <w:color w:val="000000" w:themeColor="text1"/>
+            <w:vAlign w:val="center"/>
+          </w:tcPr>
+          <w:p>
+            <w:pPr>
+              <w:pStyle w:val="Prrafodelista"/>
+              <w:tabs>
+                <w:tab w:val="left" w:pos="0"/>
+                <w:tab w:val="left" w:pos="142"/>
+                <w:tab w:val="left" w:pos="284"/>
+              </w:tabs>
+              <w:spacing w:line="276" w:lineRule="auto"/>
+              <w:ind w:left="0"/>
+              <w:jc w:val="center"/>
+              <w:rPr>
+                <w:rFonts w:ascii="Arial Nova Cond" w:eastAsia="Calibri" w:hAnsi="Arial Nova Cond" w:cs="Times New Roman"/>
+                <w:b/>
+                <w:bCs/>
                 <w:sz w:val="20"/>
                 <w:szCs w:val="20"/>
                 <w:lang w:val="es-ES_tradnl"/>
@@ -12684,24 +12555,23 @@
         <w:tc>
           <w:tcPr>
             <w:tcW w:w="1095" w:type="dxa"/>
-            <w:tcBorders>
-              <w:top w:val="double" w:sz="4" w:space="0" w:color="47D459" w:themeColor="accent3" w:themeTint="99"/>
-              <w:left w:val="double" w:sz="4" w:space="0" w:color="47D459" w:themeColor="accent3" w:themeTint="99"/>
-              <w:bottom w:val="double" w:sz="4" w:space="0" w:color="47D459" w:themeColor="accent3" w:themeTint="99"/>
-              <w:right w:val="double" w:sz="4" w:space="0" w:color="47D459" w:themeColor="accent3" w:themeTint="99"/>
-            </w:tcBorders>
-            <w:vAlign w:val="center"/>
-            <w:hideMark/>
-          </w:tcPr>
-          <w:p>
-            <w:pPr>
-              <w:spacing w:after="160" w:line="276" w:lineRule="auto"/>
-              <w:ind w:right="-455"/>
-              <w:rPr>
-                <w:rFonts w:ascii="Arial Nova Cond Light" w:hAnsi="Arial Nova Cond Light" w:cs="Times New Roman"/>
-                <w:b/>
-                <w:bCs/>
-                <w:color w:val="000000" w:themeColor="text1"/>
+            <w:vAlign w:val="center"/>
+          </w:tcPr>
+          <w:p>
+            <w:pPr>
+              <w:pStyle w:val="Prrafodelista"/>
+              <w:tabs>
+                <w:tab w:val="left" w:pos="0"/>
+                <w:tab w:val="left" w:pos="142"/>
+                <w:tab w:val="left" w:pos="284"/>
+              </w:tabs>
+              <w:spacing w:line="276" w:lineRule="auto"/>
+              <w:ind w:left="0"/>
+              <w:jc w:val="center"/>
+              <w:rPr>
+                <w:rFonts w:ascii="Arial Nova Cond" w:eastAsia="Calibri" w:hAnsi="Arial Nova Cond" w:cs="Times New Roman"/>
+                <w:b/>
+                <w:bCs/>
                 <w:sz w:val="20"/>
                 <w:szCs w:val="20"/>
                 <w:lang w:val="es-ES_tradnl"/>
@@ -12709,10 +12579,9 @@
             </w:pPr>
             <w:r>
               <w:rPr>
-                <w:rFonts w:ascii="Arial Nova Cond Light" w:hAnsi="Arial Nova Cond Light" w:cs="Times New Roman"/>
-                <w:b/>
-                <w:bCs/>
-                <w:color w:val="000000" w:themeColor="text1"/>
+                <w:rFonts w:ascii="Arial Nova Cond" w:eastAsia="Calibri" w:hAnsi="Arial Nova Cond" w:cs="Times New Roman"/>
+                <w:b/>
+                <w:bCs/>
                 <w:sz w:val="20"/>
                 <w:szCs w:val="20"/>
                 <w:lang w:val="es-ES_tradnl"/>
@@ -12724,34 +12593,21 @@
         <w:tc>
           <w:tcPr>
             <w:tcW w:w="1726" w:type="dxa"/>
-            <w:tcBorders>
-              <w:top w:val="double" w:sz="4" w:space="0" w:color="47D459" w:themeColor="accent3" w:themeTint="99"/>
-              <w:left w:val="double" w:sz="4" w:space="0" w:color="47D459" w:themeColor="accent3" w:themeTint="99"/>
-              <w:bottom w:val="double" w:sz="4" w:space="0" w:color="47D459" w:themeColor="accent3" w:themeTint="99"/>
-              <w:right w:val="double" w:sz="4" w:space="0" w:color="47D459" w:themeColor="accent3" w:themeTint="99"/>
-            </w:tcBorders>
-            <w:vAlign w:val="center"/>
-            <w:hideMark/>
-          </w:tcPr>
-          <w:p>
-            <w:pPr>
-              <w:spacing w:after="160" w:line="276" w:lineRule="auto"/>
-              <w:ind w:right="-455"/>
-              <w:rPr>
-                <w:rFonts w:ascii="Arial Nova Cond Light" w:hAnsi="Arial Nova Cond Light" w:cs="Times New Roman"/>
-                <w:b/>
-                <w:bCs/>
-                <w:color w:val="000000" w:themeColor="text1"/>
-                <w:sz w:val="20"/>
-                <w:szCs w:val="20"/>
-              </w:rPr>
-            </w:pPr>
-            <w:r>
-              <w:rPr>
-                <w:rFonts w:ascii="Arial Nova Cond Light" w:hAnsi="Arial Nova Cond Light" w:cs="Times New Roman"/>
-                <w:b/>
-                <w:bCs/>
-                <w:color w:val="000000" w:themeColor="text1"/>
+            <w:vAlign w:val="center"/>
+          </w:tcPr>
+          <w:p>
+            <w:pPr>
+              <w:pStyle w:val="Sinespaciado"/>
+              <w:jc w:val="both"/>
+              <w:rPr>
+                <w:rFonts w:ascii="Arial Nova Cond" w:hAnsi="Arial Nova Cond"/>
+                <w:sz w:val="20"/>
+                <w:szCs w:val="20"/>
+              </w:rPr>
+            </w:pPr>
+            <w:r>
+              <w:rPr>
+                <w:rFonts w:ascii="Arial Nova Cond" w:eastAsia="Calibri" w:hAnsi="Arial Nova Cond" w:cs="Times New Roman"/>
                 <w:sz w:val="20"/>
                 <w:szCs w:val="20"/>
                 <w:lang w:val="es-ES_tradnl"/>
@@ -12763,23 +12619,21 @@
         <w:tc>
           <w:tcPr>
             <w:tcW w:w="6169" w:type="dxa"/>
-            <w:tcBorders>
-              <w:top w:val="double" w:sz="4" w:space="0" w:color="47D459" w:themeColor="accent3" w:themeTint="99"/>
-              <w:left w:val="double" w:sz="4" w:space="0" w:color="47D459" w:themeColor="accent3" w:themeTint="99"/>
-              <w:bottom w:val="double" w:sz="4" w:space="0" w:color="47D459" w:themeColor="accent3" w:themeTint="99"/>
-              <w:right w:val="double" w:sz="4" w:space="0" w:color="47D459" w:themeColor="accent3" w:themeTint="99"/>
-            </w:tcBorders>
-            <w:vAlign w:val="center"/>
-            <w:hideMark/>
-          </w:tcPr>
-          <w:p>
-            <w:pPr>
-              <w:spacing w:after="160" w:line="276" w:lineRule="auto"/>
-              <w:ind w:right="-455"/>
-              <w:rPr>
-                <w:rFonts w:ascii="Arial Nova Cond Light" w:hAnsi="Arial Nova Cond Light" w:cs="Times New Roman"/>
-                <w:b/>
-                <w:bCs/>
+            <w:vAlign w:val="center"/>
+          </w:tcPr>
+          <w:p>
+            <w:pPr>
+              <w:pStyle w:val="Prrafodelista"/>
+              <w:tabs>
+                <w:tab w:val="left" w:pos="0"/>
+                <w:tab w:val="left" w:pos="142"/>
+                <w:tab w:val="left" w:pos="284"/>
+              </w:tabs>
+              <w:spacing w:line="276" w:lineRule="auto"/>
+              <w:ind w:left="0"/>
+              <w:jc w:val="both"/>
+              <w:rPr>
+                <w:rFonts w:ascii="Arial Nova Cond" w:eastAsia="Calibri" w:hAnsi="Arial Nova Cond" w:cs="Times New Roman"/>
                 <w:color w:val="000000" w:themeColor="text1"/>
                 <w:sz w:val="20"/>
                 <w:szCs w:val="20"/>
@@ -12788,10 +12642,7 @@
             </w:pPr>
             <w:r>
               <w:rPr>
-                <w:rFonts w:ascii="Arial Nova Cond Light" w:hAnsi="Arial Nova Cond Light" w:cs="Times New Roman"/>
-                <w:b/>
-                <w:bCs/>
-                <w:color w:val="000000" w:themeColor="text1"/>
+                <w:rFonts w:ascii="Arial Nova Cond" w:eastAsia="Calibri" w:hAnsi="Arial Nova Cond" w:cs="Times New Roman"/>
                 <w:sz w:val="20"/>
                 <w:szCs w:val="20"/>
                 <w:lang w:val="es-ES_tradnl"/>
@@ -12803,34 +12654,27 @@
         <w:tc>
           <w:tcPr>
             <w:tcW w:w="2015" w:type="dxa"/>
-            <w:tcBorders>
-              <w:top w:val="double" w:sz="4" w:space="0" w:color="47D459" w:themeColor="accent3" w:themeTint="99"/>
-              <w:left w:val="double" w:sz="4" w:space="0" w:color="47D459" w:themeColor="accent3" w:themeTint="99"/>
-              <w:bottom w:val="double" w:sz="4" w:space="0" w:color="47D459" w:themeColor="accent3" w:themeTint="99"/>
-              <w:right w:val="double" w:sz="4" w:space="0" w:color="47D459" w:themeColor="accent3" w:themeTint="99"/>
-            </w:tcBorders>
-            <w:vAlign w:val="center"/>
-            <w:hideMark/>
-          </w:tcPr>
-          <w:p>
-            <w:pPr>
-              <w:spacing w:after="160" w:line="276" w:lineRule="auto"/>
-              <w:ind w:right="-455"/>
-              <w:rPr>
-                <w:rFonts w:ascii="Arial Nova Cond Light" w:hAnsi="Arial Nova Cond Light" w:cs="Times New Roman"/>
-                <w:b/>
-                <w:bCs/>
-                <w:color w:val="000000" w:themeColor="text1"/>
-                <w:sz w:val="20"/>
-                <w:szCs w:val="20"/>
-              </w:rPr>
-            </w:pPr>
-            <w:r>
-              <w:rPr>
-                <w:rFonts w:ascii="Arial Nova Cond Light" w:hAnsi="Arial Nova Cond Light" w:cs="Times New Roman"/>
-                <w:b/>
-                <w:bCs/>
-                <w:color w:val="000000" w:themeColor="text1"/>
+            <w:vAlign w:val="center"/>
+          </w:tcPr>
+          <w:p>
+            <w:pPr>
+              <w:autoSpaceDE w:val="0"/>
+              <w:autoSpaceDN w:val="0"/>
+              <w:adjustRightInd w:val="0"/>
+              <w:jc w:val="center"/>
+              <w:rPr>
+                <w:rFonts w:ascii="Arial Nova Cond" w:hAnsi="Arial Nova Cond" w:cs="Arial"/>
+                <w:color w:val="000000" w:themeColor="text1"/>
+                <w:kern w:val="0"/>
+                <w:sz w:val="20"/>
+                <w:szCs w:val="20"/>
+              </w:rPr>
+            </w:pPr>
+            <w:r>
+              <w:rPr>
+                <w:rFonts w:ascii="Arial Nova Cond" w:hAnsi="Arial Nova Cond" w:cs="Arial"/>
+                <w:color w:val="000000"/>
+                <w:kern w:val="0"/>
                 <w:sz w:val="20"/>
                 <w:szCs w:val="20"/>
               </w:rPr>
@@ -12841,34 +12685,27 @@
         <w:tc>
           <w:tcPr>
             <w:tcW w:w="1634" w:type="dxa"/>
-            <w:tcBorders>
-              <w:top w:val="double" w:sz="4" w:space="0" w:color="47D459" w:themeColor="accent3" w:themeTint="99"/>
-              <w:left w:val="double" w:sz="4" w:space="0" w:color="47D459" w:themeColor="accent3" w:themeTint="99"/>
-              <w:bottom w:val="double" w:sz="4" w:space="0" w:color="47D459" w:themeColor="accent3" w:themeTint="99"/>
-              <w:right w:val="double" w:sz="4" w:space="0" w:color="47D459" w:themeColor="accent3" w:themeTint="99"/>
-            </w:tcBorders>
-            <w:vAlign w:val="center"/>
-            <w:hideMark/>
-          </w:tcPr>
-          <w:p>
-            <w:pPr>
-              <w:spacing w:after="160" w:line="276" w:lineRule="auto"/>
-              <w:ind w:right="-455"/>
-              <w:rPr>
-                <w:rFonts w:ascii="Arial Nova Cond Light" w:hAnsi="Arial Nova Cond Light" w:cs="Times New Roman"/>
-                <w:b/>
-                <w:bCs/>
-                <w:color w:val="000000" w:themeColor="text1"/>
-                <w:sz w:val="20"/>
-                <w:szCs w:val="20"/>
-              </w:rPr>
-            </w:pPr>
-            <w:r>
-              <w:rPr>
-                <w:rFonts w:ascii="Arial Nova Cond Light" w:hAnsi="Arial Nova Cond Light" w:cs="Times New Roman"/>
-                <w:b/>
-                <w:bCs/>
-                <w:color w:val="000000" w:themeColor="text1"/>
+            <w:vAlign w:val="center"/>
+          </w:tcPr>
+          <w:p>
+            <w:pPr>
+              <w:autoSpaceDE w:val="0"/>
+              <w:autoSpaceDN w:val="0"/>
+              <w:adjustRightInd w:val="0"/>
+              <w:jc w:val="both"/>
+              <w:rPr>
+                <w:rFonts w:ascii="Arial Nova Cond" w:hAnsi="Arial Nova Cond" w:cs="Arial"/>
+                <w:color w:val="000000"/>
+                <w:kern w:val="0"/>
+                <w:sz w:val="20"/>
+                <w:szCs w:val="20"/>
+              </w:rPr>
+            </w:pPr>
+            <w:r>
+              <w:rPr>
+                <w:rFonts w:ascii="Arial Nova Cond" w:hAnsi="Arial Nova Cond" w:cs="Arial"/>
+                <w:color w:val="000000"/>
+                <w:kern w:val="0"/>
                 <w:sz w:val="20"/>
                 <w:szCs w:val="20"/>
               </w:rPr>
@@ -12879,34 +12716,27 @@
         <w:tc>
           <w:tcPr>
             <w:tcW w:w="1337" w:type="dxa"/>
-            <w:tcBorders>
-              <w:top w:val="double" w:sz="4" w:space="0" w:color="47D459" w:themeColor="accent3" w:themeTint="99"/>
-              <w:left w:val="double" w:sz="4" w:space="0" w:color="47D459" w:themeColor="accent3" w:themeTint="99"/>
-              <w:bottom w:val="double" w:sz="4" w:space="0" w:color="47D459" w:themeColor="accent3" w:themeTint="99"/>
-              <w:right w:val="double" w:sz="4" w:space="0" w:color="47D459" w:themeColor="accent3" w:themeTint="99"/>
-            </w:tcBorders>
-            <w:vAlign w:val="center"/>
-            <w:hideMark/>
-          </w:tcPr>
-          <w:p>
-            <w:pPr>
-              <w:spacing w:after="160" w:line="276" w:lineRule="auto"/>
-              <w:ind w:right="-455"/>
-              <w:rPr>
-                <w:rFonts w:ascii="Arial Nova Cond Light" w:hAnsi="Arial Nova Cond Light" w:cs="Times New Roman"/>
-                <w:b/>
-                <w:bCs/>
-                <w:color w:val="000000" w:themeColor="text1"/>
-                <w:sz w:val="20"/>
-                <w:szCs w:val="20"/>
-              </w:rPr>
-            </w:pPr>
-            <w:r>
-              <w:rPr>
-                <w:rFonts w:ascii="Arial Nova Cond Light" w:hAnsi="Arial Nova Cond Light" w:cs="Times New Roman"/>
-                <w:b/>
-                <w:bCs/>
-                <w:color w:val="000000" w:themeColor="text1"/>
+            <w:vAlign w:val="center"/>
+          </w:tcPr>
+          <w:p>
+            <w:pPr>
+              <w:autoSpaceDE w:val="0"/>
+              <w:autoSpaceDN w:val="0"/>
+              <w:adjustRightInd w:val="0"/>
+              <w:jc w:val="center"/>
+              <w:rPr>
+                <w:rFonts w:ascii="Arial Nova Cond" w:hAnsi="Arial Nova Cond" w:cs="Arial"/>
+                <w:color w:val="000000"/>
+                <w:kern w:val="0"/>
+                <w:sz w:val="20"/>
+                <w:szCs w:val="20"/>
+              </w:rPr>
+            </w:pPr>
+            <w:r>
+              <w:rPr>
+                <w:rFonts w:ascii="Arial Nova Cond" w:hAnsi="Arial Nova Cond" w:cs="Arial"/>
+                <w:color w:val="000000"/>
+                <w:kern w:val="0"/>
                 <w:sz w:val="20"/>
                 <w:szCs w:val="20"/>
               </w:rPr>
@@ -12924,24 +12754,23 @@
           <w:tcPr>
             <w:tcW w:w="875" w:type="dxa"/>
             <w:vMerge w:val="restart"/>
-            <w:tcBorders>
-              <w:top w:val="double" w:sz="4" w:space="0" w:color="47D459" w:themeColor="accent3" w:themeTint="99"/>
-              <w:left w:val="double" w:sz="4" w:space="0" w:color="47D459" w:themeColor="accent3" w:themeTint="99"/>
-              <w:bottom w:val="double" w:sz="4" w:space="0" w:color="47D459" w:themeColor="accent3" w:themeTint="99"/>
-              <w:right w:val="double" w:sz="4" w:space="0" w:color="47D459" w:themeColor="accent3" w:themeTint="99"/>
-            </w:tcBorders>
-            <w:vAlign w:val="center"/>
-            <w:hideMark/>
-          </w:tcPr>
-          <w:p>
-            <w:pPr>
-              <w:spacing w:after="160" w:line="276" w:lineRule="auto"/>
-              <w:ind w:right="-455"/>
-              <w:rPr>
-                <w:rFonts w:ascii="Arial Nova Cond Light" w:hAnsi="Arial Nova Cond Light" w:cs="Times New Roman"/>
-                <w:b/>
-                <w:bCs/>
-                <w:color w:val="000000" w:themeColor="text1"/>
+            <w:vAlign w:val="center"/>
+          </w:tcPr>
+          <w:p>
+            <w:pPr>
+              <w:pStyle w:val="Prrafodelista"/>
+              <w:tabs>
+                <w:tab w:val="left" w:pos="0"/>
+                <w:tab w:val="left" w:pos="142"/>
+                <w:tab w:val="left" w:pos="284"/>
+              </w:tabs>
+              <w:spacing w:line="276" w:lineRule="auto"/>
+              <w:ind w:left="0"/>
+              <w:jc w:val="center"/>
+              <w:rPr>
+                <w:rFonts w:ascii="Arial Nova Cond" w:eastAsia="Calibri" w:hAnsi="Arial Nova Cond" w:cs="Times New Roman"/>
+                <w:b/>
+                <w:bCs/>
                 <w:sz w:val="20"/>
                 <w:szCs w:val="20"/>
                 <w:lang w:val="es-ES_tradnl"/>
@@ -12949,10 +12778,9 @@
             </w:pPr>
             <w:r>
               <w:rPr>
-                <w:rFonts w:ascii="Arial Nova Cond Light" w:hAnsi="Arial Nova Cond Light" w:cs="Times New Roman"/>
-                <w:b/>
-                <w:bCs/>
-                <w:color w:val="000000" w:themeColor="text1"/>
+                <w:rFonts w:ascii="Arial Nova Cond" w:eastAsia="Calibri" w:hAnsi="Arial Nova Cond" w:cs="Times New Roman"/>
+                <w:b/>
+                <w:bCs/>
                 <w:sz w:val="20"/>
                 <w:szCs w:val="20"/>
                 <w:lang w:val="es-ES_tradnl"/>
@@ -12964,24 +12792,23 @@
         <w:tc>
           <w:tcPr>
             <w:tcW w:w="1095" w:type="dxa"/>
-            <w:tcBorders>
-              <w:top w:val="double" w:sz="4" w:space="0" w:color="47D459" w:themeColor="accent3" w:themeTint="99"/>
-              <w:left w:val="double" w:sz="4" w:space="0" w:color="47D459" w:themeColor="accent3" w:themeTint="99"/>
-              <w:bottom w:val="double" w:sz="4" w:space="0" w:color="47D459" w:themeColor="accent3" w:themeTint="99"/>
-              <w:right w:val="double" w:sz="4" w:space="0" w:color="47D459" w:themeColor="accent3" w:themeTint="99"/>
-            </w:tcBorders>
-            <w:vAlign w:val="center"/>
-            <w:hideMark/>
-          </w:tcPr>
-          <w:p>
-            <w:pPr>
-              <w:spacing w:after="160" w:line="276" w:lineRule="auto"/>
-              <w:ind w:right="-455"/>
-              <w:rPr>
-                <w:rFonts w:ascii="Arial Nova Cond Light" w:hAnsi="Arial Nova Cond Light" w:cs="Times New Roman"/>
-                <w:b/>
-                <w:bCs/>
-                <w:color w:val="000000" w:themeColor="text1"/>
+            <w:vAlign w:val="center"/>
+          </w:tcPr>
+          <w:p>
+            <w:pPr>
+              <w:pStyle w:val="Prrafodelista"/>
+              <w:tabs>
+                <w:tab w:val="left" w:pos="0"/>
+                <w:tab w:val="left" w:pos="142"/>
+                <w:tab w:val="left" w:pos="284"/>
+              </w:tabs>
+              <w:spacing w:line="276" w:lineRule="auto"/>
+              <w:ind w:left="0"/>
+              <w:jc w:val="center"/>
+              <w:rPr>
+                <w:rFonts w:ascii="Arial Nova Cond" w:eastAsia="Calibri" w:hAnsi="Arial Nova Cond" w:cs="Times New Roman"/>
+                <w:b/>
+                <w:bCs/>
                 <w:sz w:val="20"/>
                 <w:szCs w:val="20"/>
                 <w:lang w:val="es-ES_tradnl"/>
@@ -12989,10 +12816,9 @@
             </w:pPr>
             <w:r>
               <w:rPr>
-                <w:rFonts w:ascii="Arial Nova Cond Light" w:hAnsi="Arial Nova Cond Light" w:cs="Times New Roman"/>
-                <w:b/>
-                <w:bCs/>
-                <w:color w:val="000000" w:themeColor="text1"/>
+                <w:rFonts w:ascii="Arial Nova Cond" w:eastAsia="Calibri" w:hAnsi="Arial Nova Cond" w:cs="Times New Roman"/>
+                <w:b/>
+                <w:bCs/>
                 <w:sz w:val="20"/>
                 <w:szCs w:val="20"/>
                 <w:lang w:val="es-ES_tradnl"/>
@@ -13004,34 +12830,22 @@
         <w:tc>
           <w:tcPr>
             <w:tcW w:w="1726" w:type="dxa"/>
-            <w:tcBorders>
-              <w:top w:val="double" w:sz="4" w:space="0" w:color="47D459" w:themeColor="accent3" w:themeTint="99"/>
-              <w:left w:val="double" w:sz="4" w:space="0" w:color="47D459" w:themeColor="accent3" w:themeTint="99"/>
-              <w:bottom w:val="double" w:sz="4" w:space="0" w:color="47D459" w:themeColor="accent3" w:themeTint="99"/>
-              <w:right w:val="double" w:sz="4" w:space="0" w:color="47D459" w:themeColor="accent3" w:themeTint="99"/>
-            </w:tcBorders>
-            <w:vAlign w:val="center"/>
-            <w:hideMark/>
-          </w:tcPr>
-          <w:p>
-            <w:pPr>
-              <w:spacing w:after="160" w:line="276" w:lineRule="auto"/>
-              <w:ind w:right="-455"/>
-              <w:rPr>
-                <w:rFonts w:ascii="Arial Nova Cond Light" w:hAnsi="Arial Nova Cond Light" w:cs="Times New Roman"/>
-                <w:b/>
-                <w:bCs/>
-                <w:color w:val="000000" w:themeColor="text1"/>
-                <w:sz w:val="20"/>
-                <w:szCs w:val="20"/>
-              </w:rPr>
-            </w:pPr>
-            <w:r>
-              <w:rPr>
-                <w:rFonts w:ascii="Arial Nova Cond Light" w:hAnsi="Arial Nova Cond Light" w:cs="Times New Roman"/>
-                <w:b/>
-                <w:bCs/>
-                <w:color w:val="000000" w:themeColor="text1"/>
+            <w:vAlign w:val="center"/>
+          </w:tcPr>
+          <w:p>
+            <w:pPr>
+              <w:pStyle w:val="Sinespaciado"/>
+              <w:jc w:val="both"/>
+              <w:rPr>
+                <w:rFonts w:ascii="Arial Nova Cond" w:hAnsi="Arial Nova Cond"/>
+                <w:color w:val="000000" w:themeColor="text1"/>
+                <w:sz w:val="20"/>
+                <w:szCs w:val="20"/>
+              </w:rPr>
+            </w:pPr>
+            <w:r>
+              <w:rPr>
+                <w:rFonts w:ascii="Arial Nova Cond" w:eastAsia="Calibri" w:hAnsi="Arial Nova Cond" w:cs="Times New Roman"/>
                 <w:sz w:val="20"/>
                 <w:szCs w:val="20"/>
                 <w:lang w:val="es-ES_tradnl"/>
@@ -13043,23 +12857,21 @@
         <w:tc>
           <w:tcPr>
             <w:tcW w:w="6169" w:type="dxa"/>
-            <w:tcBorders>
-              <w:top w:val="double" w:sz="4" w:space="0" w:color="47D459" w:themeColor="accent3" w:themeTint="99"/>
-              <w:left w:val="double" w:sz="4" w:space="0" w:color="47D459" w:themeColor="accent3" w:themeTint="99"/>
-              <w:bottom w:val="double" w:sz="4" w:space="0" w:color="47D459" w:themeColor="accent3" w:themeTint="99"/>
-              <w:right w:val="double" w:sz="4" w:space="0" w:color="47D459" w:themeColor="accent3" w:themeTint="99"/>
-            </w:tcBorders>
-            <w:vAlign w:val="center"/>
-            <w:hideMark/>
-          </w:tcPr>
-          <w:p>
-            <w:pPr>
-              <w:spacing w:after="160" w:line="276" w:lineRule="auto"/>
-              <w:ind w:right="-455"/>
-              <w:rPr>
-                <w:rFonts w:ascii="Arial Nova Cond Light" w:hAnsi="Arial Nova Cond Light" w:cs="Times New Roman"/>
-                <w:b/>
-                <w:bCs/>
+            <w:vAlign w:val="center"/>
+          </w:tcPr>
+          <w:p>
+            <w:pPr>
+              <w:pStyle w:val="Prrafodelista"/>
+              <w:tabs>
+                <w:tab w:val="left" w:pos="0"/>
+                <w:tab w:val="left" w:pos="142"/>
+                <w:tab w:val="left" w:pos="284"/>
+              </w:tabs>
+              <w:spacing w:line="276" w:lineRule="auto"/>
+              <w:ind w:left="0"/>
+              <w:jc w:val="both"/>
+              <w:rPr>
+                <w:rFonts w:ascii="Arial Nova Cond" w:eastAsia="Calibri" w:hAnsi="Arial Nova Cond" w:cs="Times New Roman"/>
                 <w:color w:val="000000" w:themeColor="text1"/>
                 <w:sz w:val="20"/>
                 <w:szCs w:val="20"/>
@@ -13068,10 +12880,7 @@
             </w:pPr>
             <w:r>
               <w:rPr>
-                <w:rFonts w:ascii="Arial Nova Cond Light" w:hAnsi="Arial Nova Cond Light" w:cs="Times New Roman"/>
-                <w:b/>
-                <w:bCs/>
-                <w:color w:val="000000" w:themeColor="text1"/>
+                <w:rFonts w:ascii="Arial Nova Cond" w:eastAsia="Calibri" w:hAnsi="Arial Nova Cond" w:cs="Times New Roman"/>
                 <w:sz w:val="20"/>
                 <w:szCs w:val="20"/>
                 <w:lang w:val="es-ES_tradnl"/>
@@ -13083,34 +12892,27 @@
         <w:tc>
           <w:tcPr>
             <w:tcW w:w="2015" w:type="dxa"/>
-            <w:tcBorders>
-              <w:top w:val="double" w:sz="4" w:space="0" w:color="47D459" w:themeColor="accent3" w:themeTint="99"/>
-              <w:left w:val="double" w:sz="4" w:space="0" w:color="47D459" w:themeColor="accent3" w:themeTint="99"/>
-              <w:bottom w:val="double" w:sz="4" w:space="0" w:color="47D459" w:themeColor="accent3" w:themeTint="99"/>
-              <w:right w:val="double" w:sz="4" w:space="0" w:color="47D459" w:themeColor="accent3" w:themeTint="99"/>
-            </w:tcBorders>
-            <w:vAlign w:val="center"/>
-            <w:hideMark/>
-          </w:tcPr>
-          <w:p>
-            <w:pPr>
-              <w:spacing w:after="160" w:line="276" w:lineRule="auto"/>
-              <w:ind w:right="-455"/>
-              <w:rPr>
-                <w:rFonts w:ascii="Arial Nova Cond Light" w:hAnsi="Arial Nova Cond Light" w:cs="Times New Roman"/>
-                <w:b/>
-                <w:bCs/>
-                <w:color w:val="000000" w:themeColor="text1"/>
-                <w:sz w:val="20"/>
-                <w:szCs w:val="20"/>
-              </w:rPr>
-            </w:pPr>
-            <w:r>
-              <w:rPr>
-                <w:rFonts w:ascii="Arial Nova Cond Light" w:hAnsi="Arial Nova Cond Light" w:cs="Times New Roman"/>
-                <w:b/>
-                <w:bCs/>
-                <w:color w:val="000000" w:themeColor="text1"/>
+            <w:vAlign w:val="center"/>
+          </w:tcPr>
+          <w:p>
+            <w:pPr>
+              <w:autoSpaceDE w:val="0"/>
+              <w:autoSpaceDN w:val="0"/>
+              <w:adjustRightInd w:val="0"/>
+              <w:jc w:val="center"/>
+              <w:rPr>
+                <w:rFonts w:ascii="Arial Nova Cond" w:hAnsi="Arial Nova Cond" w:cs="Arial"/>
+                <w:color w:val="000000" w:themeColor="text1"/>
+                <w:kern w:val="0"/>
+                <w:sz w:val="20"/>
+                <w:szCs w:val="20"/>
+              </w:rPr>
+            </w:pPr>
+            <w:r>
+              <w:rPr>
+                <w:rFonts w:ascii="Arial Nova Cond" w:hAnsi="Arial Nova Cond" w:cs="Arial"/>
+                <w:color w:val="000000"/>
+                <w:kern w:val="0"/>
                 <w:sz w:val="20"/>
                 <w:szCs w:val="20"/>
               </w:rPr>
@@ -13121,34 +12923,27 @@
         <w:tc>
           <w:tcPr>
             <w:tcW w:w="1634" w:type="dxa"/>
-            <w:tcBorders>
-              <w:top w:val="double" w:sz="4" w:space="0" w:color="47D459" w:themeColor="accent3" w:themeTint="99"/>
-              <w:left w:val="double" w:sz="4" w:space="0" w:color="47D459" w:themeColor="accent3" w:themeTint="99"/>
-              <w:bottom w:val="double" w:sz="4" w:space="0" w:color="47D459" w:themeColor="accent3" w:themeTint="99"/>
-              <w:right w:val="double" w:sz="4" w:space="0" w:color="47D459" w:themeColor="accent3" w:themeTint="99"/>
-            </w:tcBorders>
-            <w:vAlign w:val="center"/>
-            <w:hideMark/>
-          </w:tcPr>
-          <w:p>
-            <w:pPr>
-              <w:spacing w:after="160" w:line="276" w:lineRule="auto"/>
-              <w:ind w:right="-455"/>
-              <w:rPr>
-                <w:rFonts w:ascii="Arial Nova Cond Light" w:hAnsi="Arial Nova Cond Light" w:cs="Times New Roman"/>
-                <w:b/>
-                <w:bCs/>
-                <w:color w:val="000000" w:themeColor="text1"/>
-                <w:sz w:val="20"/>
-                <w:szCs w:val="20"/>
-              </w:rPr>
-            </w:pPr>
-            <w:r>
-              <w:rPr>
-                <w:rFonts w:ascii="Arial Nova Cond Light" w:hAnsi="Arial Nova Cond Light" w:cs="Times New Roman"/>
-                <w:b/>
-                <w:bCs/>
-                <w:color w:val="000000" w:themeColor="text1"/>
+            <w:vAlign w:val="center"/>
+          </w:tcPr>
+          <w:p>
+            <w:pPr>
+              <w:autoSpaceDE w:val="0"/>
+              <w:autoSpaceDN w:val="0"/>
+              <w:adjustRightInd w:val="0"/>
+              <w:jc w:val="both"/>
+              <w:rPr>
+                <w:rFonts w:ascii="Arial Nova Cond" w:hAnsi="Arial Nova Cond" w:cs="Arial"/>
+                <w:color w:val="000000"/>
+                <w:kern w:val="0"/>
+                <w:sz w:val="20"/>
+                <w:szCs w:val="20"/>
+              </w:rPr>
+            </w:pPr>
+            <w:r>
+              <w:rPr>
+                <w:rFonts w:ascii="Arial Nova Cond" w:hAnsi="Arial Nova Cond" w:cs="Arial"/>
+                <w:color w:val="000000"/>
+                <w:kern w:val="0"/>
                 <w:sz w:val="20"/>
                 <w:szCs w:val="20"/>
               </w:rPr>
@@ -13159,34 +12954,27 @@
         <w:tc>
           <w:tcPr>
             <w:tcW w:w="1337" w:type="dxa"/>
-            <w:tcBorders>
-              <w:top w:val="double" w:sz="4" w:space="0" w:color="47D459" w:themeColor="accent3" w:themeTint="99"/>
-              <w:left w:val="double" w:sz="4" w:space="0" w:color="47D459" w:themeColor="accent3" w:themeTint="99"/>
-              <w:bottom w:val="double" w:sz="4" w:space="0" w:color="47D459" w:themeColor="accent3" w:themeTint="99"/>
-              <w:right w:val="double" w:sz="4" w:space="0" w:color="47D459" w:themeColor="accent3" w:themeTint="99"/>
-            </w:tcBorders>
-            <w:vAlign w:val="center"/>
-            <w:hideMark/>
-          </w:tcPr>
-          <w:p>
-            <w:pPr>
-              <w:spacing w:after="160" w:line="276" w:lineRule="auto"/>
-              <w:ind w:right="-455"/>
-              <w:rPr>
-                <w:rFonts w:ascii="Arial Nova Cond Light" w:hAnsi="Arial Nova Cond Light" w:cs="Times New Roman"/>
-                <w:b/>
-                <w:bCs/>
-                <w:color w:val="000000" w:themeColor="text1"/>
-                <w:sz w:val="20"/>
-                <w:szCs w:val="20"/>
-              </w:rPr>
-            </w:pPr>
-            <w:r>
-              <w:rPr>
-                <w:rFonts w:ascii="Arial Nova Cond Light" w:hAnsi="Arial Nova Cond Light" w:cs="Times New Roman"/>
-                <w:b/>
-                <w:bCs/>
-                <w:color w:val="000000" w:themeColor="text1"/>
+            <w:vAlign w:val="center"/>
+          </w:tcPr>
+          <w:p>
+            <w:pPr>
+              <w:autoSpaceDE w:val="0"/>
+              <w:autoSpaceDN w:val="0"/>
+              <w:adjustRightInd w:val="0"/>
+              <w:jc w:val="center"/>
+              <w:rPr>
+                <w:rFonts w:ascii="Arial Nova Cond" w:hAnsi="Arial Nova Cond" w:cs="Arial"/>
+                <w:color w:val="000000"/>
+                <w:kern w:val="0"/>
+                <w:sz w:val="20"/>
+                <w:szCs w:val="20"/>
+              </w:rPr>
+            </w:pPr>
+            <w:r>
+              <w:rPr>
+                <w:rFonts w:ascii="Arial Nova Cond" w:hAnsi="Arial Nova Cond" w:cs="Arial"/>
+                <w:color w:val="000000"/>
+                <w:kern w:val="0"/>
                 <w:sz w:val="20"/>
                 <w:szCs w:val="20"/>
               </w:rPr>
@@ -13204,24 +12992,23 @@
           <w:tcPr>
             <w:tcW w:w="875" w:type="dxa"/>
             <w:vMerge/>
-            <w:tcBorders>
-              <w:top w:val="double" w:sz="4" w:space="0" w:color="47D459" w:themeColor="accent3" w:themeTint="99"/>
-              <w:left w:val="double" w:sz="4" w:space="0" w:color="47D459" w:themeColor="accent3" w:themeTint="99"/>
-              <w:bottom w:val="double" w:sz="4" w:space="0" w:color="47D459" w:themeColor="accent3" w:themeTint="99"/>
-              <w:right w:val="double" w:sz="4" w:space="0" w:color="47D459" w:themeColor="accent3" w:themeTint="99"/>
-            </w:tcBorders>
-            <w:vAlign w:val="center"/>
-            <w:hideMark/>
-          </w:tcPr>
-          <w:p>
-            <w:pPr>
-              <w:spacing w:after="160" w:line="276" w:lineRule="auto"/>
-              <w:ind w:right="-455"/>
-              <w:rPr>
-                <w:rFonts w:ascii="Arial Nova Cond Light" w:hAnsi="Arial Nova Cond Light" w:cs="Times New Roman"/>
-                <w:b/>
-                <w:bCs/>
-                <w:color w:val="000000" w:themeColor="text1"/>
+            <w:vAlign w:val="center"/>
+          </w:tcPr>
+          <w:p>
+            <w:pPr>
+              <w:pStyle w:val="Prrafodelista"/>
+              <w:tabs>
+                <w:tab w:val="left" w:pos="0"/>
+                <w:tab w:val="left" w:pos="142"/>
+                <w:tab w:val="left" w:pos="284"/>
+              </w:tabs>
+              <w:spacing w:line="276" w:lineRule="auto"/>
+              <w:ind w:left="0"/>
+              <w:jc w:val="center"/>
+              <w:rPr>
+                <w:rFonts w:ascii="Arial Nova Cond" w:eastAsia="Calibri" w:hAnsi="Arial Nova Cond" w:cs="Times New Roman"/>
+                <w:b/>
+                <w:bCs/>
                 <w:sz w:val="20"/>
                 <w:szCs w:val="20"/>
                 <w:lang w:val="es-ES_tradnl"/>
@@ -13232,24 +13019,23 @@
         <w:tc>
           <w:tcPr>
             <w:tcW w:w="1095" w:type="dxa"/>
-            <w:tcBorders>
-              <w:top w:val="double" w:sz="4" w:space="0" w:color="47D459" w:themeColor="accent3" w:themeTint="99"/>
-              <w:left w:val="double" w:sz="4" w:space="0" w:color="47D459" w:themeColor="accent3" w:themeTint="99"/>
-              <w:bottom w:val="double" w:sz="4" w:space="0" w:color="47D459" w:themeColor="accent3" w:themeTint="99"/>
-              <w:right w:val="double" w:sz="4" w:space="0" w:color="47D459" w:themeColor="accent3" w:themeTint="99"/>
-            </w:tcBorders>
-            <w:vAlign w:val="center"/>
-            <w:hideMark/>
-          </w:tcPr>
-          <w:p>
-            <w:pPr>
-              <w:spacing w:after="160" w:line="276" w:lineRule="auto"/>
-              <w:ind w:right="-455"/>
-              <w:rPr>
-                <w:rFonts w:ascii="Arial Nova Cond Light" w:hAnsi="Arial Nova Cond Light" w:cs="Times New Roman"/>
-                <w:b/>
-                <w:bCs/>
-                <w:color w:val="000000" w:themeColor="text1"/>
+            <w:vAlign w:val="center"/>
+          </w:tcPr>
+          <w:p>
+            <w:pPr>
+              <w:pStyle w:val="Prrafodelista"/>
+              <w:tabs>
+                <w:tab w:val="left" w:pos="0"/>
+                <w:tab w:val="left" w:pos="142"/>
+                <w:tab w:val="left" w:pos="284"/>
+              </w:tabs>
+              <w:spacing w:line="276" w:lineRule="auto"/>
+              <w:ind w:left="0"/>
+              <w:jc w:val="center"/>
+              <w:rPr>
+                <w:rFonts w:ascii="Arial Nova Cond" w:eastAsia="Calibri" w:hAnsi="Arial Nova Cond" w:cs="Times New Roman"/>
+                <w:b/>
+                <w:bCs/>
                 <w:sz w:val="20"/>
                 <w:szCs w:val="20"/>
                 <w:lang w:val="es-ES_tradnl"/>
@@ -13257,10 +13043,9 @@
             </w:pPr>
             <w:r>
               <w:rPr>
-                <w:rFonts w:ascii="Arial Nova Cond Light" w:hAnsi="Arial Nova Cond Light" w:cs="Times New Roman"/>
-                <w:b/>
-                <w:bCs/>
-                <w:color w:val="000000" w:themeColor="text1"/>
+                <w:rFonts w:ascii="Arial Nova Cond" w:eastAsia="Calibri" w:hAnsi="Arial Nova Cond" w:cs="Times New Roman"/>
+                <w:b/>
+                <w:bCs/>
                 <w:sz w:val="20"/>
                 <w:szCs w:val="20"/>
                 <w:lang w:val="es-ES_tradnl"/>
@@ -13272,34 +13057,21 @@
         <w:tc>
           <w:tcPr>
             <w:tcW w:w="1726" w:type="dxa"/>
-            <w:tcBorders>
-              <w:top w:val="double" w:sz="4" w:space="0" w:color="47D459" w:themeColor="accent3" w:themeTint="99"/>
-              <w:left w:val="double" w:sz="4" w:space="0" w:color="47D459" w:themeColor="accent3" w:themeTint="99"/>
-              <w:bottom w:val="double" w:sz="4" w:space="0" w:color="47D459" w:themeColor="accent3" w:themeTint="99"/>
-              <w:right w:val="double" w:sz="4" w:space="0" w:color="47D459" w:themeColor="accent3" w:themeTint="99"/>
-            </w:tcBorders>
-            <w:vAlign w:val="center"/>
-            <w:hideMark/>
-          </w:tcPr>
-          <w:p>
-            <w:pPr>
-              <w:spacing w:after="160" w:line="276" w:lineRule="auto"/>
-              <w:ind w:right="-455"/>
-              <w:rPr>
-                <w:rFonts w:ascii="Arial Nova Cond Light" w:hAnsi="Arial Nova Cond Light" w:cs="Times New Roman"/>
-                <w:b/>
-                <w:bCs/>
-                <w:color w:val="000000" w:themeColor="text1"/>
-                <w:sz w:val="20"/>
-                <w:szCs w:val="20"/>
-              </w:rPr>
-            </w:pPr>
-            <w:r>
-              <w:rPr>
-                <w:rFonts w:ascii="Arial Nova Cond Light" w:hAnsi="Arial Nova Cond Light" w:cs="Times New Roman"/>
-                <w:b/>
-                <w:bCs/>
-                <w:color w:val="000000" w:themeColor="text1"/>
+            <w:vAlign w:val="center"/>
+          </w:tcPr>
+          <w:p>
+            <w:pPr>
+              <w:pStyle w:val="Sinespaciado"/>
+              <w:jc w:val="both"/>
+              <w:rPr>
+                <w:rFonts w:ascii="Arial Nova Cond" w:hAnsi="Arial Nova Cond"/>
+                <w:sz w:val="20"/>
+                <w:szCs w:val="20"/>
+              </w:rPr>
+            </w:pPr>
+            <w:r>
+              <w:rPr>
+                <w:rFonts w:ascii="Arial Nova Cond" w:eastAsia="Calibri" w:hAnsi="Arial Nova Cond" w:cs="Times New Roman"/>
                 <w:sz w:val="20"/>
                 <w:szCs w:val="20"/>
                 <w:lang w:val="es-ES_tradnl"/>
@@ -13311,24 +13083,21 @@
         <w:tc>
           <w:tcPr>
             <w:tcW w:w="6169" w:type="dxa"/>
-            <w:tcBorders>
-              <w:top w:val="double" w:sz="4" w:space="0" w:color="47D459" w:themeColor="accent3" w:themeTint="99"/>
-              <w:left w:val="double" w:sz="4" w:space="0" w:color="47D459" w:themeColor="accent3" w:themeTint="99"/>
-              <w:bottom w:val="double" w:sz="4" w:space="0" w:color="47D459" w:themeColor="accent3" w:themeTint="99"/>
-              <w:right w:val="double" w:sz="4" w:space="0" w:color="47D459" w:themeColor="accent3" w:themeTint="99"/>
-            </w:tcBorders>
-            <w:vAlign w:val="center"/>
-            <w:hideMark/>
-          </w:tcPr>
-          <w:p>
-            <w:pPr>
-              <w:spacing w:after="160" w:line="276" w:lineRule="auto"/>
-              <w:ind w:right="-455"/>
-              <w:rPr>
-                <w:rFonts w:ascii="Arial Nova Cond Light" w:hAnsi="Arial Nova Cond Light" w:cs="Times New Roman"/>
-                <w:b/>
-                <w:bCs/>
-                <w:color w:val="000000" w:themeColor="text1"/>
+            <w:vAlign w:val="center"/>
+          </w:tcPr>
+          <w:p>
+            <w:pPr>
+              <w:pStyle w:val="Prrafodelista"/>
+              <w:tabs>
+                <w:tab w:val="left" w:pos="0"/>
+                <w:tab w:val="left" w:pos="142"/>
+                <w:tab w:val="left" w:pos="284"/>
+              </w:tabs>
+              <w:spacing w:line="276" w:lineRule="auto"/>
+              <w:ind w:left="0"/>
+              <w:jc w:val="both"/>
+              <w:rPr>
+                <w:rFonts w:ascii="Arial Nova Cond" w:eastAsia="Calibri" w:hAnsi="Arial Nova Cond" w:cs="Times New Roman"/>
                 <w:sz w:val="20"/>
                 <w:szCs w:val="20"/>
                 <w:lang w:val="es-ES_tradnl"/>
@@ -13336,10 +13105,7 @@
             </w:pPr>
             <w:r>
               <w:rPr>
-                <w:rFonts w:ascii="Arial Nova Cond Light" w:hAnsi="Arial Nova Cond Light" w:cs="Times New Roman"/>
-                <w:b/>
-                <w:bCs/>
-                <w:color w:val="000000" w:themeColor="text1"/>
+                <w:rFonts w:ascii="Arial Nova Cond" w:eastAsia="Calibri" w:hAnsi="Arial Nova Cond" w:cs="Times New Roman"/>
                 <w:sz w:val="20"/>
                 <w:szCs w:val="20"/>
                 <w:lang w:val="es-ES_tradnl"/>
@@ -13351,34 +13117,27 @@
         <w:tc>
           <w:tcPr>
             <w:tcW w:w="2015" w:type="dxa"/>
-            <w:tcBorders>
-              <w:top w:val="double" w:sz="4" w:space="0" w:color="47D459" w:themeColor="accent3" w:themeTint="99"/>
-              <w:left w:val="double" w:sz="4" w:space="0" w:color="47D459" w:themeColor="accent3" w:themeTint="99"/>
-              <w:bottom w:val="double" w:sz="4" w:space="0" w:color="47D459" w:themeColor="accent3" w:themeTint="99"/>
-              <w:right w:val="double" w:sz="4" w:space="0" w:color="47D459" w:themeColor="accent3" w:themeTint="99"/>
-            </w:tcBorders>
-            <w:vAlign w:val="center"/>
-            <w:hideMark/>
-          </w:tcPr>
-          <w:p>
-            <w:pPr>
-              <w:spacing w:after="160" w:line="276" w:lineRule="auto"/>
-              <w:ind w:right="-455"/>
-              <w:rPr>
-                <w:rFonts w:ascii="Arial Nova Cond Light" w:hAnsi="Arial Nova Cond Light" w:cs="Times New Roman"/>
-                <w:b/>
-                <w:bCs/>
-                <w:color w:val="000000" w:themeColor="text1"/>
-                <w:sz w:val="20"/>
-                <w:szCs w:val="20"/>
-              </w:rPr>
-            </w:pPr>
-            <w:r>
-              <w:rPr>
-                <w:rFonts w:ascii="Arial Nova Cond Light" w:hAnsi="Arial Nova Cond Light" w:cs="Times New Roman"/>
-                <w:b/>
-                <w:bCs/>
-                <w:color w:val="000000" w:themeColor="text1"/>
+            <w:vAlign w:val="center"/>
+          </w:tcPr>
+          <w:p>
+            <w:pPr>
+              <w:autoSpaceDE w:val="0"/>
+              <w:autoSpaceDN w:val="0"/>
+              <w:adjustRightInd w:val="0"/>
+              <w:jc w:val="center"/>
+              <w:rPr>
+                <w:rFonts w:ascii="Arial Nova Cond" w:hAnsi="Arial Nova Cond" w:cs="Arial"/>
+                <w:color w:val="0070C0"/>
+                <w:kern w:val="0"/>
+                <w:sz w:val="20"/>
+                <w:szCs w:val="20"/>
+              </w:rPr>
+            </w:pPr>
+            <w:r>
+              <w:rPr>
+                <w:rFonts w:ascii="Arial Nova Cond" w:hAnsi="Arial Nova Cond" w:cs="Arial"/>
+                <w:color w:val="000000"/>
+                <w:kern w:val="0"/>
                 <w:sz w:val="20"/>
                 <w:szCs w:val="20"/>
               </w:rPr>
@@ -13389,34 +13148,27 @@
         <w:tc>
           <w:tcPr>
             <w:tcW w:w="1634" w:type="dxa"/>
-            <w:tcBorders>
-              <w:top w:val="double" w:sz="4" w:space="0" w:color="47D459" w:themeColor="accent3" w:themeTint="99"/>
-              <w:left w:val="double" w:sz="4" w:space="0" w:color="47D459" w:themeColor="accent3" w:themeTint="99"/>
-              <w:bottom w:val="double" w:sz="4" w:space="0" w:color="47D459" w:themeColor="accent3" w:themeTint="99"/>
-              <w:right w:val="double" w:sz="4" w:space="0" w:color="47D459" w:themeColor="accent3" w:themeTint="99"/>
-            </w:tcBorders>
-            <w:vAlign w:val="center"/>
-            <w:hideMark/>
-          </w:tcPr>
-          <w:p>
-            <w:pPr>
-              <w:spacing w:after="160" w:line="276" w:lineRule="auto"/>
-              <w:ind w:right="-455"/>
-              <w:rPr>
-                <w:rFonts w:ascii="Arial Nova Cond Light" w:hAnsi="Arial Nova Cond Light" w:cs="Times New Roman"/>
-                <w:b/>
-                <w:bCs/>
-                <w:color w:val="000000" w:themeColor="text1"/>
-                <w:sz w:val="20"/>
-                <w:szCs w:val="20"/>
-              </w:rPr>
-            </w:pPr>
-            <w:r>
-              <w:rPr>
-                <w:rFonts w:ascii="Arial Nova Cond Light" w:hAnsi="Arial Nova Cond Light" w:cs="Times New Roman"/>
-                <w:b/>
-                <w:bCs/>
-                <w:color w:val="000000" w:themeColor="text1"/>
+            <w:vAlign w:val="center"/>
+          </w:tcPr>
+          <w:p>
+            <w:pPr>
+              <w:autoSpaceDE w:val="0"/>
+              <w:autoSpaceDN w:val="0"/>
+              <w:adjustRightInd w:val="0"/>
+              <w:jc w:val="both"/>
+              <w:rPr>
+                <w:rFonts w:ascii="Arial Nova Cond" w:hAnsi="Arial Nova Cond" w:cs="Arial"/>
+                <w:color w:val="000000"/>
+                <w:kern w:val="0"/>
+                <w:sz w:val="20"/>
+                <w:szCs w:val="20"/>
+              </w:rPr>
+            </w:pPr>
+            <w:r>
+              <w:rPr>
+                <w:rFonts w:ascii="Arial Nova Cond" w:hAnsi="Arial Nova Cond" w:cs="Arial"/>
+                <w:color w:val="000000"/>
+                <w:kern w:val="0"/>
                 <w:sz w:val="20"/>
                 <w:szCs w:val="20"/>
               </w:rPr>
@@ -13427,34 +13179,27 @@
         <w:tc>
           <w:tcPr>
             <w:tcW w:w="1337" w:type="dxa"/>
-            <w:tcBorders>
-              <w:top w:val="double" w:sz="4" w:space="0" w:color="47D459" w:themeColor="accent3" w:themeTint="99"/>
-              <w:left w:val="double" w:sz="4" w:space="0" w:color="47D459" w:themeColor="accent3" w:themeTint="99"/>
-              <w:bottom w:val="double" w:sz="4" w:space="0" w:color="47D459" w:themeColor="accent3" w:themeTint="99"/>
-              <w:right w:val="double" w:sz="4" w:space="0" w:color="47D459" w:themeColor="accent3" w:themeTint="99"/>
-            </w:tcBorders>
-            <w:vAlign w:val="center"/>
-            <w:hideMark/>
-          </w:tcPr>
-          <w:p>
-            <w:pPr>
-              <w:spacing w:after="160" w:line="276" w:lineRule="auto"/>
-              <w:ind w:right="-455"/>
-              <w:rPr>
-                <w:rFonts w:ascii="Arial Nova Cond Light" w:hAnsi="Arial Nova Cond Light" w:cs="Times New Roman"/>
-                <w:b/>
-                <w:bCs/>
-                <w:color w:val="000000" w:themeColor="text1"/>
-                <w:sz w:val="20"/>
-                <w:szCs w:val="20"/>
-              </w:rPr>
-            </w:pPr>
-            <w:r>
-              <w:rPr>
-                <w:rFonts w:ascii="Arial Nova Cond Light" w:hAnsi="Arial Nova Cond Light" w:cs="Times New Roman"/>
-                <w:b/>
-                <w:bCs/>
-                <w:color w:val="000000" w:themeColor="text1"/>
+            <w:vAlign w:val="center"/>
+          </w:tcPr>
+          <w:p>
+            <w:pPr>
+              <w:autoSpaceDE w:val="0"/>
+              <w:autoSpaceDN w:val="0"/>
+              <w:adjustRightInd w:val="0"/>
+              <w:jc w:val="center"/>
+              <w:rPr>
+                <w:rFonts w:ascii="Arial Nova Cond" w:hAnsi="Arial Nova Cond" w:cs="Arial"/>
+                <w:color w:val="000000"/>
+                <w:kern w:val="0"/>
+                <w:sz w:val="20"/>
+                <w:szCs w:val="20"/>
+              </w:rPr>
+            </w:pPr>
+            <w:r>
+              <w:rPr>
+                <w:rFonts w:ascii="Arial Nova Cond" w:hAnsi="Arial Nova Cond" w:cs="Arial"/>
+                <w:color w:val="000000"/>
+                <w:kern w:val="0"/>
                 <w:sz w:val="20"/>
                 <w:szCs w:val="20"/>
               </w:rPr>
@@ -13472,24 +13217,23 @@
           <w:tcPr>
             <w:tcW w:w="875" w:type="dxa"/>
             <w:vMerge w:val="restart"/>
-            <w:tcBorders>
-              <w:top w:val="double" w:sz="4" w:space="0" w:color="47D459" w:themeColor="accent3" w:themeTint="99"/>
-              <w:left w:val="double" w:sz="4" w:space="0" w:color="47D459" w:themeColor="accent3" w:themeTint="99"/>
-              <w:bottom w:val="double" w:sz="4" w:space="0" w:color="47D459" w:themeColor="accent3" w:themeTint="99"/>
-              <w:right w:val="double" w:sz="4" w:space="0" w:color="47D459" w:themeColor="accent3" w:themeTint="99"/>
-            </w:tcBorders>
-            <w:vAlign w:val="center"/>
-            <w:hideMark/>
-          </w:tcPr>
-          <w:p>
-            <w:pPr>
-              <w:spacing w:after="160" w:line="276" w:lineRule="auto"/>
-              <w:ind w:right="-455"/>
-              <w:rPr>
-                <w:rFonts w:ascii="Arial Nova Cond Light" w:hAnsi="Arial Nova Cond Light" w:cs="Times New Roman"/>
-                <w:b/>
-                <w:bCs/>
-                <w:color w:val="000000" w:themeColor="text1"/>
+            <w:vAlign w:val="center"/>
+          </w:tcPr>
+          <w:p>
+            <w:pPr>
+              <w:pStyle w:val="Prrafodelista"/>
+              <w:tabs>
+                <w:tab w:val="left" w:pos="0"/>
+                <w:tab w:val="left" w:pos="142"/>
+                <w:tab w:val="left" w:pos="284"/>
+              </w:tabs>
+              <w:spacing w:line="276" w:lineRule="auto"/>
+              <w:ind w:left="0"/>
+              <w:jc w:val="center"/>
+              <w:rPr>
+                <w:rFonts w:ascii="Arial Nova Cond" w:eastAsia="Calibri" w:hAnsi="Arial Nova Cond" w:cs="Times New Roman"/>
+                <w:b/>
+                <w:bCs/>
                 <w:sz w:val="20"/>
                 <w:szCs w:val="20"/>
                 <w:lang w:val="es-ES_tradnl"/>
@@ -13497,10 +13241,9 @@
             </w:pPr>
             <w:r>
               <w:rPr>
-                <w:rFonts w:ascii="Arial Nova Cond Light" w:hAnsi="Arial Nova Cond Light" w:cs="Times New Roman"/>
-                <w:b/>
-                <w:bCs/>
-                <w:color w:val="000000" w:themeColor="text1"/>
+                <w:rFonts w:ascii="Arial Nova Cond" w:eastAsia="Calibri" w:hAnsi="Arial Nova Cond" w:cs="Times New Roman"/>
+                <w:b/>
+                <w:bCs/>
                 <w:sz w:val="20"/>
                 <w:szCs w:val="20"/>
                 <w:lang w:val="es-ES_tradnl"/>
@@ -13512,24 +13255,23 @@
         <w:tc>
           <w:tcPr>
             <w:tcW w:w="1095" w:type="dxa"/>
-            <w:tcBorders>
-              <w:top w:val="double" w:sz="4" w:space="0" w:color="47D459" w:themeColor="accent3" w:themeTint="99"/>
-              <w:left w:val="double" w:sz="4" w:space="0" w:color="47D459" w:themeColor="accent3" w:themeTint="99"/>
-              <w:bottom w:val="double" w:sz="4" w:space="0" w:color="47D459" w:themeColor="accent3" w:themeTint="99"/>
-              <w:right w:val="double" w:sz="4" w:space="0" w:color="47D459" w:themeColor="accent3" w:themeTint="99"/>
-            </w:tcBorders>
-            <w:vAlign w:val="center"/>
-            <w:hideMark/>
-          </w:tcPr>
-          <w:p>
-            <w:pPr>
-              <w:spacing w:after="160" w:line="276" w:lineRule="auto"/>
-              <w:ind w:right="-455"/>
-              <w:rPr>
-                <w:rFonts w:ascii="Arial Nova Cond Light" w:hAnsi="Arial Nova Cond Light" w:cs="Times New Roman"/>
-                <w:b/>
-                <w:bCs/>
-                <w:color w:val="000000" w:themeColor="text1"/>
+            <w:vAlign w:val="center"/>
+          </w:tcPr>
+          <w:p>
+            <w:pPr>
+              <w:pStyle w:val="Prrafodelista"/>
+              <w:tabs>
+                <w:tab w:val="left" w:pos="0"/>
+                <w:tab w:val="left" w:pos="142"/>
+                <w:tab w:val="left" w:pos="284"/>
+              </w:tabs>
+              <w:spacing w:line="276" w:lineRule="auto"/>
+              <w:ind w:left="0"/>
+              <w:jc w:val="center"/>
+              <w:rPr>
+                <w:rFonts w:ascii="Arial Nova Cond" w:eastAsia="Calibri" w:hAnsi="Arial Nova Cond" w:cs="Times New Roman"/>
+                <w:b/>
+                <w:bCs/>
                 <w:sz w:val="20"/>
                 <w:szCs w:val="20"/>
                 <w:lang w:val="es-ES_tradnl"/>
@@ -13537,10 +13279,9 @@
             </w:pPr>
             <w:r>
               <w:rPr>
-                <w:rFonts w:ascii="Arial Nova Cond Light" w:hAnsi="Arial Nova Cond Light" w:cs="Times New Roman"/>
-                <w:b/>
-                <w:bCs/>
-                <w:color w:val="000000" w:themeColor="text1"/>
+                <w:rFonts w:ascii="Arial Nova Cond" w:eastAsia="Calibri" w:hAnsi="Arial Nova Cond" w:cs="Times New Roman"/>
+                <w:b/>
+                <w:bCs/>
                 <w:sz w:val="20"/>
                 <w:szCs w:val="20"/>
                 <w:lang w:val="es-ES_tradnl"/>
@@ -13552,23 +13293,20 @@
         <w:tc>
           <w:tcPr>
             <w:tcW w:w="1726" w:type="dxa"/>
-            <w:tcBorders>
-              <w:top w:val="double" w:sz="4" w:space="0" w:color="47D459" w:themeColor="accent3" w:themeTint="99"/>
-              <w:left w:val="double" w:sz="4" w:space="0" w:color="47D459" w:themeColor="accent3" w:themeTint="99"/>
-              <w:bottom w:val="double" w:sz="4" w:space="0" w:color="47D459" w:themeColor="accent3" w:themeTint="99"/>
-              <w:right w:val="double" w:sz="4" w:space="0" w:color="47D459" w:themeColor="accent3" w:themeTint="99"/>
-            </w:tcBorders>
-            <w:vAlign w:val="center"/>
-            <w:hideMark/>
-          </w:tcPr>
-          <w:p>
-            <w:pPr>
-              <w:spacing w:after="160" w:line="276" w:lineRule="auto"/>
-              <w:ind w:right="-455"/>
-              <w:rPr>
-                <w:rFonts w:ascii="Arial Nova Cond Light" w:hAnsi="Arial Nova Cond Light" w:cs="Times New Roman"/>
-                <w:b/>
-                <w:bCs/>
+            <w:vAlign w:val="center"/>
+          </w:tcPr>
+          <w:p>
+            <w:pPr>
+              <w:pStyle w:val="Prrafodelista"/>
+              <w:tabs>
+                <w:tab w:val="left" w:pos="0"/>
+                <w:tab w:val="left" w:pos="142"/>
+                <w:tab w:val="left" w:pos="284"/>
+              </w:tabs>
+              <w:spacing w:line="276" w:lineRule="auto"/>
+              <w:ind w:left="0"/>
+              <w:rPr>
+                <w:rFonts w:ascii="Arial Nova Cond" w:eastAsia="Calibri" w:hAnsi="Arial Nova Cond" w:cs="Times New Roman"/>
                 <w:color w:val="000000" w:themeColor="text1"/>
                 <w:sz w:val="20"/>
                 <w:szCs w:val="20"/>
@@ -13577,10 +13315,7 @@
             </w:pPr>
             <w:r>
               <w:rPr>
-                <w:rFonts w:ascii="Arial Nova Cond Light" w:hAnsi="Arial Nova Cond Light" w:cs="Times New Roman"/>
-                <w:b/>
-                <w:bCs/>
-                <w:color w:val="000000" w:themeColor="text1"/>
+                <w:rFonts w:ascii="Arial Nova Cond" w:eastAsia="Calibri" w:hAnsi="Arial Nova Cond" w:cs="Times New Roman"/>
                 <w:sz w:val="20"/>
                 <w:szCs w:val="20"/>
                 <w:lang w:val="es-ES_tradnl"/>
@@ -13592,34 +13327,29 @@
         <w:tc>
           <w:tcPr>
             <w:tcW w:w="6169" w:type="dxa"/>
-            <w:tcBorders>
-              <w:top w:val="double" w:sz="4" w:space="0" w:color="47D459" w:themeColor="accent3" w:themeTint="99"/>
-              <w:left w:val="double" w:sz="4" w:space="0" w:color="47D459" w:themeColor="accent3" w:themeTint="99"/>
-              <w:bottom w:val="double" w:sz="4" w:space="0" w:color="47D459" w:themeColor="accent3" w:themeTint="99"/>
-              <w:right w:val="double" w:sz="4" w:space="0" w:color="47D459" w:themeColor="accent3" w:themeTint="99"/>
-            </w:tcBorders>
-            <w:vAlign w:val="center"/>
-            <w:hideMark/>
-          </w:tcPr>
-          <w:p>
-            <w:pPr>
-              <w:spacing w:after="160" w:line="276" w:lineRule="auto"/>
-              <w:ind w:right="-455"/>
-              <w:rPr>
-                <w:rFonts w:ascii="Arial Nova Cond Light" w:hAnsi="Arial Nova Cond Light" w:cs="Times New Roman"/>
-                <w:b/>
-                <w:bCs/>
-                <w:color w:val="000000" w:themeColor="text1"/>
-                <w:sz w:val="20"/>
-                <w:szCs w:val="20"/>
-              </w:rPr>
-            </w:pPr>
-            <w:r>
-              <w:rPr>
-                <w:rFonts w:ascii="Arial Nova Cond Light" w:hAnsi="Arial Nova Cond Light" w:cs="Times New Roman"/>
-                <w:b/>
-                <w:bCs/>
-                <w:color w:val="000000" w:themeColor="text1"/>
+            <w:vAlign w:val="center"/>
+          </w:tcPr>
+          <w:p>
+            <w:pPr>
+              <w:pStyle w:val="Prrafodelista"/>
+              <w:tabs>
+                <w:tab w:val="left" w:pos="0"/>
+                <w:tab w:val="left" w:pos="142"/>
+                <w:tab w:val="left" w:pos="284"/>
+              </w:tabs>
+              <w:spacing w:line="276" w:lineRule="auto"/>
+              <w:ind w:left="0"/>
+              <w:jc w:val="both"/>
+              <w:rPr>
+                <w:rFonts w:ascii="Arial Nova Cond" w:hAnsi="Arial Nova Cond"/>
+                <w:color w:val="000000" w:themeColor="text1"/>
+                <w:sz w:val="20"/>
+                <w:szCs w:val="20"/>
+              </w:rPr>
+            </w:pPr>
+            <w:r>
+              <w:rPr>
+                <w:rFonts w:ascii="Arial Nova Cond" w:eastAsia="Calibri" w:hAnsi="Arial Nova Cond" w:cs="Times New Roman"/>
                 <w:sz w:val="20"/>
                 <w:szCs w:val="20"/>
                 <w:lang w:val="es-ES_tradnl"/>
@@ -13631,34 +13361,27 @@
         <w:tc>
           <w:tcPr>
             <w:tcW w:w="2015" w:type="dxa"/>
-            <w:tcBorders>
-              <w:top w:val="double" w:sz="4" w:space="0" w:color="47D459" w:themeColor="accent3" w:themeTint="99"/>
-              <w:left w:val="double" w:sz="4" w:space="0" w:color="47D459" w:themeColor="accent3" w:themeTint="99"/>
-              <w:bottom w:val="double" w:sz="4" w:space="0" w:color="47D459" w:themeColor="accent3" w:themeTint="99"/>
-              <w:right w:val="double" w:sz="4" w:space="0" w:color="47D459" w:themeColor="accent3" w:themeTint="99"/>
-            </w:tcBorders>
-            <w:vAlign w:val="center"/>
-            <w:hideMark/>
-          </w:tcPr>
-          <w:p>
-            <w:pPr>
-              <w:spacing w:after="160" w:line="276" w:lineRule="auto"/>
-              <w:ind w:right="-455"/>
-              <w:rPr>
-                <w:rFonts w:ascii="Arial Nova Cond Light" w:hAnsi="Arial Nova Cond Light" w:cs="Times New Roman"/>
-                <w:b/>
-                <w:bCs/>
-                <w:color w:val="000000" w:themeColor="text1"/>
-                <w:sz w:val="20"/>
-                <w:szCs w:val="20"/>
-              </w:rPr>
-            </w:pPr>
-            <w:r>
-              <w:rPr>
-                <w:rFonts w:ascii="Arial Nova Cond Light" w:hAnsi="Arial Nova Cond Light" w:cs="Times New Roman"/>
-                <w:b/>
-                <w:bCs/>
-                <w:color w:val="000000" w:themeColor="text1"/>
+            <w:vAlign w:val="center"/>
+          </w:tcPr>
+          <w:p>
+            <w:pPr>
+              <w:autoSpaceDE w:val="0"/>
+              <w:autoSpaceDN w:val="0"/>
+              <w:adjustRightInd w:val="0"/>
+              <w:jc w:val="center"/>
+              <w:rPr>
+                <w:rFonts w:ascii="Arial Nova Cond" w:hAnsi="Arial Nova Cond" w:cs="Arial"/>
+                <w:color w:val="000000" w:themeColor="text1"/>
+                <w:kern w:val="0"/>
+                <w:sz w:val="20"/>
+                <w:szCs w:val="20"/>
+              </w:rPr>
+            </w:pPr>
+            <w:r>
+              <w:rPr>
+                <w:rFonts w:ascii="Arial Nova Cond" w:hAnsi="Arial Nova Cond" w:cs="Arial"/>
+                <w:color w:val="000000"/>
+                <w:kern w:val="0"/>
                 <w:sz w:val="20"/>
                 <w:szCs w:val="20"/>
               </w:rPr>
@@ -13669,34 +13392,27 @@
         <w:tc>
           <w:tcPr>
             <w:tcW w:w="1634" w:type="dxa"/>
-            <w:tcBorders>
-              <w:top w:val="double" w:sz="4" w:space="0" w:color="47D459" w:themeColor="accent3" w:themeTint="99"/>
-              <w:left w:val="double" w:sz="4" w:space="0" w:color="47D459" w:themeColor="accent3" w:themeTint="99"/>
-              <w:bottom w:val="double" w:sz="4" w:space="0" w:color="47D459" w:themeColor="accent3" w:themeTint="99"/>
-              <w:right w:val="double" w:sz="4" w:space="0" w:color="47D459" w:themeColor="accent3" w:themeTint="99"/>
-            </w:tcBorders>
-            <w:vAlign w:val="center"/>
-            <w:hideMark/>
-          </w:tcPr>
-          <w:p>
-            <w:pPr>
-              <w:spacing w:after="160" w:line="276" w:lineRule="auto"/>
-              <w:ind w:right="-455"/>
-              <w:rPr>
-                <w:rFonts w:ascii="Arial Nova Cond Light" w:hAnsi="Arial Nova Cond Light" w:cs="Times New Roman"/>
-                <w:b/>
-                <w:bCs/>
-                <w:color w:val="000000" w:themeColor="text1"/>
-                <w:sz w:val="20"/>
-                <w:szCs w:val="20"/>
-              </w:rPr>
-            </w:pPr>
-            <w:r>
-              <w:rPr>
-                <w:rFonts w:ascii="Arial Nova Cond Light" w:hAnsi="Arial Nova Cond Light" w:cs="Times New Roman"/>
-                <w:b/>
-                <w:bCs/>
-                <w:color w:val="000000" w:themeColor="text1"/>
+            <w:vAlign w:val="center"/>
+          </w:tcPr>
+          <w:p>
+            <w:pPr>
+              <w:autoSpaceDE w:val="0"/>
+              <w:autoSpaceDN w:val="0"/>
+              <w:adjustRightInd w:val="0"/>
+              <w:jc w:val="both"/>
+              <w:rPr>
+                <w:rFonts w:ascii="Arial Nova Cond" w:hAnsi="Arial Nova Cond" w:cs="Arial"/>
+                <w:color w:val="000000"/>
+                <w:kern w:val="0"/>
+                <w:sz w:val="20"/>
+                <w:szCs w:val="20"/>
+              </w:rPr>
+            </w:pPr>
+            <w:r>
+              <w:rPr>
+                <w:rFonts w:ascii="Arial Nova Cond" w:hAnsi="Arial Nova Cond" w:cs="Arial"/>
+                <w:color w:val="000000"/>
+                <w:kern w:val="0"/>
                 <w:sz w:val="20"/>
                 <w:szCs w:val="20"/>
               </w:rPr>
@@ -13707,34 +13423,27 @@
         <w:tc>
           <w:tcPr>
             <w:tcW w:w="1337" w:type="dxa"/>
-            <w:tcBorders>
-              <w:top w:val="double" w:sz="4" w:space="0" w:color="47D459" w:themeColor="accent3" w:themeTint="99"/>
-              <w:left w:val="double" w:sz="4" w:space="0" w:color="47D459" w:themeColor="accent3" w:themeTint="99"/>
-              <w:bottom w:val="double" w:sz="4" w:space="0" w:color="47D459" w:themeColor="accent3" w:themeTint="99"/>
-              <w:right w:val="double" w:sz="4" w:space="0" w:color="47D459" w:themeColor="accent3" w:themeTint="99"/>
-            </w:tcBorders>
-            <w:vAlign w:val="center"/>
-            <w:hideMark/>
-          </w:tcPr>
-          <w:p>
-            <w:pPr>
-              <w:spacing w:after="160" w:line="276" w:lineRule="auto"/>
-              <w:ind w:right="-455"/>
-              <w:rPr>
-                <w:rFonts w:ascii="Arial Nova Cond Light" w:hAnsi="Arial Nova Cond Light" w:cs="Times New Roman"/>
-                <w:b/>
-                <w:bCs/>
-                <w:color w:val="000000" w:themeColor="text1"/>
-                <w:sz w:val="20"/>
-                <w:szCs w:val="20"/>
-              </w:rPr>
-            </w:pPr>
-            <w:r>
-              <w:rPr>
-                <w:rFonts w:ascii="Arial Nova Cond Light" w:hAnsi="Arial Nova Cond Light" w:cs="Times New Roman"/>
-                <w:b/>
-                <w:bCs/>
-                <w:color w:val="000000" w:themeColor="text1"/>
+            <w:vAlign w:val="center"/>
+          </w:tcPr>
+          <w:p>
+            <w:pPr>
+              <w:autoSpaceDE w:val="0"/>
+              <w:autoSpaceDN w:val="0"/>
+              <w:adjustRightInd w:val="0"/>
+              <w:jc w:val="center"/>
+              <w:rPr>
+                <w:rFonts w:ascii="Arial Nova Cond" w:hAnsi="Arial Nova Cond" w:cs="Arial"/>
+                <w:color w:val="000000"/>
+                <w:kern w:val="0"/>
+                <w:sz w:val="20"/>
+                <w:szCs w:val="20"/>
+              </w:rPr>
+            </w:pPr>
+            <w:r>
+              <w:rPr>
+                <w:rFonts w:ascii="Arial Nova Cond" w:hAnsi="Arial Nova Cond" w:cs="Arial"/>
+                <w:color w:val="000000"/>
+                <w:kern w:val="0"/>
                 <w:sz w:val="20"/>
                 <w:szCs w:val="20"/>
               </w:rPr>
@@ -13752,24 +13461,23 @@
           <w:tcPr>
             <w:tcW w:w="875" w:type="dxa"/>
             <w:vMerge/>
-            <w:tcBorders>
-              <w:top w:val="double" w:sz="4" w:space="0" w:color="47D459" w:themeColor="accent3" w:themeTint="99"/>
-              <w:left w:val="double" w:sz="4" w:space="0" w:color="47D459" w:themeColor="accent3" w:themeTint="99"/>
-              <w:bottom w:val="double" w:sz="4" w:space="0" w:color="47D459" w:themeColor="accent3" w:themeTint="99"/>
-              <w:right w:val="double" w:sz="4" w:space="0" w:color="47D459" w:themeColor="accent3" w:themeTint="99"/>
-            </w:tcBorders>
-            <w:vAlign w:val="center"/>
-            <w:hideMark/>
-          </w:tcPr>
-          <w:p>
-            <w:pPr>
-              <w:spacing w:after="160" w:line="276" w:lineRule="auto"/>
-              <w:ind w:right="-455"/>
-              <w:rPr>
-                <w:rFonts w:ascii="Arial Nova Cond Light" w:hAnsi="Arial Nova Cond Light" w:cs="Times New Roman"/>
-                <w:b/>
-                <w:bCs/>
-                <w:color w:val="000000" w:themeColor="text1"/>
+            <w:vAlign w:val="center"/>
+          </w:tcPr>
+          <w:p>
+            <w:pPr>
+              <w:pStyle w:val="Prrafodelista"/>
+              <w:tabs>
+                <w:tab w:val="left" w:pos="0"/>
+                <w:tab w:val="left" w:pos="142"/>
+                <w:tab w:val="left" w:pos="284"/>
+              </w:tabs>
+              <w:spacing w:line="276" w:lineRule="auto"/>
+              <w:ind w:left="0"/>
+              <w:jc w:val="center"/>
+              <w:rPr>
+                <w:rFonts w:ascii="Arial Nova Cond" w:eastAsia="Calibri" w:hAnsi="Arial Nova Cond" w:cs="Times New Roman"/>
+                <w:b/>
+                <w:bCs/>
                 <w:sz w:val="20"/>
                 <w:szCs w:val="20"/>
                 <w:lang w:val="es-ES_tradnl"/>
@@ -13780,24 +13488,23 @@
         <w:tc>
           <w:tcPr>
             <w:tcW w:w="1095" w:type="dxa"/>
-            <w:tcBorders>
-              <w:top w:val="double" w:sz="4" w:space="0" w:color="47D459" w:themeColor="accent3" w:themeTint="99"/>
-              <w:left w:val="double" w:sz="4" w:space="0" w:color="47D459" w:themeColor="accent3" w:themeTint="99"/>
-              <w:bottom w:val="double" w:sz="4" w:space="0" w:color="47D459" w:themeColor="accent3" w:themeTint="99"/>
-              <w:right w:val="double" w:sz="4" w:space="0" w:color="47D459" w:themeColor="accent3" w:themeTint="99"/>
-            </w:tcBorders>
-            <w:vAlign w:val="center"/>
-            <w:hideMark/>
-          </w:tcPr>
-          <w:p>
-            <w:pPr>
-              <w:spacing w:after="160" w:line="276" w:lineRule="auto"/>
-              <w:ind w:right="-455"/>
-              <w:rPr>
-                <w:rFonts w:ascii="Arial Nova Cond Light" w:hAnsi="Arial Nova Cond Light" w:cs="Times New Roman"/>
-                <w:b/>
-                <w:bCs/>
-                <w:color w:val="000000" w:themeColor="text1"/>
+            <w:vAlign w:val="center"/>
+          </w:tcPr>
+          <w:p>
+            <w:pPr>
+              <w:pStyle w:val="Prrafodelista"/>
+              <w:tabs>
+                <w:tab w:val="left" w:pos="0"/>
+                <w:tab w:val="left" w:pos="142"/>
+                <w:tab w:val="left" w:pos="284"/>
+              </w:tabs>
+              <w:spacing w:line="276" w:lineRule="auto"/>
+              <w:ind w:left="0"/>
+              <w:jc w:val="center"/>
+              <w:rPr>
+                <w:rFonts w:ascii="Arial Nova Cond" w:eastAsia="Calibri" w:hAnsi="Arial Nova Cond" w:cs="Times New Roman"/>
+                <w:b/>
+                <w:bCs/>
                 <w:sz w:val="20"/>
                 <w:szCs w:val="20"/>
                 <w:lang w:val="es-ES_tradnl"/>
@@ -13805,10 +13512,9 @@
             </w:pPr>
             <w:r>
               <w:rPr>
-                <w:rFonts w:ascii="Arial Nova Cond Light" w:hAnsi="Arial Nova Cond Light" w:cs="Times New Roman"/>
-                <w:b/>
-                <w:bCs/>
-                <w:color w:val="000000" w:themeColor="text1"/>
+                <w:rFonts w:ascii="Arial Nova Cond" w:eastAsia="Calibri" w:hAnsi="Arial Nova Cond" w:cs="Times New Roman"/>
+                <w:b/>
+                <w:bCs/>
                 <w:sz w:val="20"/>
                 <w:szCs w:val="20"/>
                 <w:lang w:val="es-ES_tradnl"/>
@@ -13820,23 +13526,20 @@
         <w:tc>
           <w:tcPr>
             <w:tcW w:w="1726" w:type="dxa"/>
-            <w:tcBorders>
-              <w:top w:val="double" w:sz="4" w:space="0" w:color="47D459" w:themeColor="accent3" w:themeTint="99"/>
-              <w:left w:val="double" w:sz="4" w:space="0" w:color="47D459" w:themeColor="accent3" w:themeTint="99"/>
-              <w:bottom w:val="double" w:sz="4" w:space="0" w:color="47D459" w:themeColor="accent3" w:themeTint="99"/>
-              <w:right w:val="double" w:sz="4" w:space="0" w:color="47D459" w:themeColor="accent3" w:themeTint="99"/>
-            </w:tcBorders>
-            <w:vAlign w:val="center"/>
-            <w:hideMark/>
-          </w:tcPr>
-          <w:p>
-            <w:pPr>
-              <w:spacing w:after="160" w:line="276" w:lineRule="auto"/>
-              <w:ind w:right="-455"/>
-              <w:rPr>
-                <w:rFonts w:ascii="Arial Nova Cond Light" w:hAnsi="Arial Nova Cond Light" w:cs="Times New Roman"/>
-                <w:b/>
-                <w:bCs/>
+            <w:vAlign w:val="center"/>
+          </w:tcPr>
+          <w:p>
+            <w:pPr>
+              <w:pStyle w:val="Prrafodelista"/>
+              <w:tabs>
+                <w:tab w:val="left" w:pos="0"/>
+                <w:tab w:val="left" w:pos="142"/>
+                <w:tab w:val="left" w:pos="284"/>
+              </w:tabs>
+              <w:spacing w:line="276" w:lineRule="auto"/>
+              <w:ind w:left="0"/>
+              <w:rPr>
+                <w:rFonts w:ascii="Arial Nova Cond" w:eastAsia="Calibri" w:hAnsi="Arial Nova Cond" w:cs="Times New Roman"/>
                 <w:color w:val="000000" w:themeColor="text1"/>
                 <w:sz w:val="20"/>
                 <w:szCs w:val="20"/>
@@ -13845,10 +13548,7 @@
             </w:pPr>
             <w:r>
               <w:rPr>
-                <w:rFonts w:ascii="Arial Nova Cond Light" w:hAnsi="Arial Nova Cond Light" w:cs="Times New Roman"/>
-                <w:b/>
-                <w:bCs/>
-                <w:color w:val="000000" w:themeColor="text1"/>
+                <w:rFonts w:ascii="Arial Nova Cond" w:eastAsia="Calibri" w:hAnsi="Arial Nova Cond" w:cs="Times New Roman"/>
                 <w:sz w:val="20"/>
                 <w:szCs w:val="20"/>
                 <w:lang w:val="es-ES_tradnl"/>
@@ -13860,23 +13560,21 @@
         <w:tc>
           <w:tcPr>
             <w:tcW w:w="6169" w:type="dxa"/>
-            <w:tcBorders>
-              <w:top w:val="double" w:sz="4" w:space="0" w:color="47D459" w:themeColor="accent3" w:themeTint="99"/>
-              <w:left w:val="double" w:sz="4" w:space="0" w:color="47D459" w:themeColor="accent3" w:themeTint="99"/>
-              <w:bottom w:val="double" w:sz="4" w:space="0" w:color="47D459" w:themeColor="accent3" w:themeTint="99"/>
-              <w:right w:val="double" w:sz="4" w:space="0" w:color="47D459" w:themeColor="accent3" w:themeTint="99"/>
-            </w:tcBorders>
-            <w:vAlign w:val="center"/>
-            <w:hideMark/>
-          </w:tcPr>
-          <w:p>
-            <w:pPr>
-              <w:spacing w:after="160" w:line="276" w:lineRule="auto"/>
-              <w:ind w:right="-455"/>
-              <w:rPr>
-                <w:rFonts w:ascii="Arial Nova Cond Light" w:hAnsi="Arial Nova Cond Light" w:cs="Times New Roman"/>
-                <w:b/>
-                <w:bCs/>
+            <w:vAlign w:val="center"/>
+          </w:tcPr>
+          <w:p>
+            <w:pPr>
+              <w:pStyle w:val="Prrafodelista"/>
+              <w:tabs>
+                <w:tab w:val="left" w:pos="0"/>
+                <w:tab w:val="left" w:pos="142"/>
+                <w:tab w:val="left" w:pos="284"/>
+              </w:tabs>
+              <w:spacing w:line="276" w:lineRule="auto"/>
+              <w:ind w:left="0"/>
+              <w:jc w:val="both"/>
+              <w:rPr>
+                <w:rFonts w:ascii="Arial Nova Cond" w:eastAsia="Calibri" w:hAnsi="Arial Nova Cond" w:cs="Times New Roman"/>
                 <w:color w:val="000000" w:themeColor="text1"/>
                 <w:sz w:val="20"/>
                 <w:szCs w:val="20"/>
@@ -13885,10 +13583,7 @@
             </w:pPr>
             <w:r>
               <w:rPr>
-                <w:rFonts w:ascii="Arial Nova Cond Light" w:hAnsi="Arial Nova Cond Light" w:cs="Times New Roman"/>
-                <w:b/>
-                <w:bCs/>
-                <w:color w:val="000000" w:themeColor="text1"/>
+                <w:rFonts w:ascii="Arial Nova Cond" w:eastAsia="Calibri" w:hAnsi="Arial Nova Cond" w:cs="Times New Roman"/>
                 <w:sz w:val="20"/>
                 <w:szCs w:val="20"/>
                 <w:lang w:val="es-ES_tradnl"/>
@@ -13900,24 +13595,16 @@
         <w:tc>
           <w:tcPr>
             <w:tcW w:w="2015" w:type="dxa"/>
-            <w:tcBorders>
-              <w:top w:val="double" w:sz="4" w:space="0" w:color="47D459" w:themeColor="accent3" w:themeTint="99"/>
-              <w:left w:val="double" w:sz="4" w:space="0" w:color="47D459" w:themeColor="accent3" w:themeTint="99"/>
-              <w:bottom w:val="double" w:sz="4" w:space="0" w:color="47D459" w:themeColor="accent3" w:themeTint="99"/>
-              <w:right w:val="double" w:sz="4" w:space="0" w:color="47D459" w:themeColor="accent3" w:themeTint="99"/>
-            </w:tcBorders>
-            <w:vAlign w:val="center"/>
-            <w:hideMark/>
-          </w:tcPr>
-          <w:p>
-            <w:pPr>
-              <w:spacing w:after="160" w:line="276" w:lineRule="auto"/>
-              <w:ind w:right="-455"/>
-              <w:rPr>
-                <w:rFonts w:ascii="Arial Nova Cond Light" w:hAnsi="Arial Nova Cond Light" w:cs="Times New Roman"/>
-                <w:b/>
-                <w:bCs/>
-                <w:color w:val="000000" w:themeColor="text1"/>
+            <w:vAlign w:val="center"/>
+          </w:tcPr>
+          <w:p>
+            <w:pPr>
+              <w:autoSpaceDE w:val="0"/>
+              <w:autoSpaceDN w:val="0"/>
+              <w:adjustRightInd w:val="0"/>
+              <w:jc w:val="center"/>
+              <w:rPr>
+                <w:rFonts w:ascii="Arial Nova Cond" w:eastAsia="Calibri" w:hAnsi="Arial Nova Cond" w:cs="Times New Roman"/>
                 <w:sz w:val="20"/>
                 <w:szCs w:val="20"/>
                 <w:lang w:val="es-ES_tradnl"/>
@@ -13925,10 +13612,9 @@
             </w:pPr>
             <w:r>
               <w:rPr>
-                <w:rFonts w:ascii="Arial Nova Cond Light" w:hAnsi="Arial Nova Cond Light" w:cs="Times New Roman"/>
-                <w:b/>
-                <w:bCs/>
-                <w:color w:val="000000" w:themeColor="text1"/>
+                <w:rFonts w:ascii="Arial Nova Cond" w:hAnsi="Arial Nova Cond" w:cs="Arial"/>
+                <w:color w:val="000000"/>
+                <w:kern w:val="0"/>
                 <w:sz w:val="20"/>
                 <w:szCs w:val="20"/>
               </w:rPr>
@@ -13939,34 +13625,27 @@
         <w:tc>
           <w:tcPr>
             <w:tcW w:w="1634" w:type="dxa"/>
-            <w:tcBorders>
-              <w:top w:val="double" w:sz="4" w:space="0" w:color="47D459" w:themeColor="accent3" w:themeTint="99"/>
-              <w:left w:val="double" w:sz="4" w:space="0" w:color="47D459" w:themeColor="accent3" w:themeTint="99"/>
-              <w:bottom w:val="double" w:sz="4" w:space="0" w:color="47D459" w:themeColor="accent3" w:themeTint="99"/>
-              <w:right w:val="double" w:sz="4" w:space="0" w:color="47D459" w:themeColor="accent3" w:themeTint="99"/>
-            </w:tcBorders>
-            <w:vAlign w:val="center"/>
-            <w:hideMark/>
-          </w:tcPr>
-          <w:p>
-            <w:pPr>
-              <w:spacing w:after="160" w:line="276" w:lineRule="auto"/>
-              <w:ind w:right="-455"/>
-              <w:rPr>
-                <w:rFonts w:ascii="Arial Nova Cond Light" w:hAnsi="Arial Nova Cond Light" w:cs="Times New Roman"/>
-                <w:b/>
-                <w:bCs/>
-                <w:color w:val="000000" w:themeColor="text1"/>
-                <w:sz w:val="20"/>
-                <w:szCs w:val="20"/>
-              </w:rPr>
-            </w:pPr>
-            <w:r>
-              <w:rPr>
-                <w:rFonts w:ascii="Arial Nova Cond Light" w:hAnsi="Arial Nova Cond Light" w:cs="Times New Roman"/>
-                <w:b/>
-                <w:bCs/>
-                <w:color w:val="000000" w:themeColor="text1"/>
+            <w:vAlign w:val="center"/>
+          </w:tcPr>
+          <w:p>
+            <w:pPr>
+              <w:autoSpaceDE w:val="0"/>
+              <w:autoSpaceDN w:val="0"/>
+              <w:adjustRightInd w:val="0"/>
+              <w:jc w:val="both"/>
+              <w:rPr>
+                <w:rFonts w:ascii="Arial Nova Cond" w:hAnsi="Arial Nova Cond" w:cs="Arial"/>
+                <w:color w:val="000000"/>
+                <w:kern w:val="0"/>
+                <w:sz w:val="20"/>
+                <w:szCs w:val="20"/>
+              </w:rPr>
+            </w:pPr>
+            <w:r>
+              <w:rPr>
+                <w:rFonts w:ascii="Arial Nova Cond" w:hAnsi="Arial Nova Cond" w:cs="Arial"/>
+                <w:color w:val="000000"/>
+                <w:kern w:val="0"/>
                 <w:sz w:val="20"/>
                 <w:szCs w:val="20"/>
               </w:rPr>
@@ -13977,34 +13656,27 @@
         <w:tc>
           <w:tcPr>
             <w:tcW w:w="1337" w:type="dxa"/>
-            <w:tcBorders>
-              <w:top w:val="double" w:sz="4" w:space="0" w:color="47D459" w:themeColor="accent3" w:themeTint="99"/>
-              <w:left w:val="double" w:sz="4" w:space="0" w:color="47D459" w:themeColor="accent3" w:themeTint="99"/>
-              <w:bottom w:val="double" w:sz="4" w:space="0" w:color="47D459" w:themeColor="accent3" w:themeTint="99"/>
-              <w:right w:val="double" w:sz="4" w:space="0" w:color="47D459" w:themeColor="accent3" w:themeTint="99"/>
-            </w:tcBorders>
-            <w:vAlign w:val="center"/>
-            <w:hideMark/>
-          </w:tcPr>
-          <w:p>
-            <w:pPr>
-              <w:spacing w:after="160" w:line="276" w:lineRule="auto"/>
-              <w:ind w:right="-455"/>
-              <w:rPr>
-                <w:rFonts w:ascii="Arial Nova Cond Light" w:hAnsi="Arial Nova Cond Light" w:cs="Times New Roman"/>
-                <w:b/>
-                <w:bCs/>
-                <w:color w:val="000000" w:themeColor="text1"/>
-                <w:sz w:val="20"/>
-                <w:szCs w:val="20"/>
-              </w:rPr>
-            </w:pPr>
-            <w:r>
-              <w:rPr>
-                <w:rFonts w:ascii="Arial Nova Cond Light" w:hAnsi="Arial Nova Cond Light" w:cs="Times New Roman"/>
-                <w:b/>
-                <w:bCs/>
-                <w:color w:val="000000" w:themeColor="text1"/>
+            <w:vAlign w:val="center"/>
+          </w:tcPr>
+          <w:p>
+            <w:pPr>
+              <w:autoSpaceDE w:val="0"/>
+              <w:autoSpaceDN w:val="0"/>
+              <w:adjustRightInd w:val="0"/>
+              <w:jc w:val="center"/>
+              <w:rPr>
+                <w:rFonts w:ascii="Arial Nova Cond" w:hAnsi="Arial Nova Cond" w:cs="Arial"/>
+                <w:color w:val="000000"/>
+                <w:kern w:val="0"/>
+                <w:sz w:val="20"/>
+                <w:szCs w:val="20"/>
+              </w:rPr>
+            </w:pPr>
+            <w:r>
+              <w:rPr>
+                <w:rFonts w:ascii="Arial Nova Cond" w:hAnsi="Arial Nova Cond" w:cs="Arial"/>
+                <w:color w:val="000000"/>
+                <w:kern w:val="0"/>
                 <w:sz w:val="20"/>
                 <w:szCs w:val="20"/>
               </w:rPr>
@@ -14013,6 +13685,7 @@
           </w:p>
         </w:tc>
       </w:tr>
+      <w:bookmarkEnd w:id="1"/>
     </w:tbl>
     <w:p>
       <w:pPr>
@@ -26457,7 +26130,7 @@
                 <w:szCs w:val="20"/>
               </w:rPr>
             </w:pPr>
-            <w:bookmarkStart w:id="1" w:name="_Hlk191027080"/>
+            <w:bookmarkStart w:id="2" w:name="_Hlk191027080"/>
           </w:p>
           <w:p>
             <w:pPr>
@@ -26867,7 +26540,7 @@
           </w:p>
         </w:tc>
       </w:tr>
-      <w:bookmarkEnd w:id="1"/>
+      <w:bookmarkEnd w:id="2"/>
     </w:tbl>
     <w:p>
       <w:pPr>
@@ -33043,6 +32716,15 @@
       <w14:ligatures w14:val="none"/>
     </w:rPr>
   </w:style>
+  <w:style w:type="paragraph" w:styleId="Sinespaciado">
+    <w:name w:val="No Spacing"/>
+    <w:uiPriority w:val="1"/>
+    <w:qFormat/>
+    <w:rsid w:val="00D22EFE"/>
+    <w:pPr>
+      <w:spacing w:after="0" w:line="240" w:lineRule="auto"/>
+    </w:pPr>
+  </w:style>
 </w:styles>
 </file>
 

--- a/templates/plananual/ED. FISICA 1° A 5°/E. FÍSICA 2° PROGRAMACIÓN ANUAL.docx
+++ b/templates/plananual/ED. FISICA 1° A 5°/E. FÍSICA 2° PROGRAMACIÓN ANUAL.docx
@@ -1,6 +1,6 @@
 
 <file path=word/document.xml><?xml version="1.0" encoding="utf-8"?>
-<w:document xmlns:wpc="http://schemas.microsoft.com/office/word/2010/wordprocessingCanvas" xmlns:cx="http://schemas.microsoft.com/office/drawing/2014/chartex" xmlns:cx1="http://schemas.microsoft.com/office/drawing/2015/9/8/chartex" xmlns:cx2="http://schemas.microsoft.com/office/drawing/2015/10/21/chartex" xmlns:cx3="http://schemas.microsoft.com/office/drawing/2016/5/9/chartex" xmlns:cx4="http://schemas.microsoft.com/office/drawing/2016/5/10/chartex" xmlns:cx5="http://schemas.microsoft.com/office/drawing/2016/5/11/chartex" xmlns:cx6="http://schemas.microsoft.com/office/drawing/2016/5/12/chartex" xmlns:cx7="http://schemas.microsoft.com/office/drawing/2016/5/13/chartex" xmlns:cx8="http://schemas.microsoft.com/office/drawing/2016/5/14/chartex" xmlns:mc="http://schemas.openxmlformats.org/markup-compatibility/2006" xmlns:aink="http://schemas.microsoft.com/office/drawing/2016/ink" xmlns:am3d="http://schemas.microsoft.com/office/drawing/2017/model3d" xmlns:o="urn:schemas-microsoft-com:office:office" xmlns:oel="http://schemas.microsoft.com/office/2019/extlst" xmlns:r="http://schemas.openxmlformats.org/officeDocument/2006/relationships" xmlns:m="http://schemas.openxmlformats.org/officeDocument/2006/math" xmlns:v="urn:schemas-microsoft-com:vml" xmlns:wp14="http://schemas.microsoft.com/office/word/2010/wordprocessingDrawing" xmlns:wp="http://schemas.openxmlformats.org/drawingml/2006/wordprocessingDrawing" xmlns:w10="urn:schemas-microsoft-com:office:word" xmlns:w="http://schemas.openxmlformats.org/wordprocessingml/2006/main" xmlns:w14="http://schemas.microsoft.com/office/word/2010/wordml" xmlns:w15="http://schemas.microsoft.com/office/word/2012/wordml" xmlns:w16cex="http://schemas.microsoft.com/office/word/2018/wordml/cex" xmlns:w16cid="http://schemas.microsoft.com/office/word/2016/wordml/cid" xmlns:w16="http://schemas.microsoft.com/office/word/2018/wordml" xmlns:w16du="http://schemas.microsoft.com/office/word/2023/wordml/word16du" xmlns:w16sdtdh="http://schemas.microsoft.com/office/word/2020/wordml/sdtdatahash" xmlns:w16se="http://schemas.microsoft.com/office/word/2015/wordml/symex" xmlns:wpg="http://schemas.microsoft.com/office/word/2010/wordprocessingGroup" xmlns:wpi="http://schemas.microsoft.com/office/word/2010/wordprocessingInk" xmlns:wne="http://schemas.microsoft.com/office/word/2006/wordml" xmlns:wps="http://schemas.microsoft.com/office/word/2010/wordprocessingShape" mc:Ignorable="w14 w15 w16se w16cid w16 w16cex w16sdtdh w16du wp14">
+<w:document xmlns:wpc="http://schemas.microsoft.com/office/word/2010/wordprocessingCanvas" xmlns:cx="http://schemas.microsoft.com/office/drawing/2014/chartex" xmlns:cx1="http://schemas.microsoft.com/office/drawing/2015/9/8/chartex" xmlns:cx2="http://schemas.microsoft.com/office/drawing/2015/10/21/chartex" xmlns:cx3="http://schemas.microsoft.com/office/drawing/2016/5/9/chartex" xmlns:cx4="http://schemas.microsoft.com/office/drawing/2016/5/10/chartex" xmlns:cx5="http://schemas.microsoft.com/office/drawing/2016/5/11/chartex" xmlns:cx6="http://schemas.microsoft.com/office/drawing/2016/5/12/chartex" xmlns:cx7="http://schemas.microsoft.com/office/drawing/2016/5/13/chartex" xmlns:cx8="http://schemas.microsoft.com/office/drawing/2016/5/14/chartex" xmlns:mc="http://schemas.openxmlformats.org/markup-compatibility/2006" xmlns:aink="http://schemas.microsoft.com/office/drawing/2016/ink" xmlns:am3d="http://schemas.microsoft.com/office/drawing/2017/model3d" xmlns:o="urn:schemas-microsoft-com:office:office" xmlns:oel="http://schemas.microsoft.com/office/2019/extlst" xmlns:r="http://schemas.openxmlformats.org/officeDocument/2006/relationships" xmlns:m="http://schemas.openxmlformats.org/officeDocument/2006/math" xmlns:v="urn:schemas-microsoft-com:vml" xmlns:wp14="http://schemas.microsoft.com/office/word/2010/wordprocessingDrawing" xmlns:wp="http://schemas.openxmlformats.org/drawingml/2006/wordprocessingDrawing" xmlns:w10="urn:schemas-microsoft-com:office:word" xmlns:w="http://schemas.openxmlformats.org/wordprocessingml/2006/main" xmlns:w14="http://schemas.microsoft.com/office/word/2010/wordml" xmlns:w15="http://schemas.microsoft.com/office/word/2012/wordml" xmlns:w16cex="http://schemas.microsoft.com/office/word/2018/wordml/cex" xmlns:w16cid="http://schemas.microsoft.com/office/word/2016/wordml/cid" xmlns:w16="http://schemas.microsoft.com/office/word/2018/wordml" xmlns:w16du="http://schemas.microsoft.com/office/word/2023/wordml/word16du" xmlns:w16sdtdh="http://schemas.microsoft.com/office/word/2020/wordml/sdtdatahash" xmlns:w16sdtfl="http://schemas.microsoft.com/office/word/2024/wordml/sdtformatlock" xmlns:w16se="http://schemas.microsoft.com/office/word/2015/wordml/symex" xmlns:wpg="http://schemas.microsoft.com/office/word/2010/wordprocessingGroup" xmlns:wpi="http://schemas.microsoft.com/office/word/2010/wordprocessingInk" xmlns:wne="http://schemas.microsoft.com/office/word/2006/wordml" xmlns:wps="http://schemas.microsoft.com/office/word/2010/wordprocessingShape" mc:Ignorable="w14 w15 w16se w16cid w16 w16cex w16sdtdh w16sdtfl w16du wp14">
   <w:body>
     <w:p>
       <w:pPr>
@@ -284,31 +284,7 @@
                                   <w:sz w:val="32"/>
                                   <w:szCs w:val="32"/>
                                 </w:rPr>
-                                <w:t>{{</w:t>
-                              </w:r>
-                              <w:proofErr w:type="spellStart"/>
-                              <w:r>
-                                <w:rPr>
-                                  <w:rFonts w:ascii="Aptos ExtraBold" w:hAnsi="Aptos ExtraBold" w:cs="Times New Roman"/>
-                                  <w:b/>
-                                  <w:bCs/>
-                                  <w:color w:val="FFFFFF" w:themeColor="background1"/>
-                                  <w:sz w:val="32"/>
-                                  <w:szCs w:val="32"/>
-                                </w:rPr>
-                                <w:t>anio</w:t>
-                              </w:r>
-                              <w:proofErr w:type="spellEnd"/>
-                              <w:r>
-                                <w:rPr>
-                                  <w:rFonts w:ascii="Aptos ExtraBold" w:hAnsi="Aptos ExtraBold" w:cs="Times New Roman"/>
-                                  <w:b/>
-                                  <w:bCs/>
-                                  <w:color w:val="FFFFFF" w:themeColor="background1"/>
-                                  <w:sz w:val="32"/>
-                                  <w:szCs w:val="32"/>
-                                </w:rPr>
-                                <w:t>}}</w:t>
+                                <w:t>{{anio}}</w:t>
                               </w:r>
                             </w:p>
                           </w:txbxContent>
@@ -696,93 +672,57 @@
                 <w:sz w:val="20"/>
                 <w:szCs w:val="20"/>
               </w:rPr>
-              <w:t>{{</w:t>
-            </w:r>
-            <w:proofErr w:type="spellStart"/>
+              <w:t>{{dre}}</w:t>
+            </w:r>
+          </w:p>
+        </w:tc>
+        <w:tc>
+          <w:tcPr>
+            <w:tcW w:w="5103" w:type="dxa"/>
+            <w:vAlign w:val="center"/>
+          </w:tcPr>
+          <w:p>
+            <w:pPr>
+              <w:spacing w:line="276" w:lineRule="auto"/>
+              <w:jc w:val="center"/>
+              <w:rPr>
+                <w:rFonts w:ascii="Arial Nova Cond Light" w:hAnsi="Arial Nova Cond Light" w:cs="Times New Roman"/>
+                <w:sz w:val="20"/>
+                <w:szCs w:val="20"/>
+              </w:rPr>
+            </w:pPr>
             <w:r>
               <w:rPr>
                 <w:rFonts w:ascii="Arial Nova Cond" w:hAnsi="Arial Nova Cond" w:cs="Times New Roman"/>
                 <w:sz w:val="20"/>
                 <w:szCs w:val="20"/>
               </w:rPr>
-              <w:t>dre</w:t>
-            </w:r>
-            <w:proofErr w:type="spellEnd"/>
+              <w:t>{{director}}</w:t>
+            </w:r>
+          </w:p>
+        </w:tc>
+        <w:tc>
+          <w:tcPr>
+            <w:tcW w:w="4819" w:type="dxa"/>
+            <w:vAlign w:val="center"/>
+          </w:tcPr>
+          <w:p>
+            <w:pPr>
+              <w:spacing w:line="276" w:lineRule="auto"/>
+              <w:jc w:val="center"/>
+              <w:rPr>
+                <w:rFonts w:ascii="Arial Nova Cond Light" w:hAnsi="Arial Nova Cond Light" w:cs="Times New Roman"/>
+                <w:sz w:val="20"/>
+                <w:szCs w:val="20"/>
+              </w:rPr>
+            </w:pPr>
             <w:r>
               <w:rPr>
                 <w:rFonts w:ascii="Arial Nova Cond" w:hAnsi="Arial Nova Cond" w:cs="Times New Roman"/>
                 <w:sz w:val="20"/>
                 <w:szCs w:val="20"/>
               </w:rPr>
-              <w:t>}}</w:t>
-            </w:r>
-          </w:p>
-        </w:tc>
-        <w:tc>
-          <w:tcPr>
-            <w:tcW w:w="5103" w:type="dxa"/>
-            <w:vAlign w:val="center"/>
-          </w:tcPr>
-          <w:p>
-            <w:pPr>
-              <w:spacing w:line="276" w:lineRule="auto"/>
-              <w:jc w:val="center"/>
-              <w:rPr>
-                <w:rFonts w:ascii="Arial Nova Cond Light" w:hAnsi="Arial Nova Cond Light" w:cs="Times New Roman"/>
-                <w:sz w:val="20"/>
-                <w:szCs w:val="20"/>
-              </w:rPr>
-            </w:pPr>
-            <w:r>
-              <w:rPr>
-                <w:rFonts w:ascii="Arial Nova Cond" w:hAnsi="Arial Nova Cond" w:cs="Times New Roman"/>
-                <w:sz w:val="20"/>
-                <w:szCs w:val="20"/>
-              </w:rPr>
-              <w:t>{{director}}</w:t>
-            </w:r>
-          </w:p>
-        </w:tc>
-        <w:tc>
-          <w:tcPr>
-            <w:tcW w:w="4819" w:type="dxa"/>
-            <w:vAlign w:val="center"/>
-          </w:tcPr>
-          <w:p>
-            <w:pPr>
-              <w:spacing w:line="276" w:lineRule="auto"/>
-              <w:jc w:val="center"/>
-              <w:rPr>
-                <w:rFonts w:ascii="Arial Nova Cond Light" w:hAnsi="Arial Nova Cond Light" w:cs="Times New Roman"/>
-                <w:sz w:val="20"/>
-                <w:szCs w:val="20"/>
-              </w:rPr>
-            </w:pPr>
-            <w:r>
-              <w:rPr>
-                <w:rFonts w:ascii="Arial Nova Cond" w:hAnsi="Arial Nova Cond" w:cs="Times New Roman"/>
-                <w:sz w:val="20"/>
-                <w:szCs w:val="20"/>
-              </w:rPr>
-              <w:t>{{</w:t>
-            </w:r>
-            <w:proofErr w:type="spellStart"/>
-            <w:r>
-              <w:rPr>
-                <w:rFonts w:ascii="Arial Nova Cond" w:hAnsi="Arial Nova Cond" w:cs="Times New Roman"/>
-                <w:sz w:val="20"/>
-                <w:szCs w:val="20"/>
-              </w:rPr>
-              <w:t>area</w:t>
-            </w:r>
-            <w:proofErr w:type="spellEnd"/>
-            <w:r>
-              <w:rPr>
-                <w:rFonts w:ascii="Arial Nova Cond" w:hAnsi="Arial Nova Cond" w:cs="Times New Roman"/>
-                <w:sz w:val="20"/>
-                <w:szCs w:val="20"/>
-              </w:rPr>
-              <w:t>}}</w:t>
+              <w:t>{{area}}</w:t>
             </w:r>
           </w:p>
         </w:tc>
@@ -907,68 +847,32 @@
                 <w:sz w:val="20"/>
                 <w:szCs w:val="20"/>
               </w:rPr>
-              <w:t>{{</w:t>
-            </w:r>
-            <w:proofErr w:type="spellStart"/>
+              <w:t>{{ugel}}</w:t>
+            </w:r>
+          </w:p>
+        </w:tc>
+        <w:tc>
+          <w:tcPr>
+            <w:tcW w:w="5103" w:type="dxa"/>
+            <w:vAlign w:val="center"/>
+          </w:tcPr>
+          <w:p>
+            <w:pPr>
+              <w:spacing w:line="276" w:lineRule="auto"/>
+              <w:jc w:val="center"/>
+              <w:rPr>
+                <w:rFonts w:ascii="Arial Nova Cond Light" w:hAnsi="Arial Nova Cond Light" w:cs="Times New Roman"/>
+                <w:sz w:val="20"/>
+                <w:szCs w:val="20"/>
+              </w:rPr>
+            </w:pPr>
             <w:r>
               <w:rPr>
                 <w:rFonts w:ascii="Arial Nova Cond" w:hAnsi="Arial Nova Cond" w:cs="Times New Roman"/>
                 <w:sz w:val="20"/>
                 <w:szCs w:val="20"/>
               </w:rPr>
-              <w:t>ugel</w:t>
-            </w:r>
-            <w:proofErr w:type="spellEnd"/>
-            <w:r>
-              <w:rPr>
-                <w:rFonts w:ascii="Arial Nova Cond" w:hAnsi="Arial Nova Cond" w:cs="Times New Roman"/>
-                <w:sz w:val="20"/>
-                <w:szCs w:val="20"/>
-              </w:rPr>
-              <w:t>}}</w:t>
-            </w:r>
-          </w:p>
-        </w:tc>
-        <w:tc>
-          <w:tcPr>
-            <w:tcW w:w="5103" w:type="dxa"/>
-            <w:vAlign w:val="center"/>
-          </w:tcPr>
-          <w:p>
-            <w:pPr>
-              <w:spacing w:line="276" w:lineRule="auto"/>
-              <w:jc w:val="center"/>
-              <w:rPr>
-                <w:rFonts w:ascii="Arial Nova Cond Light" w:hAnsi="Arial Nova Cond Light" w:cs="Times New Roman"/>
-                <w:sz w:val="20"/>
-                <w:szCs w:val="20"/>
-              </w:rPr>
-            </w:pPr>
-            <w:r>
-              <w:rPr>
-                <w:rFonts w:ascii="Arial Nova Cond" w:hAnsi="Arial Nova Cond" w:cs="Times New Roman"/>
-                <w:sz w:val="20"/>
-                <w:szCs w:val="20"/>
-              </w:rPr>
-              <w:t>{{</w:t>
-            </w:r>
-            <w:proofErr w:type="spellStart"/>
-            <w:r>
-              <w:rPr>
-                <w:rFonts w:ascii="Arial Nova Cond" w:hAnsi="Arial Nova Cond" w:cs="Times New Roman"/>
-                <w:sz w:val="20"/>
-                <w:szCs w:val="20"/>
-              </w:rPr>
-              <w:t>cordinador</w:t>
-            </w:r>
-            <w:proofErr w:type="spellEnd"/>
-            <w:r>
-              <w:rPr>
-                <w:rFonts w:ascii="Arial Nova Cond" w:hAnsi="Arial Nova Cond" w:cs="Times New Roman"/>
-                <w:sz w:val="20"/>
-                <w:szCs w:val="20"/>
-              </w:rPr>
-              <w:t>}}</w:t>
+              <w:t>{{cordinador}}</w:t>
             </w:r>
           </w:p>
         </w:tc>
@@ -1120,25 +1024,7 @@
                 <w:sz w:val="20"/>
                 <w:szCs w:val="20"/>
               </w:rPr>
-              <w:t>{{</w:t>
-            </w:r>
-            <w:proofErr w:type="spellStart"/>
-            <w:r>
-              <w:rPr>
-                <w:rFonts w:ascii="Arial Nova Cond" w:hAnsi="Arial Nova Cond" w:cs="Times New Roman"/>
-                <w:sz w:val="20"/>
-                <w:szCs w:val="20"/>
-              </w:rPr>
-              <w:t>institucioneducativa</w:t>
-            </w:r>
-            <w:proofErr w:type="spellEnd"/>
-            <w:r>
-              <w:rPr>
-                <w:rFonts w:ascii="Arial Nova Cond" w:hAnsi="Arial Nova Cond" w:cs="Times New Roman"/>
-                <w:sz w:val="20"/>
-                <w:szCs w:val="20"/>
-              </w:rPr>
-              <w:t>}}</w:t>
+              <w:t>{{institucioneducativa}}</w:t>
             </w:r>
           </w:p>
         </w:tc>
@@ -1415,21 +1301,8 @@
                 <w:sz w:val="20"/>
                 <w:szCs w:val="20"/>
               </w:rPr>
-              <w:t xml:space="preserve">interactúa a través de sus habilidades </w:t>
-            </w:r>
-            <w:proofErr w:type="spellStart"/>
-            <w:r>
-              <w:rPr>
-                <w:rFonts w:ascii="Arial Nova Cond Light" w:hAnsi="Arial Nova Cond Light" w:cs="Times New Roman"/>
-                <w:b/>
-                <w:bCs/>
-                <w:color w:val="0070C0"/>
-                <w:sz w:val="20"/>
-                <w:szCs w:val="20"/>
-              </w:rPr>
-              <w:t>sociomotrices</w:t>
-            </w:r>
-            <w:proofErr w:type="spellEnd"/>
+              <w:t>interactúa a través de sus habilidades sociomotrices</w:t>
+            </w:r>
             <w:r>
               <w:rPr>
                 <w:rFonts w:ascii="Arial Nova Cond Light" w:hAnsi="Arial Nova Cond Light" w:cs="Times New Roman"/>
@@ -2498,29 +2371,7 @@
                 <w:szCs w:val="20"/>
                 <w:lang w:eastAsia="es-ES"/>
               </w:rPr>
-              <w:t xml:space="preserve">Interactúa a través de sus habilidades </w:t>
-            </w:r>
-            <w:proofErr w:type="spellStart"/>
-            <w:r>
-              <w:rPr>
-                <w:rFonts w:ascii="Arial Nova Cond Light" w:eastAsia="Times New Roman" w:hAnsi="Arial Nova Cond Light" w:cs="Arial"/>
-                <w:bCs/>
-                <w:sz w:val="20"/>
-                <w:szCs w:val="20"/>
-                <w:lang w:eastAsia="es-ES"/>
-              </w:rPr>
-              <w:t>sociomotrices</w:t>
-            </w:r>
-            <w:proofErr w:type="spellEnd"/>
-            <w:r>
-              <w:rPr>
-                <w:rFonts w:ascii="Arial Nova Cond Light" w:eastAsia="Times New Roman" w:hAnsi="Arial Nova Cond Light" w:cs="Arial"/>
-                <w:bCs/>
-                <w:sz w:val="20"/>
-                <w:szCs w:val="20"/>
-                <w:lang w:eastAsia="es-ES"/>
-              </w:rPr>
-              <w:t xml:space="preserve"> con autonomía en situaciones que no le son favorables y asume con una actitud de liderazgo los desafíos propios de la práctica de actividades físicas, experimentando el placer y disfrute que ellas representan. Formula y aplica estrategias para solucionar problemas individuales y colectivos, incorporando elementos técnicos y tácticos pertinentes y adecuándose a los cambios que se dan en la práctica. Analiza los posibles aciertos y dificultades ocurridos durante la práctica para mejorar la estrategia de juego.</w:t>
+              <w:t>Interactúa a través de sus habilidades sociomotrices con autonomía en situaciones que no le son favorables y asume con una actitud de liderazgo los desafíos propios de la práctica de actividades físicas, experimentando el placer y disfrute que ellas representan. Formula y aplica estrategias para solucionar problemas individuales y colectivos, incorporando elementos técnicos y tácticos pertinentes y adecuándose a los cambios que se dan en la práctica. Analiza los posibles aciertos y dificultades ocurridos durante la práctica para mejorar la estrategia de juego.</w:t>
             </w:r>
           </w:p>
         </w:tc>
@@ -2649,29 +2500,7 @@
                 <w:lang w:eastAsia="es-ES"/>
               </w:rPr>
               <w:tab/>
-              <w:t xml:space="preserve">Se relaciona utilizando sus habilidades </w:t>
-            </w:r>
-            <w:proofErr w:type="spellStart"/>
-            <w:r>
-              <w:rPr>
-                <w:rFonts w:ascii="Arial Nova Cond Light" w:eastAsia="Times New Roman" w:hAnsi="Arial Nova Cond Light" w:cs="Arial"/>
-                <w:bCs/>
-                <w:sz w:val="20"/>
-                <w:szCs w:val="20"/>
-                <w:lang w:eastAsia="es-ES"/>
-              </w:rPr>
-              <w:t>sociomotrices</w:t>
-            </w:r>
-            <w:proofErr w:type="spellEnd"/>
-            <w:r>
-              <w:rPr>
-                <w:rFonts w:ascii="Arial Nova Cond Light" w:eastAsia="Times New Roman" w:hAnsi="Arial Nova Cond Light" w:cs="Arial"/>
-                <w:bCs/>
-                <w:sz w:val="20"/>
-                <w:szCs w:val="20"/>
-                <w:lang w:eastAsia="es-ES"/>
-              </w:rPr>
-              <w:t>.</w:t>
+              <w:t>Se relaciona utilizando sus habilidades sociomotrices.</w:t>
             </w:r>
           </w:p>
           <w:p>
@@ -3911,29 +3740,16 @@
                 <w:szCs w:val="20"/>
               </w:rPr>
             </w:pPr>
-            <w:proofErr w:type="spellStart"/>
-            <w:r>
-              <w:rPr>
-                <w:rFonts w:ascii="Arial Nova Cond Light" w:hAnsi="Arial Nova Cond Light" w:cs="Times New Roman"/>
-                <w:b/>
-                <w:bCs/>
-                <w:color w:val="000000" w:themeColor="text1"/>
-                <w:sz w:val="20"/>
-                <w:szCs w:val="20"/>
-              </w:rPr>
-              <w:t>N°</w:t>
-            </w:r>
-            <w:proofErr w:type="spellEnd"/>
-            <w:r>
-              <w:rPr>
-                <w:rFonts w:ascii="Arial Nova Cond Light" w:hAnsi="Arial Nova Cond Light" w:cs="Times New Roman"/>
-                <w:b/>
-                <w:bCs/>
-                <w:color w:val="000000" w:themeColor="text1"/>
-                <w:sz w:val="20"/>
-                <w:szCs w:val="20"/>
-              </w:rPr>
-              <w:t xml:space="preserve"> DE SEMANAS LECTIVAS</w:t>
+            <w:r>
+              <w:rPr>
+                <w:rFonts w:ascii="Arial Nova Cond Light" w:hAnsi="Arial Nova Cond Light" w:cs="Times New Roman"/>
+                <w:b/>
+                <w:bCs/>
+                <w:color w:val="000000" w:themeColor="text1"/>
+                <w:sz w:val="20"/>
+                <w:szCs w:val="20"/>
+              </w:rPr>
+              <w:t>N° DE SEMANAS LECTIVAS</w:t>
             </w:r>
           </w:p>
         </w:tc>
@@ -3958,29 +3774,16 @@
                 <w:szCs w:val="20"/>
               </w:rPr>
             </w:pPr>
-            <w:proofErr w:type="spellStart"/>
-            <w:r>
-              <w:rPr>
-                <w:rFonts w:ascii="Arial Nova Cond Light" w:hAnsi="Arial Nova Cond Light" w:cs="Times New Roman"/>
-                <w:b/>
-                <w:bCs/>
-                <w:color w:val="000000" w:themeColor="text1"/>
-                <w:sz w:val="20"/>
-                <w:szCs w:val="20"/>
-              </w:rPr>
-              <w:t>N°</w:t>
-            </w:r>
-            <w:proofErr w:type="spellEnd"/>
-            <w:r>
-              <w:rPr>
-                <w:rFonts w:ascii="Arial Nova Cond Light" w:hAnsi="Arial Nova Cond Light" w:cs="Times New Roman"/>
-                <w:b/>
-                <w:bCs/>
-                <w:color w:val="000000" w:themeColor="text1"/>
-                <w:sz w:val="20"/>
-                <w:szCs w:val="20"/>
-              </w:rPr>
-              <w:t xml:space="preserve"> UNIDADES</w:t>
+            <w:r>
+              <w:rPr>
+                <w:rFonts w:ascii="Arial Nova Cond Light" w:hAnsi="Arial Nova Cond Light" w:cs="Times New Roman"/>
+                <w:b/>
+                <w:bCs/>
+                <w:color w:val="000000" w:themeColor="text1"/>
+                <w:sz w:val="20"/>
+                <w:szCs w:val="20"/>
+              </w:rPr>
+              <w:t>N° UNIDADES</w:t>
             </w:r>
           </w:p>
         </w:tc>
@@ -11287,13 +11090,13 @@
         <w:tblLook w:val="04A0" w:firstRow="1" w:lastRow="0" w:firstColumn="1" w:lastColumn="0" w:noHBand="0" w:noVBand="1"/>
       </w:tblPr>
       <w:tblGrid>
-        <w:gridCol w:w="875"/>
-        <w:gridCol w:w="1095"/>
-        <w:gridCol w:w="1726"/>
-        <w:gridCol w:w="6169"/>
-        <w:gridCol w:w="2015"/>
-        <w:gridCol w:w="1634"/>
-        <w:gridCol w:w="1337"/>
+        <w:gridCol w:w="818"/>
+        <w:gridCol w:w="1018"/>
+        <w:gridCol w:w="5379"/>
+        <w:gridCol w:w="1984"/>
+        <w:gridCol w:w="2693"/>
+        <w:gridCol w:w="1560"/>
+        <w:gridCol w:w="1399"/>
       </w:tblGrid>
       <w:tr>
         <w:trPr>
@@ -11302,7 +11105,7 @@
         </w:trPr>
         <w:tc>
           <w:tcPr>
-            <w:tcW w:w="875" w:type="dxa"/>
+            <w:tcW w:w="818" w:type="dxa"/>
             <w:shd w:val="clear" w:color="auto" w:fill="C1F0C7" w:themeFill="accent3" w:themeFillTint="33"/>
             <w:vAlign w:val="center"/>
           </w:tcPr>
@@ -11336,7 +11139,7 @@
         </w:tc>
         <w:tc>
           <w:tcPr>
-            <w:tcW w:w="1095" w:type="dxa"/>
+            <w:tcW w:w="1018" w:type="dxa"/>
             <w:shd w:val="clear" w:color="auto" w:fill="C1F0C7" w:themeFill="accent3" w:themeFillTint="33"/>
             <w:vAlign w:val="center"/>
           </w:tcPr>
@@ -11369,7 +11172,7 @@
         </w:tc>
         <w:tc>
           <w:tcPr>
-            <w:tcW w:w="1726" w:type="dxa"/>
+            <w:tcW w:w="5379" w:type="dxa"/>
             <w:shd w:val="clear" w:color="auto" w:fill="C1F0C7" w:themeFill="accent3" w:themeFillTint="33"/>
             <w:vAlign w:val="center"/>
           </w:tcPr>
@@ -11396,13 +11199,35 @@
                 <w:sz w:val="20"/>
                 <w:szCs w:val="20"/>
               </w:rPr>
-              <w:t>PROBLEMA / POTENCIALIDAD</w:t>
-            </w:r>
-          </w:p>
-        </w:tc>
-        <w:tc>
-          <w:tcPr>
-            <w:tcW w:w="6169" w:type="dxa"/>
+              <w:t>SITUACIÓN SIGNIF</w:t>
+            </w:r>
+            <w:r>
+              <w:rPr>
+                <w:rFonts w:ascii="Arial Nova Cond" w:hAnsi="Arial Nova Cond" w:cs="Times New Roman"/>
+                <w:b/>
+                <w:bCs/>
+                <w:color w:val="000000" w:themeColor="text1"/>
+                <w:sz w:val="20"/>
+                <w:szCs w:val="20"/>
+              </w:rPr>
+              <w:t>I</w:t>
+            </w:r>
+            <w:r>
+              <w:rPr>
+                <w:rFonts w:ascii="Arial Nova Cond" w:hAnsi="Arial Nova Cond" w:cs="Times New Roman"/>
+                <w:b/>
+                <w:bCs/>
+                <w:color w:val="000000" w:themeColor="text1"/>
+                <w:sz w:val="20"/>
+                <w:szCs w:val="20"/>
+              </w:rPr>
+              <w:t>CATIVA</w:t>
+            </w:r>
+          </w:p>
+        </w:tc>
+        <w:tc>
+          <w:tcPr>
+            <w:tcW w:w="1984" w:type="dxa"/>
             <w:shd w:val="clear" w:color="auto" w:fill="C1F0C7" w:themeFill="accent3" w:themeFillTint="33"/>
             <w:vAlign w:val="center"/>
           </w:tcPr>
@@ -11429,7 +11254,7 @@
                 <w:sz w:val="20"/>
                 <w:szCs w:val="20"/>
               </w:rPr>
-              <w:t>SITUACIÓN SIGNIF</w:t>
+              <w:t>TÍTULO DE LA UNIDAD DID</w:t>
             </w:r>
             <w:r>
               <w:rPr>
@@ -11440,7 +11265,7 @@
                 <w:sz w:val="20"/>
                 <w:szCs w:val="20"/>
               </w:rPr>
-              <w:t>I</w:t>
+              <w:t>Á</w:t>
             </w:r>
             <w:r>
               <w:rPr>
@@ -11451,13 +11276,24 @@
                 <w:sz w:val="20"/>
                 <w:szCs w:val="20"/>
               </w:rPr>
-              <w:t>CATIVA</w:t>
-            </w:r>
-          </w:p>
-        </w:tc>
-        <w:tc>
-          <w:tcPr>
-            <w:tcW w:w="2015" w:type="dxa"/>
+              <w:t>CTICA</w:t>
+            </w:r>
+            <w:r>
+              <w:rPr>
+                <w:rFonts w:ascii="Arial Nova Cond" w:hAnsi="Arial Nova Cond" w:cs="Times New Roman"/>
+                <w:b/>
+                <w:bCs/>
+                <w:color w:val="000000" w:themeColor="text1"/>
+                <w:sz w:val="20"/>
+                <w:szCs w:val="20"/>
+              </w:rPr>
+              <w:t>.</w:t>
+            </w:r>
+          </w:p>
+        </w:tc>
+        <w:tc>
+          <w:tcPr>
+            <w:tcW w:w="2693" w:type="dxa"/>
             <w:shd w:val="clear" w:color="auto" w:fill="C1F0C7" w:themeFill="accent3" w:themeFillTint="33"/>
             <w:vAlign w:val="center"/>
           </w:tcPr>
@@ -11484,9 +11320,21 @@
                 <w:sz w:val="20"/>
                 <w:szCs w:val="20"/>
               </w:rPr>
-              <w:t>TÍTULO DE LA UNIDAD DID</w:t>
-            </w:r>
-            <w:r>
+              <w:t>CAMPO TEMATICO</w:t>
+            </w:r>
+          </w:p>
+        </w:tc>
+        <w:tc>
+          <w:tcPr>
+            <w:tcW w:w="1560" w:type="dxa"/>
+            <w:shd w:val="clear" w:color="auto" w:fill="C1F0C7" w:themeFill="accent3" w:themeFillTint="33"/>
+            <w:vAlign w:val="center"/>
+          </w:tcPr>
+          <w:p>
+            <w:pPr>
+              <w:pStyle w:val="Prrafodelista"/>
+              <w:ind w:left="0"/>
+              <w:jc w:val="center"/>
               <w:rPr>
                 <w:rFonts w:ascii="Arial Nova Cond" w:hAnsi="Arial Nova Cond" w:cs="Times New Roman"/>
                 <w:b/>
@@ -11495,8 +11343,7 @@
                 <w:sz w:val="20"/>
                 <w:szCs w:val="20"/>
               </w:rPr>
-              <w:t>Á</w:t>
-            </w:r>
+            </w:pPr>
             <w:r>
               <w:rPr>
                 <w:rFonts w:ascii="Arial Nova Cond" w:hAnsi="Arial Nova Cond" w:cs="Times New Roman"/>
@@ -11506,57 +11353,13 @@
                 <w:sz w:val="20"/>
                 <w:szCs w:val="20"/>
               </w:rPr>
-              <w:t>CTICA</w:t>
-            </w:r>
-            <w:r>
-              <w:rPr>
-                <w:rFonts w:ascii="Arial Nova Cond" w:hAnsi="Arial Nova Cond" w:cs="Times New Roman"/>
-                <w:b/>
-                <w:bCs/>
-                <w:color w:val="000000" w:themeColor="text1"/>
-                <w:sz w:val="20"/>
-                <w:szCs w:val="20"/>
-              </w:rPr>
-              <w:t>.</w:t>
-            </w:r>
-          </w:p>
-        </w:tc>
-        <w:tc>
-          <w:tcPr>
-            <w:tcW w:w="1634" w:type="dxa"/>
-            <w:shd w:val="clear" w:color="auto" w:fill="C1F0C7" w:themeFill="accent3" w:themeFillTint="33"/>
-            <w:vAlign w:val="center"/>
-          </w:tcPr>
-          <w:p>
-            <w:pPr>
-              <w:pStyle w:val="Prrafodelista"/>
-              <w:ind w:left="0"/>
-              <w:jc w:val="center"/>
-              <w:rPr>
-                <w:rFonts w:ascii="Arial Nova Cond" w:hAnsi="Arial Nova Cond" w:cs="Times New Roman"/>
-                <w:b/>
-                <w:bCs/>
-                <w:color w:val="000000" w:themeColor="text1"/>
-                <w:sz w:val="20"/>
-                <w:szCs w:val="20"/>
-              </w:rPr>
-            </w:pPr>
-            <w:r>
-              <w:rPr>
-                <w:rFonts w:ascii="Arial Nova Cond" w:hAnsi="Arial Nova Cond" w:cs="Times New Roman"/>
-                <w:b/>
-                <w:bCs/>
-                <w:color w:val="000000" w:themeColor="text1"/>
-                <w:sz w:val="20"/>
-                <w:szCs w:val="20"/>
-              </w:rPr>
               <w:t>COMPETENCIAS</w:t>
             </w:r>
           </w:p>
         </w:tc>
         <w:tc>
           <w:tcPr>
-            <w:tcW w:w="1337" w:type="dxa"/>
+            <w:tcW w:w="1399" w:type="dxa"/>
             <w:shd w:val="clear" w:color="auto" w:fill="C1F0C7" w:themeFill="accent3" w:themeFillTint="33"/>
             <w:vAlign w:val="center"/>
           </w:tcPr>
@@ -11595,7 +11398,7 @@
         </w:trPr>
         <w:tc>
           <w:tcPr>
-            <w:tcW w:w="875" w:type="dxa"/>
+            <w:tcW w:w="818" w:type="dxa"/>
             <w:vMerge w:val="restart"/>
             <w:vAlign w:val="center"/>
           </w:tcPr>
@@ -11634,7 +11437,7 @@
         </w:tc>
         <w:tc>
           <w:tcPr>
-            <w:tcW w:w="1095" w:type="dxa"/>
+            <w:tcW w:w="1018" w:type="dxa"/>
             <w:vAlign w:val="center"/>
           </w:tcPr>
           <w:p>
@@ -11672,7 +11475,7 @@
         </w:tc>
         <w:tc>
           <w:tcPr>
-            <w:tcW w:w="1726" w:type="dxa"/>
+            <w:tcW w:w="5379" w:type="dxa"/>
             <w:vAlign w:val="center"/>
           </w:tcPr>
           <w:p>
@@ -11700,47 +11503,13 @@
                 <w:szCs w:val="20"/>
                 <w:lang w:val="es-ES_tradnl"/>
               </w:rPr>
-              <w:t>{{problemapotencialidad0}}</w:t>
-            </w:r>
-          </w:p>
-        </w:tc>
-        <w:tc>
-          <w:tcPr>
-            <w:tcW w:w="6169" w:type="dxa"/>
-            <w:vAlign w:val="center"/>
-          </w:tcPr>
-          <w:p>
-            <w:pPr>
-              <w:pStyle w:val="Prrafodelista"/>
-              <w:tabs>
-                <w:tab w:val="left" w:pos="0"/>
-                <w:tab w:val="left" w:pos="142"/>
-                <w:tab w:val="left" w:pos="284"/>
-              </w:tabs>
-              <w:spacing w:line="276" w:lineRule="auto"/>
-              <w:ind w:left="0"/>
-              <w:jc w:val="both"/>
-              <w:rPr>
-                <w:rFonts w:ascii="Arial Nova Cond" w:eastAsia="Calibri" w:hAnsi="Arial Nova Cond" w:cs="Times New Roman"/>
-                <w:sz w:val="20"/>
-                <w:szCs w:val="20"/>
-                <w:lang w:val="es-ES_tradnl"/>
-              </w:rPr>
-            </w:pPr>
-            <w:r>
-              <w:rPr>
-                <w:rFonts w:ascii="Arial Nova Cond" w:eastAsia="Calibri" w:hAnsi="Arial Nova Cond" w:cs="Times New Roman"/>
-                <w:sz w:val="20"/>
-                <w:szCs w:val="20"/>
-                <w:lang w:val="es-ES_tradnl"/>
-              </w:rPr>
               <w:t>{{situacionsignificativa0}}</w:t>
             </w:r>
           </w:p>
         </w:tc>
         <w:tc>
           <w:tcPr>
-            <w:tcW w:w="2015" w:type="dxa"/>
+            <w:tcW w:w="1984" w:type="dxa"/>
             <w:vAlign w:val="center"/>
           </w:tcPr>
           <w:p>
@@ -11771,7 +11540,7 @@
         </w:tc>
         <w:tc>
           <w:tcPr>
-            <w:tcW w:w="1634" w:type="dxa"/>
+            <w:tcW w:w="2693" w:type="dxa"/>
             <w:vAlign w:val="center"/>
           </w:tcPr>
           <w:p>
@@ -11796,13 +11565,13 @@
                 <w:sz w:val="20"/>
                 <w:szCs w:val="20"/>
               </w:rPr>
-              <w:t>{{competencias0}}</w:t>
-            </w:r>
-          </w:p>
-        </w:tc>
-        <w:tc>
-          <w:tcPr>
-            <w:tcW w:w="1337" w:type="dxa"/>
+              <w:t>{{campotematico0}}</w:t>
+            </w:r>
+          </w:p>
+        </w:tc>
+        <w:tc>
+          <w:tcPr>
+            <w:tcW w:w="1560" w:type="dxa"/>
             <w:vAlign w:val="center"/>
           </w:tcPr>
           <w:p>
@@ -11810,7 +11579,38 @@
               <w:autoSpaceDE w:val="0"/>
               <w:autoSpaceDN w:val="0"/>
               <w:adjustRightInd w:val="0"/>
-              <w:jc w:val="center"/>
+              <w:jc w:val="both"/>
+              <w:rPr>
+                <w:rFonts w:ascii="Arial Nova Cond" w:hAnsi="Arial Nova Cond" w:cs="Arial"/>
+                <w:color w:val="000000"/>
+                <w:kern w:val="0"/>
+                <w:sz w:val="20"/>
+                <w:szCs w:val="20"/>
+              </w:rPr>
+            </w:pPr>
+            <w:r>
+              <w:rPr>
+                <w:rFonts w:ascii="Arial Nova Cond" w:hAnsi="Arial Nova Cond" w:cs="Arial"/>
+                <w:color w:val="000000"/>
+                <w:kern w:val="0"/>
+                <w:sz w:val="20"/>
+                <w:szCs w:val="20"/>
+              </w:rPr>
+              <w:t>{{competencias0}}</w:t>
+            </w:r>
+          </w:p>
+        </w:tc>
+        <w:tc>
+          <w:tcPr>
+            <w:tcW w:w="1399" w:type="dxa"/>
+            <w:vAlign w:val="center"/>
+          </w:tcPr>
+          <w:p>
+            <w:pPr>
+              <w:autoSpaceDE w:val="0"/>
+              <w:autoSpaceDN w:val="0"/>
+              <w:adjustRightInd w:val="0"/>
+              <w:jc w:val="both"/>
               <w:rPr>
                 <w:rFonts w:ascii="Arial Nova Cond" w:hAnsi="Arial Nova Cond" w:cs="Arial"/>
                 <w:color w:val="000000"/>
@@ -11839,7 +11639,7 @@
         </w:trPr>
         <w:tc>
           <w:tcPr>
-            <w:tcW w:w="875" w:type="dxa"/>
+            <w:tcW w:w="818" w:type="dxa"/>
             <w:vMerge/>
             <w:vAlign w:val="center"/>
           </w:tcPr>
@@ -11867,7 +11667,7 @@
         </w:tc>
         <w:tc>
           <w:tcPr>
-            <w:tcW w:w="1095" w:type="dxa"/>
+            <w:tcW w:w="1018" w:type="dxa"/>
             <w:vAlign w:val="center"/>
           </w:tcPr>
           <w:p>
@@ -11905,33 +11705,7 @@
         </w:tc>
         <w:tc>
           <w:tcPr>
-            <w:tcW w:w="1726" w:type="dxa"/>
-            <w:vAlign w:val="center"/>
-          </w:tcPr>
-          <w:p>
-            <w:pPr>
-              <w:pStyle w:val="NormalWeb"/>
-              <w:jc w:val="both"/>
-              <w:rPr>
-                <w:rFonts w:ascii="Arial Nova Cond" w:hAnsi="Arial Nova Cond"/>
-                <w:sz w:val="20"/>
-                <w:szCs w:val="20"/>
-              </w:rPr>
-            </w:pPr>
-            <w:r>
-              <w:rPr>
-                <w:rFonts w:ascii="Arial Nova Cond" w:eastAsia="Calibri" w:hAnsi="Arial Nova Cond"/>
-                <w:sz w:val="20"/>
-                <w:szCs w:val="20"/>
-                <w:lang w:val="es-ES_tradnl"/>
-              </w:rPr>
-              <w:t>{{problemapotencialidad1}}</w:t>
-            </w:r>
-          </w:p>
-        </w:tc>
-        <w:tc>
-          <w:tcPr>
-            <w:tcW w:w="6169" w:type="dxa"/>
+            <w:tcW w:w="5379" w:type="dxa"/>
             <w:vAlign w:val="center"/>
           </w:tcPr>
           <w:p>
@@ -11965,7 +11739,7 @@
         </w:tc>
         <w:tc>
           <w:tcPr>
-            <w:tcW w:w="2015" w:type="dxa"/>
+            <w:tcW w:w="1984" w:type="dxa"/>
             <w:vAlign w:val="center"/>
           </w:tcPr>
           <w:p>
@@ -11996,7 +11770,7 @@
         </w:tc>
         <w:tc>
           <w:tcPr>
-            <w:tcW w:w="1634" w:type="dxa"/>
+            <w:tcW w:w="2693" w:type="dxa"/>
             <w:vAlign w:val="center"/>
           </w:tcPr>
           <w:p>
@@ -12021,13 +11795,13 @@
                 <w:sz w:val="20"/>
                 <w:szCs w:val="20"/>
               </w:rPr>
-              <w:t>{{competencias1}}</w:t>
-            </w:r>
-          </w:p>
-        </w:tc>
-        <w:tc>
-          <w:tcPr>
-            <w:tcW w:w="1337" w:type="dxa"/>
+              <w:t>{{campotematico1}}</w:t>
+            </w:r>
+          </w:p>
+        </w:tc>
+        <w:tc>
+          <w:tcPr>
+            <w:tcW w:w="1560" w:type="dxa"/>
             <w:vAlign w:val="center"/>
           </w:tcPr>
           <w:p>
@@ -12035,7 +11809,38 @@
               <w:autoSpaceDE w:val="0"/>
               <w:autoSpaceDN w:val="0"/>
               <w:adjustRightInd w:val="0"/>
-              <w:jc w:val="center"/>
+              <w:jc w:val="both"/>
+              <w:rPr>
+                <w:rFonts w:ascii="Arial Nova Cond" w:hAnsi="Arial Nova Cond" w:cs="Arial"/>
+                <w:color w:val="000000"/>
+                <w:kern w:val="0"/>
+                <w:sz w:val="20"/>
+                <w:szCs w:val="20"/>
+              </w:rPr>
+            </w:pPr>
+            <w:r>
+              <w:rPr>
+                <w:rFonts w:ascii="Arial Nova Cond" w:hAnsi="Arial Nova Cond" w:cs="Arial"/>
+                <w:color w:val="000000"/>
+                <w:kern w:val="0"/>
+                <w:sz w:val="20"/>
+                <w:szCs w:val="20"/>
+              </w:rPr>
+              <w:t>{{competencias1}}</w:t>
+            </w:r>
+          </w:p>
+        </w:tc>
+        <w:tc>
+          <w:tcPr>
+            <w:tcW w:w="1399" w:type="dxa"/>
+            <w:vAlign w:val="center"/>
+          </w:tcPr>
+          <w:p>
+            <w:pPr>
+              <w:autoSpaceDE w:val="0"/>
+              <w:autoSpaceDN w:val="0"/>
+              <w:adjustRightInd w:val="0"/>
+              <w:jc w:val="both"/>
               <w:rPr>
                 <w:rFonts w:ascii="Arial Nova Cond" w:hAnsi="Arial Nova Cond" w:cs="Arial"/>
                 <w:color w:val="000000"/>
@@ -12064,7 +11869,7 @@
         </w:trPr>
         <w:tc>
           <w:tcPr>
-            <w:tcW w:w="875" w:type="dxa"/>
+            <w:tcW w:w="818" w:type="dxa"/>
             <w:vMerge/>
             <w:vAlign w:val="center"/>
           </w:tcPr>
@@ -12092,7 +11897,7 @@
         </w:tc>
         <w:tc>
           <w:tcPr>
-            <w:tcW w:w="1095" w:type="dxa"/>
+            <w:tcW w:w="1018" w:type="dxa"/>
             <w:vAlign w:val="center"/>
           </w:tcPr>
           <w:p>
@@ -12130,33 +11935,7 @@
         </w:tc>
         <w:tc>
           <w:tcPr>
-            <w:tcW w:w="1726" w:type="dxa"/>
-            <w:vAlign w:val="center"/>
-          </w:tcPr>
-          <w:p>
-            <w:pPr>
-              <w:pStyle w:val="NormalWeb"/>
-              <w:jc w:val="both"/>
-              <w:rPr>
-                <w:rFonts w:ascii="Arial Nova Cond" w:eastAsia="Calibri" w:hAnsi="Arial Nova Cond"/>
-                <w:sz w:val="20"/>
-                <w:szCs w:val="20"/>
-              </w:rPr>
-            </w:pPr>
-            <w:r>
-              <w:rPr>
-                <w:rFonts w:ascii="Arial Nova Cond" w:eastAsia="Calibri" w:hAnsi="Arial Nova Cond"/>
-                <w:sz w:val="20"/>
-                <w:szCs w:val="20"/>
-                <w:lang w:val="es-ES_tradnl"/>
-              </w:rPr>
-              <w:t>{{problemapotencialidad2}}</w:t>
-            </w:r>
-          </w:p>
-        </w:tc>
-        <w:tc>
-          <w:tcPr>
-            <w:tcW w:w="6169" w:type="dxa"/>
+            <w:tcW w:w="5379" w:type="dxa"/>
             <w:vAlign w:val="center"/>
           </w:tcPr>
           <w:p>
@@ -12190,7 +11969,7 @@
         </w:tc>
         <w:tc>
           <w:tcPr>
-            <w:tcW w:w="2015" w:type="dxa"/>
+            <w:tcW w:w="1984" w:type="dxa"/>
             <w:vAlign w:val="center"/>
           </w:tcPr>
           <w:p>
@@ -12221,7 +12000,7 @@
         </w:tc>
         <w:tc>
           <w:tcPr>
-            <w:tcW w:w="1634" w:type="dxa"/>
+            <w:tcW w:w="2693" w:type="dxa"/>
             <w:vAlign w:val="center"/>
           </w:tcPr>
           <w:p>
@@ -12246,13 +12025,13 @@
                 <w:sz w:val="20"/>
                 <w:szCs w:val="20"/>
               </w:rPr>
-              <w:t>{{competencias2}}</w:t>
-            </w:r>
-          </w:p>
-        </w:tc>
-        <w:tc>
-          <w:tcPr>
-            <w:tcW w:w="1337" w:type="dxa"/>
+              <w:t>{{campotematico2}}</w:t>
+            </w:r>
+          </w:p>
+        </w:tc>
+        <w:tc>
+          <w:tcPr>
+            <w:tcW w:w="1560" w:type="dxa"/>
             <w:vAlign w:val="center"/>
           </w:tcPr>
           <w:p>
@@ -12260,7 +12039,38 @@
               <w:autoSpaceDE w:val="0"/>
               <w:autoSpaceDN w:val="0"/>
               <w:adjustRightInd w:val="0"/>
-              <w:jc w:val="center"/>
+              <w:jc w:val="both"/>
+              <w:rPr>
+                <w:rFonts w:ascii="Arial Nova Cond" w:hAnsi="Arial Nova Cond" w:cs="Arial"/>
+                <w:color w:val="000000"/>
+                <w:kern w:val="0"/>
+                <w:sz w:val="20"/>
+                <w:szCs w:val="20"/>
+              </w:rPr>
+            </w:pPr>
+            <w:r>
+              <w:rPr>
+                <w:rFonts w:ascii="Arial Nova Cond" w:hAnsi="Arial Nova Cond" w:cs="Arial"/>
+                <w:color w:val="000000"/>
+                <w:kern w:val="0"/>
+                <w:sz w:val="20"/>
+                <w:szCs w:val="20"/>
+              </w:rPr>
+              <w:t>{{competencias2}}</w:t>
+            </w:r>
+          </w:p>
+        </w:tc>
+        <w:tc>
+          <w:tcPr>
+            <w:tcW w:w="1399" w:type="dxa"/>
+            <w:vAlign w:val="center"/>
+          </w:tcPr>
+          <w:p>
+            <w:pPr>
+              <w:autoSpaceDE w:val="0"/>
+              <w:autoSpaceDN w:val="0"/>
+              <w:adjustRightInd w:val="0"/>
+              <w:jc w:val="both"/>
               <w:rPr>
                 <w:rFonts w:ascii="Arial Nova Cond" w:hAnsi="Arial Nova Cond" w:cs="Arial"/>
                 <w:color w:val="000000"/>
@@ -12289,7 +12099,7 @@
         </w:trPr>
         <w:tc>
           <w:tcPr>
-            <w:tcW w:w="875" w:type="dxa"/>
+            <w:tcW w:w="818" w:type="dxa"/>
             <w:vMerge w:val="restart"/>
             <w:vAlign w:val="center"/>
           </w:tcPr>
@@ -12328,7 +12138,7 @@
         </w:tc>
         <w:tc>
           <w:tcPr>
-            <w:tcW w:w="1095" w:type="dxa"/>
+            <w:tcW w:w="1018" w:type="dxa"/>
             <w:vAlign w:val="center"/>
           </w:tcPr>
           <w:p>
@@ -12366,33 +12176,7 @@
         </w:tc>
         <w:tc>
           <w:tcPr>
-            <w:tcW w:w="1726" w:type="dxa"/>
-            <w:vAlign w:val="center"/>
-          </w:tcPr>
-          <w:p>
-            <w:pPr>
-              <w:pStyle w:val="Sinespaciado"/>
-              <w:jc w:val="both"/>
-              <w:rPr>
-                <w:rFonts w:ascii="Arial Nova Cond" w:eastAsia="Times New Roman" w:hAnsi="Arial Nova Cond" w:cs="Times New Roman"/>
-                <w:sz w:val="20"/>
-                <w:szCs w:val="20"/>
-              </w:rPr>
-            </w:pPr>
-            <w:r>
-              <w:rPr>
-                <w:rFonts w:ascii="Arial Nova Cond" w:eastAsia="Calibri" w:hAnsi="Arial Nova Cond" w:cs="Times New Roman"/>
-                <w:sz w:val="20"/>
-                <w:szCs w:val="20"/>
-                <w:lang w:val="es-ES_tradnl"/>
-              </w:rPr>
-              <w:t>{{problemapotencialidad3}}</w:t>
-            </w:r>
-          </w:p>
-        </w:tc>
-        <w:tc>
-          <w:tcPr>
-            <w:tcW w:w="6169" w:type="dxa"/>
+            <w:tcW w:w="5379" w:type="dxa"/>
             <w:vAlign w:val="center"/>
           </w:tcPr>
           <w:p>
@@ -12427,7 +12211,7 @@
         </w:tc>
         <w:tc>
           <w:tcPr>
-            <w:tcW w:w="2015" w:type="dxa"/>
+            <w:tcW w:w="1984" w:type="dxa"/>
             <w:vAlign w:val="center"/>
           </w:tcPr>
           <w:p>
@@ -12458,7 +12242,7 @@
         </w:tc>
         <w:tc>
           <w:tcPr>
-            <w:tcW w:w="1634" w:type="dxa"/>
+            <w:tcW w:w="2693" w:type="dxa"/>
             <w:vAlign w:val="center"/>
           </w:tcPr>
           <w:p>
@@ -12483,13 +12267,13 @@
                 <w:sz w:val="20"/>
                 <w:szCs w:val="20"/>
               </w:rPr>
-              <w:t>{{competencias3}}</w:t>
-            </w:r>
-          </w:p>
-        </w:tc>
-        <w:tc>
-          <w:tcPr>
-            <w:tcW w:w="1337" w:type="dxa"/>
+              <w:t>{{campotematico3}}</w:t>
+            </w:r>
+          </w:p>
+        </w:tc>
+        <w:tc>
+          <w:tcPr>
+            <w:tcW w:w="1560" w:type="dxa"/>
             <w:vAlign w:val="center"/>
           </w:tcPr>
           <w:p>
@@ -12497,7 +12281,38 @@
               <w:autoSpaceDE w:val="0"/>
               <w:autoSpaceDN w:val="0"/>
               <w:adjustRightInd w:val="0"/>
-              <w:jc w:val="center"/>
+              <w:jc w:val="both"/>
+              <w:rPr>
+                <w:rFonts w:ascii="Arial Nova Cond" w:hAnsi="Arial Nova Cond" w:cs="Arial"/>
+                <w:color w:val="000000"/>
+                <w:kern w:val="0"/>
+                <w:sz w:val="20"/>
+                <w:szCs w:val="20"/>
+              </w:rPr>
+            </w:pPr>
+            <w:r>
+              <w:rPr>
+                <w:rFonts w:ascii="Arial Nova Cond" w:hAnsi="Arial Nova Cond" w:cs="Arial"/>
+                <w:color w:val="000000"/>
+                <w:kern w:val="0"/>
+                <w:sz w:val="20"/>
+                <w:szCs w:val="20"/>
+              </w:rPr>
+              <w:t>{{competencias3}}</w:t>
+            </w:r>
+          </w:p>
+        </w:tc>
+        <w:tc>
+          <w:tcPr>
+            <w:tcW w:w="1399" w:type="dxa"/>
+            <w:vAlign w:val="center"/>
+          </w:tcPr>
+          <w:p>
+            <w:pPr>
+              <w:autoSpaceDE w:val="0"/>
+              <w:autoSpaceDN w:val="0"/>
+              <w:adjustRightInd w:val="0"/>
+              <w:jc w:val="both"/>
               <w:rPr>
                 <w:rFonts w:ascii="Arial Nova Cond" w:hAnsi="Arial Nova Cond" w:cs="Arial"/>
                 <w:color w:val="000000"/>
@@ -12526,7 +12341,7 @@
         </w:trPr>
         <w:tc>
           <w:tcPr>
-            <w:tcW w:w="875" w:type="dxa"/>
+            <w:tcW w:w="818" w:type="dxa"/>
             <w:vMerge/>
             <w:vAlign w:val="center"/>
           </w:tcPr>
@@ -12554,7 +12369,7 @@
         </w:tc>
         <w:tc>
           <w:tcPr>
-            <w:tcW w:w="1095" w:type="dxa"/>
+            <w:tcW w:w="1018" w:type="dxa"/>
             <w:vAlign w:val="center"/>
           </w:tcPr>
           <w:p>
@@ -12592,33 +12407,7 @@
         </w:tc>
         <w:tc>
           <w:tcPr>
-            <w:tcW w:w="1726" w:type="dxa"/>
-            <w:vAlign w:val="center"/>
-          </w:tcPr>
-          <w:p>
-            <w:pPr>
-              <w:pStyle w:val="Sinespaciado"/>
-              <w:jc w:val="both"/>
-              <w:rPr>
-                <w:rFonts w:ascii="Arial Nova Cond" w:hAnsi="Arial Nova Cond"/>
-                <w:sz w:val="20"/>
-                <w:szCs w:val="20"/>
-              </w:rPr>
-            </w:pPr>
-            <w:r>
-              <w:rPr>
-                <w:rFonts w:ascii="Arial Nova Cond" w:eastAsia="Calibri" w:hAnsi="Arial Nova Cond" w:cs="Times New Roman"/>
-                <w:sz w:val="20"/>
-                <w:szCs w:val="20"/>
-                <w:lang w:val="es-ES_tradnl"/>
-              </w:rPr>
-              <w:t>{{problemapotencialidad4}}</w:t>
-            </w:r>
-          </w:p>
-        </w:tc>
-        <w:tc>
-          <w:tcPr>
-            <w:tcW w:w="6169" w:type="dxa"/>
+            <w:tcW w:w="5379" w:type="dxa"/>
             <w:vAlign w:val="center"/>
           </w:tcPr>
           <w:p>
@@ -12653,7 +12442,7 @@
         </w:tc>
         <w:tc>
           <w:tcPr>
-            <w:tcW w:w="2015" w:type="dxa"/>
+            <w:tcW w:w="1984" w:type="dxa"/>
             <w:vAlign w:val="center"/>
           </w:tcPr>
           <w:p>
@@ -12684,7 +12473,7 @@
         </w:tc>
         <w:tc>
           <w:tcPr>
-            <w:tcW w:w="1634" w:type="dxa"/>
+            <w:tcW w:w="2693" w:type="dxa"/>
             <w:vAlign w:val="center"/>
           </w:tcPr>
           <w:p>
@@ -12709,13 +12498,13 @@
                 <w:sz w:val="20"/>
                 <w:szCs w:val="20"/>
               </w:rPr>
-              <w:t>{{competencias4}}</w:t>
-            </w:r>
-          </w:p>
-        </w:tc>
-        <w:tc>
-          <w:tcPr>
-            <w:tcW w:w="1337" w:type="dxa"/>
+              <w:t>{{campotematico4}}</w:t>
+            </w:r>
+          </w:p>
+        </w:tc>
+        <w:tc>
+          <w:tcPr>
+            <w:tcW w:w="1560" w:type="dxa"/>
             <w:vAlign w:val="center"/>
           </w:tcPr>
           <w:p>
@@ -12723,7 +12512,38 @@
               <w:autoSpaceDE w:val="0"/>
               <w:autoSpaceDN w:val="0"/>
               <w:adjustRightInd w:val="0"/>
-              <w:jc w:val="center"/>
+              <w:jc w:val="both"/>
+              <w:rPr>
+                <w:rFonts w:ascii="Arial Nova Cond" w:hAnsi="Arial Nova Cond" w:cs="Arial"/>
+                <w:color w:val="000000"/>
+                <w:kern w:val="0"/>
+                <w:sz w:val="20"/>
+                <w:szCs w:val="20"/>
+              </w:rPr>
+            </w:pPr>
+            <w:r>
+              <w:rPr>
+                <w:rFonts w:ascii="Arial Nova Cond" w:hAnsi="Arial Nova Cond" w:cs="Arial"/>
+                <w:color w:val="000000"/>
+                <w:kern w:val="0"/>
+                <w:sz w:val="20"/>
+                <w:szCs w:val="20"/>
+              </w:rPr>
+              <w:t>{{competencias4}}</w:t>
+            </w:r>
+          </w:p>
+        </w:tc>
+        <w:tc>
+          <w:tcPr>
+            <w:tcW w:w="1399" w:type="dxa"/>
+            <w:vAlign w:val="center"/>
+          </w:tcPr>
+          <w:p>
+            <w:pPr>
+              <w:autoSpaceDE w:val="0"/>
+              <w:autoSpaceDN w:val="0"/>
+              <w:adjustRightInd w:val="0"/>
+              <w:jc w:val="both"/>
               <w:rPr>
                 <w:rFonts w:ascii="Arial Nova Cond" w:hAnsi="Arial Nova Cond" w:cs="Arial"/>
                 <w:color w:val="000000"/>
@@ -12752,7 +12572,7 @@
         </w:trPr>
         <w:tc>
           <w:tcPr>
-            <w:tcW w:w="875" w:type="dxa"/>
+            <w:tcW w:w="818" w:type="dxa"/>
             <w:vMerge w:val="restart"/>
             <w:vAlign w:val="center"/>
           </w:tcPr>
@@ -12791,7 +12611,7 @@
         </w:tc>
         <w:tc>
           <w:tcPr>
-            <w:tcW w:w="1095" w:type="dxa"/>
+            <w:tcW w:w="1018" w:type="dxa"/>
             <w:vAlign w:val="center"/>
           </w:tcPr>
           <w:p>
@@ -12829,34 +12649,7 @@
         </w:tc>
         <w:tc>
           <w:tcPr>
-            <w:tcW w:w="1726" w:type="dxa"/>
-            <w:vAlign w:val="center"/>
-          </w:tcPr>
-          <w:p>
-            <w:pPr>
-              <w:pStyle w:val="Sinespaciado"/>
-              <w:jc w:val="both"/>
-              <w:rPr>
-                <w:rFonts w:ascii="Arial Nova Cond" w:hAnsi="Arial Nova Cond"/>
-                <w:color w:val="000000" w:themeColor="text1"/>
-                <w:sz w:val="20"/>
-                <w:szCs w:val="20"/>
-              </w:rPr>
-            </w:pPr>
-            <w:r>
-              <w:rPr>
-                <w:rFonts w:ascii="Arial Nova Cond" w:eastAsia="Calibri" w:hAnsi="Arial Nova Cond" w:cs="Times New Roman"/>
-                <w:sz w:val="20"/>
-                <w:szCs w:val="20"/>
-                <w:lang w:val="es-ES_tradnl"/>
-              </w:rPr>
-              <w:t>{{problemapotencialidad5}}</w:t>
-            </w:r>
-          </w:p>
-        </w:tc>
-        <w:tc>
-          <w:tcPr>
-            <w:tcW w:w="6169" w:type="dxa"/>
+            <w:tcW w:w="5379" w:type="dxa"/>
             <w:vAlign w:val="center"/>
           </w:tcPr>
           <w:p>
@@ -12885,13 +12678,13 @@
                 <w:szCs w:val="20"/>
                 <w:lang w:val="es-ES_tradnl"/>
               </w:rPr>
-              <w:t>{{situacionsignificativa5}}</w:t>
-            </w:r>
-          </w:p>
-        </w:tc>
-        <w:tc>
-          <w:tcPr>
-            <w:tcW w:w="2015" w:type="dxa"/>
+              <w:t xml:space="preserve">{{situacionsignificativa5}} </w:t>
+            </w:r>
+          </w:p>
+        </w:tc>
+        <w:tc>
+          <w:tcPr>
+            <w:tcW w:w="1984" w:type="dxa"/>
             <w:vAlign w:val="center"/>
           </w:tcPr>
           <w:p>
@@ -12922,7 +12715,7 @@
         </w:tc>
         <w:tc>
           <w:tcPr>
-            <w:tcW w:w="1634" w:type="dxa"/>
+            <w:tcW w:w="2693" w:type="dxa"/>
             <w:vAlign w:val="center"/>
           </w:tcPr>
           <w:p>
@@ -12947,13 +12740,13 @@
                 <w:sz w:val="20"/>
                 <w:szCs w:val="20"/>
               </w:rPr>
-              <w:t>{{competencias5}}</w:t>
-            </w:r>
-          </w:p>
-        </w:tc>
-        <w:tc>
-          <w:tcPr>
-            <w:tcW w:w="1337" w:type="dxa"/>
+              <w:t>{{campotematico5}}</w:t>
+            </w:r>
+          </w:p>
+        </w:tc>
+        <w:tc>
+          <w:tcPr>
+            <w:tcW w:w="1560" w:type="dxa"/>
             <w:vAlign w:val="center"/>
           </w:tcPr>
           <w:p>
@@ -12961,7 +12754,38 @@
               <w:autoSpaceDE w:val="0"/>
               <w:autoSpaceDN w:val="0"/>
               <w:adjustRightInd w:val="0"/>
-              <w:jc w:val="center"/>
+              <w:jc w:val="both"/>
+              <w:rPr>
+                <w:rFonts w:ascii="Arial Nova Cond" w:hAnsi="Arial Nova Cond" w:cs="Arial"/>
+                <w:color w:val="000000"/>
+                <w:kern w:val="0"/>
+                <w:sz w:val="20"/>
+                <w:szCs w:val="20"/>
+              </w:rPr>
+            </w:pPr>
+            <w:r>
+              <w:rPr>
+                <w:rFonts w:ascii="Arial Nova Cond" w:hAnsi="Arial Nova Cond" w:cs="Arial"/>
+                <w:color w:val="000000"/>
+                <w:kern w:val="0"/>
+                <w:sz w:val="20"/>
+                <w:szCs w:val="20"/>
+              </w:rPr>
+              <w:t>{{competencias5}}</w:t>
+            </w:r>
+          </w:p>
+        </w:tc>
+        <w:tc>
+          <w:tcPr>
+            <w:tcW w:w="1399" w:type="dxa"/>
+            <w:vAlign w:val="center"/>
+          </w:tcPr>
+          <w:p>
+            <w:pPr>
+              <w:autoSpaceDE w:val="0"/>
+              <w:autoSpaceDN w:val="0"/>
+              <w:adjustRightInd w:val="0"/>
+              <w:jc w:val="both"/>
               <w:rPr>
                 <w:rFonts w:ascii="Arial Nova Cond" w:hAnsi="Arial Nova Cond" w:cs="Arial"/>
                 <w:color w:val="000000"/>
@@ -12990,7 +12814,7 @@
         </w:trPr>
         <w:tc>
           <w:tcPr>
-            <w:tcW w:w="875" w:type="dxa"/>
+            <w:tcW w:w="818" w:type="dxa"/>
             <w:vMerge/>
             <w:vAlign w:val="center"/>
           </w:tcPr>
@@ -13018,7 +12842,7 @@
         </w:tc>
         <w:tc>
           <w:tcPr>
-            <w:tcW w:w="1095" w:type="dxa"/>
+            <w:tcW w:w="1018" w:type="dxa"/>
             <w:vAlign w:val="center"/>
           </w:tcPr>
           <w:p>
@@ -13056,33 +12880,7 @@
         </w:tc>
         <w:tc>
           <w:tcPr>
-            <w:tcW w:w="1726" w:type="dxa"/>
-            <w:vAlign w:val="center"/>
-          </w:tcPr>
-          <w:p>
-            <w:pPr>
-              <w:pStyle w:val="Sinespaciado"/>
-              <w:jc w:val="both"/>
-              <w:rPr>
-                <w:rFonts w:ascii="Arial Nova Cond" w:hAnsi="Arial Nova Cond"/>
-                <w:sz w:val="20"/>
-                <w:szCs w:val="20"/>
-              </w:rPr>
-            </w:pPr>
-            <w:r>
-              <w:rPr>
-                <w:rFonts w:ascii="Arial Nova Cond" w:eastAsia="Calibri" w:hAnsi="Arial Nova Cond" w:cs="Times New Roman"/>
-                <w:sz w:val="20"/>
-                <w:szCs w:val="20"/>
-                <w:lang w:val="es-ES_tradnl"/>
-              </w:rPr>
-              <w:t>{{problemapotencialidad6}}</w:t>
-            </w:r>
-          </w:p>
-        </w:tc>
-        <w:tc>
-          <w:tcPr>
-            <w:tcW w:w="6169" w:type="dxa"/>
+            <w:tcW w:w="5379" w:type="dxa"/>
             <w:vAlign w:val="center"/>
           </w:tcPr>
           <w:p>
@@ -13116,7 +12914,7 @@
         </w:tc>
         <w:tc>
           <w:tcPr>
-            <w:tcW w:w="2015" w:type="dxa"/>
+            <w:tcW w:w="1984" w:type="dxa"/>
             <w:vAlign w:val="center"/>
           </w:tcPr>
           <w:p>
@@ -13147,7 +12945,7 @@
         </w:tc>
         <w:tc>
           <w:tcPr>
-            <w:tcW w:w="1634" w:type="dxa"/>
+            <w:tcW w:w="2693" w:type="dxa"/>
             <w:vAlign w:val="center"/>
           </w:tcPr>
           <w:p>
@@ -13172,13 +12970,13 @@
                 <w:sz w:val="20"/>
                 <w:szCs w:val="20"/>
               </w:rPr>
-              <w:t>{{competencias6}}</w:t>
-            </w:r>
-          </w:p>
-        </w:tc>
-        <w:tc>
-          <w:tcPr>
-            <w:tcW w:w="1337" w:type="dxa"/>
+              <w:t>{{campotematico6}}</w:t>
+            </w:r>
+          </w:p>
+        </w:tc>
+        <w:tc>
+          <w:tcPr>
+            <w:tcW w:w="1560" w:type="dxa"/>
             <w:vAlign w:val="center"/>
           </w:tcPr>
           <w:p>
@@ -13186,7 +12984,38 @@
               <w:autoSpaceDE w:val="0"/>
               <w:autoSpaceDN w:val="0"/>
               <w:adjustRightInd w:val="0"/>
-              <w:jc w:val="center"/>
+              <w:jc w:val="both"/>
+              <w:rPr>
+                <w:rFonts w:ascii="Arial Nova Cond" w:hAnsi="Arial Nova Cond" w:cs="Arial"/>
+                <w:color w:val="000000"/>
+                <w:kern w:val="0"/>
+                <w:sz w:val="20"/>
+                <w:szCs w:val="20"/>
+              </w:rPr>
+            </w:pPr>
+            <w:r>
+              <w:rPr>
+                <w:rFonts w:ascii="Arial Nova Cond" w:hAnsi="Arial Nova Cond" w:cs="Arial"/>
+                <w:color w:val="000000"/>
+                <w:kern w:val="0"/>
+                <w:sz w:val="20"/>
+                <w:szCs w:val="20"/>
+              </w:rPr>
+              <w:t>{{competencias6}}</w:t>
+            </w:r>
+          </w:p>
+        </w:tc>
+        <w:tc>
+          <w:tcPr>
+            <w:tcW w:w="1399" w:type="dxa"/>
+            <w:vAlign w:val="center"/>
+          </w:tcPr>
+          <w:p>
+            <w:pPr>
+              <w:autoSpaceDE w:val="0"/>
+              <w:autoSpaceDN w:val="0"/>
+              <w:adjustRightInd w:val="0"/>
+              <w:jc w:val="both"/>
               <w:rPr>
                 <w:rFonts w:ascii="Arial Nova Cond" w:hAnsi="Arial Nova Cond" w:cs="Arial"/>
                 <w:color w:val="000000"/>
@@ -13215,7 +13044,7 @@
         </w:trPr>
         <w:tc>
           <w:tcPr>
-            <w:tcW w:w="875" w:type="dxa"/>
+            <w:tcW w:w="818" w:type="dxa"/>
             <w:vMerge w:val="restart"/>
             <w:vAlign w:val="center"/>
           </w:tcPr>
@@ -13254,7 +13083,7 @@
         </w:tc>
         <w:tc>
           <w:tcPr>
-            <w:tcW w:w="1095" w:type="dxa"/>
+            <w:tcW w:w="1018" w:type="dxa"/>
             <w:vAlign w:val="center"/>
           </w:tcPr>
           <w:p>
@@ -13292,7 +13121,7 @@
         </w:tc>
         <w:tc>
           <w:tcPr>
-            <w:tcW w:w="1726" w:type="dxa"/>
+            <w:tcW w:w="5379" w:type="dxa"/>
             <w:vAlign w:val="center"/>
           </w:tcPr>
           <w:p>
@@ -13305,62 +13134,28 @@
               </w:tabs>
               <w:spacing w:line="276" w:lineRule="auto"/>
               <w:ind w:left="0"/>
+              <w:jc w:val="both"/>
+              <w:rPr>
+                <w:rFonts w:ascii="Arial Nova Cond" w:hAnsi="Arial Nova Cond"/>
+                <w:color w:val="000000" w:themeColor="text1"/>
+                <w:sz w:val="20"/>
+                <w:szCs w:val="20"/>
+              </w:rPr>
+            </w:pPr>
+            <w:r>
               <w:rPr>
                 <w:rFonts w:ascii="Arial Nova Cond" w:eastAsia="Calibri" w:hAnsi="Arial Nova Cond" w:cs="Times New Roman"/>
-                <w:color w:val="000000" w:themeColor="text1"/>
                 <w:sz w:val="20"/>
                 <w:szCs w:val="20"/>
                 <w:lang w:val="es-ES_tradnl"/>
               </w:rPr>
-            </w:pPr>
-            <w:r>
-              <w:rPr>
-                <w:rFonts w:ascii="Arial Nova Cond" w:eastAsia="Calibri" w:hAnsi="Arial Nova Cond" w:cs="Times New Roman"/>
-                <w:sz w:val="20"/>
-                <w:szCs w:val="20"/>
-                <w:lang w:val="es-ES_tradnl"/>
-              </w:rPr>
-              <w:t>{{problemapotencialidad7}}</w:t>
-            </w:r>
-          </w:p>
-        </w:tc>
-        <w:tc>
-          <w:tcPr>
-            <w:tcW w:w="6169" w:type="dxa"/>
-            <w:vAlign w:val="center"/>
-          </w:tcPr>
-          <w:p>
-            <w:pPr>
-              <w:pStyle w:val="Prrafodelista"/>
-              <w:tabs>
-                <w:tab w:val="left" w:pos="0"/>
-                <w:tab w:val="left" w:pos="142"/>
-                <w:tab w:val="left" w:pos="284"/>
-              </w:tabs>
-              <w:spacing w:line="276" w:lineRule="auto"/>
-              <w:ind w:left="0"/>
-              <w:jc w:val="both"/>
-              <w:rPr>
-                <w:rFonts w:ascii="Arial Nova Cond" w:hAnsi="Arial Nova Cond"/>
-                <w:color w:val="000000" w:themeColor="text1"/>
-                <w:sz w:val="20"/>
-                <w:szCs w:val="20"/>
-              </w:rPr>
-            </w:pPr>
-            <w:r>
-              <w:rPr>
-                <w:rFonts w:ascii="Arial Nova Cond" w:eastAsia="Calibri" w:hAnsi="Arial Nova Cond" w:cs="Times New Roman"/>
-                <w:sz w:val="20"/>
-                <w:szCs w:val="20"/>
-                <w:lang w:val="es-ES_tradnl"/>
-              </w:rPr>
               <w:t>{{situacionsignificativa7}}</w:t>
             </w:r>
           </w:p>
         </w:tc>
         <w:tc>
           <w:tcPr>
-            <w:tcW w:w="2015" w:type="dxa"/>
+            <w:tcW w:w="1984" w:type="dxa"/>
             <w:vAlign w:val="center"/>
           </w:tcPr>
           <w:p>
@@ -13391,7 +13186,7 @@
         </w:tc>
         <w:tc>
           <w:tcPr>
-            <w:tcW w:w="1634" w:type="dxa"/>
+            <w:tcW w:w="2693" w:type="dxa"/>
             <w:vAlign w:val="center"/>
           </w:tcPr>
           <w:p>
@@ -13416,13 +13211,13 @@
                 <w:sz w:val="20"/>
                 <w:szCs w:val="20"/>
               </w:rPr>
-              <w:t>{{competencias7}}</w:t>
-            </w:r>
-          </w:p>
-        </w:tc>
-        <w:tc>
-          <w:tcPr>
-            <w:tcW w:w="1337" w:type="dxa"/>
+              <w:t>{{campotematico7}}</w:t>
+            </w:r>
+          </w:p>
+        </w:tc>
+        <w:tc>
+          <w:tcPr>
+            <w:tcW w:w="1560" w:type="dxa"/>
             <w:vAlign w:val="center"/>
           </w:tcPr>
           <w:p>
@@ -13430,7 +13225,38 @@
               <w:autoSpaceDE w:val="0"/>
               <w:autoSpaceDN w:val="0"/>
               <w:adjustRightInd w:val="0"/>
-              <w:jc w:val="center"/>
+              <w:jc w:val="both"/>
+              <w:rPr>
+                <w:rFonts w:ascii="Arial Nova Cond" w:hAnsi="Arial Nova Cond" w:cs="Arial"/>
+                <w:color w:val="000000"/>
+                <w:kern w:val="0"/>
+                <w:sz w:val="20"/>
+                <w:szCs w:val="20"/>
+              </w:rPr>
+            </w:pPr>
+            <w:r>
+              <w:rPr>
+                <w:rFonts w:ascii="Arial Nova Cond" w:hAnsi="Arial Nova Cond" w:cs="Arial"/>
+                <w:color w:val="000000"/>
+                <w:kern w:val="0"/>
+                <w:sz w:val="20"/>
+                <w:szCs w:val="20"/>
+              </w:rPr>
+              <w:t>{{competencias7}}</w:t>
+            </w:r>
+          </w:p>
+        </w:tc>
+        <w:tc>
+          <w:tcPr>
+            <w:tcW w:w="1399" w:type="dxa"/>
+            <w:vAlign w:val="center"/>
+          </w:tcPr>
+          <w:p>
+            <w:pPr>
+              <w:autoSpaceDE w:val="0"/>
+              <w:autoSpaceDN w:val="0"/>
+              <w:adjustRightInd w:val="0"/>
+              <w:jc w:val="both"/>
               <w:rPr>
                 <w:rFonts w:ascii="Arial Nova Cond" w:hAnsi="Arial Nova Cond" w:cs="Arial"/>
                 <w:color w:val="000000"/>
@@ -13459,7 +13285,7 @@
         </w:trPr>
         <w:tc>
           <w:tcPr>
-            <w:tcW w:w="875" w:type="dxa"/>
+            <w:tcW w:w="818" w:type="dxa"/>
             <w:vMerge/>
             <w:vAlign w:val="center"/>
           </w:tcPr>
@@ -13487,7 +13313,7 @@
         </w:tc>
         <w:tc>
           <w:tcPr>
-            <w:tcW w:w="1095" w:type="dxa"/>
+            <w:tcW w:w="1018" w:type="dxa"/>
             <w:vAlign w:val="center"/>
           </w:tcPr>
           <w:p>
@@ -13525,7 +13351,7 @@
         </w:tc>
         <w:tc>
           <w:tcPr>
-            <w:tcW w:w="1726" w:type="dxa"/>
+            <w:tcW w:w="5379" w:type="dxa"/>
             <w:vAlign w:val="center"/>
           </w:tcPr>
           <w:p>
@@ -13538,6 +13364,7 @@
               </w:tabs>
               <w:spacing w:line="276" w:lineRule="auto"/>
               <w:ind w:left="0"/>
+              <w:jc w:val="both"/>
               <w:rPr>
                 <w:rFonts w:ascii="Arial Nova Cond" w:eastAsia="Calibri" w:hAnsi="Arial Nova Cond" w:cs="Times New Roman"/>
                 <w:color w:val="000000" w:themeColor="text1"/>
@@ -13553,48 +13380,13 @@
                 <w:szCs w:val="20"/>
                 <w:lang w:val="es-ES_tradnl"/>
               </w:rPr>
-              <w:t>{{problemapotencialidad8}}</w:t>
-            </w:r>
-          </w:p>
-        </w:tc>
-        <w:tc>
-          <w:tcPr>
-            <w:tcW w:w="6169" w:type="dxa"/>
-            <w:vAlign w:val="center"/>
-          </w:tcPr>
-          <w:p>
-            <w:pPr>
-              <w:pStyle w:val="Prrafodelista"/>
-              <w:tabs>
-                <w:tab w:val="left" w:pos="0"/>
-                <w:tab w:val="left" w:pos="142"/>
-                <w:tab w:val="left" w:pos="284"/>
-              </w:tabs>
-              <w:spacing w:line="276" w:lineRule="auto"/>
-              <w:ind w:left="0"/>
-              <w:jc w:val="both"/>
-              <w:rPr>
-                <w:rFonts w:ascii="Arial Nova Cond" w:eastAsia="Calibri" w:hAnsi="Arial Nova Cond" w:cs="Times New Roman"/>
-                <w:color w:val="000000" w:themeColor="text1"/>
-                <w:sz w:val="20"/>
-                <w:szCs w:val="20"/>
-                <w:lang w:val="es-ES_tradnl"/>
-              </w:rPr>
-            </w:pPr>
-            <w:r>
-              <w:rPr>
-                <w:rFonts w:ascii="Arial Nova Cond" w:eastAsia="Calibri" w:hAnsi="Arial Nova Cond" w:cs="Times New Roman"/>
-                <w:sz w:val="20"/>
-                <w:szCs w:val="20"/>
-                <w:lang w:val="es-ES_tradnl"/>
-              </w:rPr>
               <w:t>{{situacionsignificativa8}}</w:t>
             </w:r>
           </w:p>
         </w:tc>
         <w:tc>
           <w:tcPr>
-            <w:tcW w:w="2015" w:type="dxa"/>
+            <w:tcW w:w="1984" w:type="dxa"/>
             <w:vAlign w:val="center"/>
           </w:tcPr>
           <w:p>
@@ -13624,7 +13416,7 @@
         </w:tc>
         <w:tc>
           <w:tcPr>
-            <w:tcW w:w="1634" w:type="dxa"/>
+            <w:tcW w:w="2693" w:type="dxa"/>
             <w:vAlign w:val="center"/>
           </w:tcPr>
           <w:p>
@@ -13649,13 +13441,13 @@
                 <w:sz w:val="20"/>
                 <w:szCs w:val="20"/>
               </w:rPr>
-              <w:t>{{competencias8}}</w:t>
-            </w:r>
-          </w:p>
-        </w:tc>
-        <w:tc>
-          <w:tcPr>
-            <w:tcW w:w="1337" w:type="dxa"/>
+              <w:t>{{campotematico8}}</w:t>
+            </w:r>
+          </w:p>
+        </w:tc>
+        <w:tc>
+          <w:tcPr>
+            <w:tcW w:w="1560" w:type="dxa"/>
             <w:vAlign w:val="center"/>
           </w:tcPr>
           <w:p>
@@ -13663,7 +13455,38 @@
               <w:autoSpaceDE w:val="0"/>
               <w:autoSpaceDN w:val="0"/>
               <w:adjustRightInd w:val="0"/>
-              <w:jc w:val="center"/>
+              <w:jc w:val="both"/>
+              <w:rPr>
+                <w:rFonts w:ascii="Arial Nova Cond" w:hAnsi="Arial Nova Cond" w:cs="Arial"/>
+                <w:color w:val="000000"/>
+                <w:kern w:val="0"/>
+                <w:sz w:val="20"/>
+                <w:szCs w:val="20"/>
+              </w:rPr>
+            </w:pPr>
+            <w:r>
+              <w:rPr>
+                <w:rFonts w:ascii="Arial Nova Cond" w:hAnsi="Arial Nova Cond" w:cs="Arial"/>
+                <w:color w:val="000000"/>
+                <w:kern w:val="0"/>
+                <w:sz w:val="20"/>
+                <w:szCs w:val="20"/>
+              </w:rPr>
+              <w:t>{{competencias8}}</w:t>
+            </w:r>
+          </w:p>
+        </w:tc>
+        <w:tc>
+          <w:tcPr>
+            <w:tcW w:w="1399" w:type="dxa"/>
+            <w:vAlign w:val="center"/>
+          </w:tcPr>
+          <w:p>
+            <w:pPr>
+              <w:autoSpaceDE w:val="0"/>
+              <w:autoSpaceDN w:val="0"/>
+              <w:adjustRightInd w:val="0"/>
+              <w:jc w:val="both"/>
               <w:rPr>
                 <w:rFonts w:ascii="Arial Nova Cond" w:hAnsi="Arial Nova Cond" w:cs="Arial"/>
                 <w:color w:val="000000"/>
@@ -14974,25 +14797,7 @@
                 <w:sz w:val="20"/>
                 <w:szCs w:val="20"/>
               </w:rPr>
-              <w:t xml:space="preserve">Se relaciona utilizando sus habilidades </w:t>
-            </w:r>
-            <w:proofErr w:type="spellStart"/>
-            <w:r>
-              <w:rPr>
-                <w:rFonts w:ascii="Arial Nova Cond Light" w:hAnsi="Arial Nova Cond Light" w:cstheme="minorHAnsi"/>
-                <w:sz w:val="20"/>
-                <w:szCs w:val="20"/>
-              </w:rPr>
-              <w:t>sociomotrices</w:t>
-            </w:r>
-            <w:proofErr w:type="spellEnd"/>
-            <w:r>
-              <w:rPr>
-                <w:rFonts w:ascii="Arial Nova Cond Light" w:hAnsi="Arial Nova Cond Light" w:cstheme="minorHAnsi"/>
-                <w:sz w:val="20"/>
-                <w:szCs w:val="20"/>
-              </w:rPr>
-              <w:t>.</w:t>
+              <w:t>Se relaciona utilizando sus habilidades sociomotrices.</w:t>
             </w:r>
           </w:p>
           <w:p>
@@ -15285,29 +15090,7 @@
                 <w:szCs w:val="20"/>
                 <w:lang w:eastAsia="es-ES"/>
               </w:rPr>
-              <w:t xml:space="preserve">Interactúa a través de sus habilidades </w:t>
-            </w:r>
-            <w:proofErr w:type="spellStart"/>
-            <w:r>
-              <w:rPr>
-                <w:rFonts w:ascii="Arial Nova Cond Light" w:eastAsia="Times New Roman" w:hAnsi="Arial Nova Cond Light" w:cs="Arial"/>
-                <w:bCs/>
-                <w:sz w:val="20"/>
-                <w:szCs w:val="20"/>
-                <w:lang w:eastAsia="es-ES"/>
-              </w:rPr>
-              <w:t>sociomotrices</w:t>
-            </w:r>
-            <w:proofErr w:type="spellEnd"/>
-            <w:r>
-              <w:rPr>
-                <w:rFonts w:ascii="Arial Nova Cond Light" w:eastAsia="Times New Roman" w:hAnsi="Arial Nova Cond Light" w:cs="Arial"/>
-                <w:bCs/>
-                <w:sz w:val="20"/>
-                <w:szCs w:val="20"/>
-                <w:lang w:eastAsia="es-ES"/>
-              </w:rPr>
-              <w:t xml:space="preserve"> con autonomía en situaciones que no le son favorables y asume con una actitud de liderazgo los desafíos propios de la práctica de actividades físicas, experimentando el placer y disfrute que ellas representan. Formula y aplica estrategias para solucionar problemas individuales y colectivos, incorporando elementos técnicos y tácticos pertinentes y adecuándose a los cambios que se dan en la práctica. Analiza los posibles aciertos y dificultades ocurridos durante la práctica para mejorar la estrategia de juego.</w:t>
+              <w:t>Interactúa a través de sus habilidades sociomotrices con autonomía en situaciones que no le son favorables y asume con una actitud de liderazgo los desafíos propios de la práctica de actividades físicas, experimentando el placer y disfrute que ellas representan. Formula y aplica estrategias para solucionar problemas individuales y colectivos, incorporando elementos técnicos y tácticos pertinentes y adecuándose a los cambios que se dan en la práctica. Analiza los posibles aciertos y dificultades ocurridos durante la práctica para mejorar la estrategia de juego.</w:t>
             </w:r>
           </w:p>
         </w:tc>
@@ -25930,7 +25713,6 @@
               </w:rPr>
               <w:t xml:space="preserve">Minedu (2016). Programa curricular de educación secundaria. Resolución Ministerial </w:t>
             </w:r>
-            <w:proofErr w:type="spellStart"/>
             <w:r>
               <w:rPr>
                 <w:rFonts w:ascii="Arial Nova Cond Light" w:eastAsia="Calibri" w:hAnsi="Arial Nova Cond Light" w:cs="Calibri Light"/>
@@ -25939,7 +25721,6 @@
               </w:rPr>
               <w:t>N°</w:t>
             </w:r>
-            <w:proofErr w:type="spellEnd"/>
             <w:r>
               <w:rPr>
                 <w:rFonts w:ascii="Arial Nova Cond Light" w:eastAsia="Calibri" w:hAnsi="Arial Nova Cond Light" w:cs="Calibri Light"/>
@@ -25973,7 +25754,6 @@
               </w:rPr>
               <w:t xml:space="preserve">Minedu (2016). Currículo Nacional de la educación básica. Resolución Ministerial </w:t>
             </w:r>
-            <w:proofErr w:type="spellStart"/>
             <w:r>
               <w:rPr>
                 <w:rFonts w:ascii="Arial Nova Cond Light" w:eastAsia="Calibri" w:hAnsi="Arial Nova Cond Light" w:cs="Calibri Light"/>
@@ -25982,7 +25762,6 @@
               </w:rPr>
               <w:t>N°</w:t>
             </w:r>
-            <w:proofErr w:type="spellEnd"/>
             <w:r>
               <w:rPr>
                 <w:rFonts w:ascii="Arial Nova Cond Light" w:eastAsia="Calibri" w:hAnsi="Arial Nova Cond Light" w:cs="Calibri Light"/>
@@ -26047,25 +25826,7 @@
                 <w:kern w:val="0"/>
                 <w14:ligatures w14:val="none"/>
               </w:rPr>
-              <w:t xml:space="preserve">Resolución Ministerial </w:t>
-            </w:r>
-            <w:proofErr w:type="spellStart"/>
-            <w:r>
-              <w:rPr>
-                <w:rFonts w:ascii="Arial Nova Cond Light" w:eastAsia="Calibri" w:hAnsi="Arial Nova Cond Light" w:cs="Calibri Light"/>
-                <w:kern w:val="0"/>
-                <w14:ligatures w14:val="none"/>
-              </w:rPr>
-              <w:t>N.°</w:t>
-            </w:r>
-            <w:proofErr w:type="spellEnd"/>
-            <w:r>
-              <w:rPr>
-                <w:rFonts w:ascii="Arial Nova Cond Light" w:eastAsia="Calibri" w:hAnsi="Arial Nova Cond Light" w:cs="Calibri Light"/>
-                <w:kern w:val="0"/>
-                <w14:ligatures w14:val="none"/>
-              </w:rPr>
-              <w:t xml:space="preserve"> 501-2025</w:t>
+              <w:t>Resolución Ministerial N.° 501-2025</w:t>
             </w:r>
             <w:r>
               <w:rPr>
@@ -26566,7 +26327,7 @@
 </file>
 
 <file path=word/endnotes.xml><?xml version="1.0" encoding="utf-8"?>
-<w:endnotes xmlns:wpc="http://schemas.microsoft.com/office/word/2010/wordprocessingCanvas" xmlns:cx="http://schemas.microsoft.com/office/drawing/2014/chartex" xmlns:cx1="http://schemas.microsoft.com/office/drawing/2015/9/8/chartex" xmlns:cx2="http://schemas.microsoft.com/office/drawing/2015/10/21/chartex" xmlns:cx3="http://schemas.microsoft.com/office/drawing/2016/5/9/chartex" xmlns:cx4="http://schemas.microsoft.com/office/drawing/2016/5/10/chartex" xmlns:cx5="http://schemas.microsoft.com/office/drawing/2016/5/11/chartex" xmlns:cx6="http://schemas.microsoft.com/office/drawing/2016/5/12/chartex" xmlns:cx7="http://schemas.microsoft.com/office/drawing/2016/5/13/chartex" xmlns:cx8="http://schemas.microsoft.com/office/drawing/2016/5/14/chartex" xmlns:mc="http://schemas.openxmlformats.org/markup-compatibility/2006" xmlns:aink="http://schemas.microsoft.com/office/drawing/2016/ink" xmlns:am3d="http://schemas.microsoft.com/office/drawing/2017/model3d" xmlns:o="urn:schemas-microsoft-com:office:office" xmlns:oel="http://schemas.microsoft.com/office/2019/extlst" xmlns:r="http://schemas.openxmlformats.org/officeDocument/2006/relationships" xmlns:m="http://schemas.openxmlformats.org/officeDocument/2006/math" xmlns:v="urn:schemas-microsoft-com:vml" xmlns:wp14="http://schemas.microsoft.com/office/word/2010/wordprocessingDrawing" xmlns:wp="http://schemas.openxmlformats.org/drawingml/2006/wordprocessingDrawing" xmlns:w10="urn:schemas-microsoft-com:office:word" xmlns:w="http://schemas.openxmlformats.org/wordprocessingml/2006/main" xmlns:w14="http://schemas.microsoft.com/office/word/2010/wordml" xmlns:w15="http://schemas.microsoft.com/office/word/2012/wordml" xmlns:w16cex="http://schemas.microsoft.com/office/word/2018/wordml/cex" xmlns:w16cid="http://schemas.microsoft.com/office/word/2016/wordml/cid" xmlns:w16="http://schemas.microsoft.com/office/word/2018/wordml" xmlns:w16du="http://schemas.microsoft.com/office/word/2023/wordml/word16du" xmlns:w16sdtdh="http://schemas.microsoft.com/office/word/2020/wordml/sdtdatahash" xmlns:w16se="http://schemas.microsoft.com/office/word/2015/wordml/symex" xmlns:wpg="http://schemas.microsoft.com/office/word/2010/wordprocessingGroup" xmlns:wpi="http://schemas.microsoft.com/office/word/2010/wordprocessingInk" xmlns:wne="http://schemas.microsoft.com/office/word/2006/wordml" xmlns:wps="http://schemas.microsoft.com/office/word/2010/wordprocessingShape" mc:Ignorable="w14 w15 w16se w16cid w16 w16cex w16sdtdh w16du wp14">
+<w:endnotes xmlns:wpc="http://schemas.microsoft.com/office/word/2010/wordprocessingCanvas" xmlns:cx="http://schemas.microsoft.com/office/drawing/2014/chartex" xmlns:cx1="http://schemas.microsoft.com/office/drawing/2015/9/8/chartex" xmlns:cx2="http://schemas.microsoft.com/office/drawing/2015/10/21/chartex" xmlns:cx3="http://schemas.microsoft.com/office/drawing/2016/5/9/chartex" xmlns:cx4="http://schemas.microsoft.com/office/drawing/2016/5/10/chartex" xmlns:cx5="http://schemas.microsoft.com/office/drawing/2016/5/11/chartex" xmlns:cx6="http://schemas.microsoft.com/office/drawing/2016/5/12/chartex" xmlns:cx7="http://schemas.microsoft.com/office/drawing/2016/5/13/chartex" xmlns:cx8="http://schemas.microsoft.com/office/drawing/2016/5/14/chartex" xmlns:mc="http://schemas.openxmlformats.org/markup-compatibility/2006" xmlns:aink="http://schemas.microsoft.com/office/drawing/2016/ink" xmlns:am3d="http://schemas.microsoft.com/office/drawing/2017/model3d" xmlns:o="urn:schemas-microsoft-com:office:office" xmlns:oel="http://schemas.microsoft.com/office/2019/extlst" xmlns:r="http://schemas.openxmlformats.org/officeDocument/2006/relationships" xmlns:m="http://schemas.openxmlformats.org/officeDocument/2006/math" xmlns:v="urn:schemas-microsoft-com:vml" xmlns:wp14="http://schemas.microsoft.com/office/word/2010/wordprocessingDrawing" xmlns:wp="http://schemas.openxmlformats.org/drawingml/2006/wordprocessingDrawing" xmlns:w10="urn:schemas-microsoft-com:office:word" xmlns:w="http://schemas.openxmlformats.org/wordprocessingml/2006/main" xmlns:w14="http://schemas.microsoft.com/office/word/2010/wordml" xmlns:w15="http://schemas.microsoft.com/office/word/2012/wordml" xmlns:w16cex="http://schemas.microsoft.com/office/word/2018/wordml/cex" xmlns:w16cid="http://schemas.microsoft.com/office/word/2016/wordml/cid" xmlns:w16="http://schemas.microsoft.com/office/word/2018/wordml" xmlns:w16du="http://schemas.microsoft.com/office/word/2023/wordml/word16du" xmlns:w16sdtdh="http://schemas.microsoft.com/office/word/2020/wordml/sdtdatahash" xmlns:w16sdtfl="http://schemas.microsoft.com/office/word/2024/wordml/sdtformatlock" xmlns:w16se="http://schemas.microsoft.com/office/word/2015/wordml/symex" xmlns:wpg="http://schemas.microsoft.com/office/word/2010/wordprocessingGroup" xmlns:wpi="http://schemas.microsoft.com/office/word/2010/wordprocessingInk" xmlns:wne="http://schemas.microsoft.com/office/word/2006/wordml" xmlns:wps="http://schemas.microsoft.com/office/word/2010/wordprocessingShape" mc:Ignorable="w14 w15 w16se w16cid w16 w16cex w16sdtdh w16sdtfl w16du wp14">
   <w:endnote w:type="separator" w:id="-1">
     <w:p>
       <w:pPr>
@@ -26591,7 +26352,7 @@
 </file>
 
 <file path=word/footer1.xml><?xml version="1.0" encoding="utf-8"?>
-<w:ftr xmlns:wpc="http://schemas.microsoft.com/office/word/2010/wordprocessingCanvas" xmlns:cx="http://schemas.microsoft.com/office/drawing/2014/chartex" xmlns:cx1="http://schemas.microsoft.com/office/drawing/2015/9/8/chartex" xmlns:cx2="http://schemas.microsoft.com/office/drawing/2015/10/21/chartex" xmlns:cx3="http://schemas.microsoft.com/office/drawing/2016/5/9/chartex" xmlns:cx4="http://schemas.microsoft.com/office/drawing/2016/5/10/chartex" xmlns:cx5="http://schemas.microsoft.com/office/drawing/2016/5/11/chartex" xmlns:cx6="http://schemas.microsoft.com/office/drawing/2016/5/12/chartex" xmlns:cx7="http://schemas.microsoft.com/office/drawing/2016/5/13/chartex" xmlns:cx8="http://schemas.microsoft.com/office/drawing/2016/5/14/chartex" xmlns:mc="http://schemas.openxmlformats.org/markup-compatibility/2006" xmlns:aink="http://schemas.microsoft.com/office/drawing/2016/ink" xmlns:am3d="http://schemas.microsoft.com/office/drawing/2017/model3d" xmlns:o="urn:schemas-microsoft-com:office:office" xmlns:oel="http://schemas.microsoft.com/office/2019/extlst" xmlns:r="http://schemas.openxmlformats.org/officeDocument/2006/relationships" xmlns:m="http://schemas.openxmlformats.org/officeDocument/2006/math" xmlns:v="urn:schemas-microsoft-com:vml" xmlns:wp14="http://schemas.microsoft.com/office/word/2010/wordprocessingDrawing" xmlns:wp="http://schemas.openxmlformats.org/drawingml/2006/wordprocessingDrawing" xmlns:w10="urn:schemas-microsoft-com:office:word" xmlns:w="http://schemas.openxmlformats.org/wordprocessingml/2006/main" xmlns:w14="http://schemas.microsoft.com/office/word/2010/wordml" xmlns:w15="http://schemas.microsoft.com/office/word/2012/wordml" xmlns:w16cex="http://schemas.microsoft.com/office/word/2018/wordml/cex" xmlns:w16cid="http://schemas.microsoft.com/office/word/2016/wordml/cid" xmlns:w16="http://schemas.microsoft.com/office/word/2018/wordml" xmlns:w16du="http://schemas.microsoft.com/office/word/2023/wordml/word16du" xmlns:w16sdtdh="http://schemas.microsoft.com/office/word/2020/wordml/sdtdatahash" xmlns:w16se="http://schemas.microsoft.com/office/word/2015/wordml/symex" xmlns:wpg="http://schemas.microsoft.com/office/word/2010/wordprocessingGroup" xmlns:wpi="http://schemas.microsoft.com/office/word/2010/wordprocessingInk" xmlns:wne="http://schemas.microsoft.com/office/word/2006/wordml" xmlns:wps="http://schemas.microsoft.com/office/word/2010/wordprocessingShape" mc:Ignorable="w14 w15 w16se w16cid w16 w16cex w16sdtdh w16du wp14">
+<w:ftr xmlns:wpc="http://schemas.microsoft.com/office/word/2010/wordprocessingCanvas" xmlns:cx="http://schemas.microsoft.com/office/drawing/2014/chartex" xmlns:cx1="http://schemas.microsoft.com/office/drawing/2015/9/8/chartex" xmlns:cx2="http://schemas.microsoft.com/office/drawing/2015/10/21/chartex" xmlns:cx3="http://schemas.microsoft.com/office/drawing/2016/5/9/chartex" xmlns:cx4="http://schemas.microsoft.com/office/drawing/2016/5/10/chartex" xmlns:cx5="http://schemas.microsoft.com/office/drawing/2016/5/11/chartex" xmlns:cx6="http://schemas.microsoft.com/office/drawing/2016/5/12/chartex" xmlns:cx7="http://schemas.microsoft.com/office/drawing/2016/5/13/chartex" xmlns:cx8="http://schemas.microsoft.com/office/drawing/2016/5/14/chartex" xmlns:mc="http://schemas.openxmlformats.org/markup-compatibility/2006" xmlns:aink="http://schemas.microsoft.com/office/drawing/2016/ink" xmlns:am3d="http://schemas.microsoft.com/office/drawing/2017/model3d" xmlns:o="urn:schemas-microsoft-com:office:office" xmlns:oel="http://schemas.microsoft.com/office/2019/extlst" xmlns:r="http://schemas.openxmlformats.org/officeDocument/2006/relationships" xmlns:m="http://schemas.openxmlformats.org/officeDocument/2006/math" xmlns:v="urn:schemas-microsoft-com:vml" xmlns:wp14="http://schemas.microsoft.com/office/word/2010/wordprocessingDrawing" xmlns:wp="http://schemas.openxmlformats.org/drawingml/2006/wordprocessingDrawing" xmlns:w10="urn:schemas-microsoft-com:office:word" xmlns:w="http://schemas.openxmlformats.org/wordprocessingml/2006/main" xmlns:w14="http://schemas.microsoft.com/office/word/2010/wordml" xmlns:w15="http://schemas.microsoft.com/office/word/2012/wordml" xmlns:w16cex="http://schemas.microsoft.com/office/word/2018/wordml/cex" xmlns:w16cid="http://schemas.microsoft.com/office/word/2016/wordml/cid" xmlns:w16="http://schemas.microsoft.com/office/word/2018/wordml" xmlns:w16du="http://schemas.microsoft.com/office/word/2023/wordml/word16du" xmlns:w16sdtdh="http://schemas.microsoft.com/office/word/2020/wordml/sdtdatahash" xmlns:w16sdtfl="http://schemas.microsoft.com/office/word/2024/wordml/sdtformatlock" xmlns:w16se="http://schemas.microsoft.com/office/word/2015/wordml/symex" xmlns:wpg="http://schemas.microsoft.com/office/word/2010/wordprocessingGroup" xmlns:wpi="http://schemas.microsoft.com/office/word/2010/wordprocessingInk" xmlns:wne="http://schemas.microsoft.com/office/word/2006/wordml" xmlns:wps="http://schemas.microsoft.com/office/word/2010/wordprocessingShape" mc:Ignorable="w14 w15 w16se w16cid w16 w16cex w16sdtdh w16sdtfl w16du wp14">
   <w:p>
     <w:pPr>
       <w:pStyle w:val="Piedepgina"/>
@@ -27056,7 +26817,7 @@
 </file>
 
 <file path=word/footnotes.xml><?xml version="1.0" encoding="utf-8"?>
-<w:footnotes xmlns:wpc="http://schemas.microsoft.com/office/word/2010/wordprocessingCanvas" xmlns:cx="http://schemas.microsoft.com/office/drawing/2014/chartex" xmlns:cx1="http://schemas.microsoft.com/office/drawing/2015/9/8/chartex" xmlns:cx2="http://schemas.microsoft.com/office/drawing/2015/10/21/chartex" xmlns:cx3="http://schemas.microsoft.com/office/drawing/2016/5/9/chartex" xmlns:cx4="http://schemas.microsoft.com/office/drawing/2016/5/10/chartex" xmlns:cx5="http://schemas.microsoft.com/office/drawing/2016/5/11/chartex" xmlns:cx6="http://schemas.microsoft.com/office/drawing/2016/5/12/chartex" xmlns:cx7="http://schemas.microsoft.com/office/drawing/2016/5/13/chartex" xmlns:cx8="http://schemas.microsoft.com/office/drawing/2016/5/14/chartex" xmlns:mc="http://schemas.openxmlformats.org/markup-compatibility/2006" xmlns:aink="http://schemas.microsoft.com/office/drawing/2016/ink" xmlns:am3d="http://schemas.microsoft.com/office/drawing/2017/model3d" xmlns:o="urn:schemas-microsoft-com:office:office" xmlns:oel="http://schemas.microsoft.com/office/2019/extlst" xmlns:r="http://schemas.openxmlformats.org/officeDocument/2006/relationships" xmlns:m="http://schemas.openxmlformats.org/officeDocument/2006/math" xmlns:v="urn:schemas-microsoft-com:vml" xmlns:wp14="http://schemas.microsoft.com/office/word/2010/wordprocessingDrawing" xmlns:wp="http://schemas.openxmlformats.org/drawingml/2006/wordprocessingDrawing" xmlns:w10="urn:schemas-microsoft-com:office:word" xmlns:w="http://schemas.openxmlformats.org/wordprocessingml/2006/main" xmlns:w14="http://schemas.microsoft.com/office/word/2010/wordml" xmlns:w15="http://schemas.microsoft.com/office/word/2012/wordml" xmlns:w16cex="http://schemas.microsoft.com/office/word/2018/wordml/cex" xmlns:w16cid="http://schemas.microsoft.com/office/word/2016/wordml/cid" xmlns:w16="http://schemas.microsoft.com/office/word/2018/wordml" xmlns:w16du="http://schemas.microsoft.com/office/word/2023/wordml/word16du" xmlns:w16sdtdh="http://schemas.microsoft.com/office/word/2020/wordml/sdtdatahash" xmlns:w16se="http://schemas.microsoft.com/office/word/2015/wordml/symex" xmlns:wpg="http://schemas.microsoft.com/office/word/2010/wordprocessingGroup" xmlns:wpi="http://schemas.microsoft.com/office/word/2010/wordprocessingInk" xmlns:wne="http://schemas.microsoft.com/office/word/2006/wordml" xmlns:wps="http://schemas.microsoft.com/office/word/2010/wordprocessingShape" mc:Ignorable="w14 w15 w16se w16cid w16 w16cex w16sdtdh w16du wp14">
+<w:footnotes xmlns:wpc="http://schemas.microsoft.com/office/word/2010/wordprocessingCanvas" xmlns:cx="http://schemas.microsoft.com/office/drawing/2014/chartex" xmlns:cx1="http://schemas.microsoft.com/office/drawing/2015/9/8/chartex" xmlns:cx2="http://schemas.microsoft.com/office/drawing/2015/10/21/chartex" xmlns:cx3="http://schemas.microsoft.com/office/drawing/2016/5/9/chartex" xmlns:cx4="http://schemas.microsoft.com/office/drawing/2016/5/10/chartex" xmlns:cx5="http://schemas.microsoft.com/office/drawing/2016/5/11/chartex" xmlns:cx6="http://schemas.microsoft.com/office/drawing/2016/5/12/chartex" xmlns:cx7="http://schemas.microsoft.com/office/drawing/2016/5/13/chartex" xmlns:cx8="http://schemas.microsoft.com/office/drawing/2016/5/14/chartex" xmlns:mc="http://schemas.openxmlformats.org/markup-compatibility/2006" xmlns:aink="http://schemas.microsoft.com/office/drawing/2016/ink" xmlns:am3d="http://schemas.microsoft.com/office/drawing/2017/model3d" xmlns:o="urn:schemas-microsoft-com:office:office" xmlns:oel="http://schemas.microsoft.com/office/2019/extlst" xmlns:r="http://schemas.openxmlformats.org/officeDocument/2006/relationships" xmlns:m="http://schemas.openxmlformats.org/officeDocument/2006/math" xmlns:v="urn:schemas-microsoft-com:vml" xmlns:wp14="http://schemas.microsoft.com/office/word/2010/wordprocessingDrawing" xmlns:wp="http://schemas.openxmlformats.org/drawingml/2006/wordprocessingDrawing" xmlns:w10="urn:schemas-microsoft-com:office:word" xmlns:w="http://schemas.openxmlformats.org/wordprocessingml/2006/main" xmlns:w14="http://schemas.microsoft.com/office/word/2010/wordml" xmlns:w15="http://schemas.microsoft.com/office/word/2012/wordml" xmlns:w16cex="http://schemas.microsoft.com/office/word/2018/wordml/cex" xmlns:w16cid="http://schemas.microsoft.com/office/word/2016/wordml/cid" xmlns:w16="http://schemas.microsoft.com/office/word/2018/wordml" xmlns:w16du="http://schemas.microsoft.com/office/word/2023/wordml/word16du" xmlns:w16sdtdh="http://schemas.microsoft.com/office/word/2020/wordml/sdtdatahash" xmlns:w16sdtfl="http://schemas.microsoft.com/office/word/2024/wordml/sdtformatlock" xmlns:w16se="http://schemas.microsoft.com/office/word/2015/wordml/symex" xmlns:wpg="http://schemas.microsoft.com/office/word/2010/wordprocessingGroup" xmlns:wpi="http://schemas.microsoft.com/office/word/2010/wordprocessingInk" xmlns:wne="http://schemas.microsoft.com/office/word/2006/wordml" xmlns:wps="http://schemas.microsoft.com/office/word/2010/wordprocessingShape" mc:Ignorable="w14 w15 w16se w16cid w16 w16cex w16sdtdh w16sdtfl w16du wp14">
   <w:footnote w:type="separator" w:id="-1">
     <w:p>
       <w:pPr>
@@ -27081,7 +26842,7 @@
 </file>
 
 <file path=word/header1.xml><?xml version="1.0" encoding="utf-8"?>
-<w:hdr xmlns:wpc="http://schemas.microsoft.com/office/word/2010/wordprocessingCanvas" xmlns:cx="http://schemas.microsoft.com/office/drawing/2014/chartex" xmlns:cx1="http://schemas.microsoft.com/office/drawing/2015/9/8/chartex" xmlns:cx2="http://schemas.microsoft.com/office/drawing/2015/10/21/chartex" xmlns:cx3="http://schemas.microsoft.com/office/drawing/2016/5/9/chartex" xmlns:cx4="http://schemas.microsoft.com/office/drawing/2016/5/10/chartex" xmlns:cx5="http://schemas.microsoft.com/office/drawing/2016/5/11/chartex" xmlns:cx6="http://schemas.microsoft.com/office/drawing/2016/5/12/chartex" xmlns:cx7="http://schemas.microsoft.com/office/drawing/2016/5/13/chartex" xmlns:cx8="http://schemas.microsoft.com/office/drawing/2016/5/14/chartex" xmlns:mc="http://schemas.openxmlformats.org/markup-compatibility/2006" xmlns:aink="http://schemas.microsoft.com/office/drawing/2016/ink" xmlns:am3d="http://schemas.microsoft.com/office/drawing/2017/model3d" xmlns:o="urn:schemas-microsoft-com:office:office" xmlns:oel="http://schemas.microsoft.com/office/2019/extlst" xmlns:r="http://schemas.openxmlformats.org/officeDocument/2006/relationships" xmlns:m="http://schemas.openxmlformats.org/officeDocument/2006/math" xmlns:v="urn:schemas-microsoft-com:vml" xmlns:wp14="http://schemas.microsoft.com/office/word/2010/wordprocessingDrawing" xmlns:wp="http://schemas.openxmlformats.org/drawingml/2006/wordprocessingDrawing" xmlns:w10="urn:schemas-microsoft-com:office:word" xmlns:w="http://schemas.openxmlformats.org/wordprocessingml/2006/main" xmlns:w14="http://schemas.microsoft.com/office/word/2010/wordml" xmlns:w15="http://schemas.microsoft.com/office/word/2012/wordml" xmlns:w16cex="http://schemas.microsoft.com/office/word/2018/wordml/cex" xmlns:w16cid="http://schemas.microsoft.com/office/word/2016/wordml/cid" xmlns:w16="http://schemas.microsoft.com/office/word/2018/wordml" xmlns:w16du="http://schemas.microsoft.com/office/word/2023/wordml/word16du" xmlns:w16sdtdh="http://schemas.microsoft.com/office/word/2020/wordml/sdtdatahash" xmlns:w16se="http://schemas.microsoft.com/office/word/2015/wordml/symex" xmlns:wpg="http://schemas.microsoft.com/office/word/2010/wordprocessingGroup" xmlns:wpi="http://schemas.microsoft.com/office/word/2010/wordprocessingInk" xmlns:wne="http://schemas.microsoft.com/office/word/2006/wordml" xmlns:wps="http://schemas.microsoft.com/office/word/2010/wordprocessingShape" mc:Ignorable="w14 w15 w16se w16cid w16 w16cex w16sdtdh w16du wp14">
+<w:hdr xmlns:wpc="http://schemas.microsoft.com/office/word/2010/wordprocessingCanvas" xmlns:cx="http://schemas.microsoft.com/office/drawing/2014/chartex" xmlns:cx1="http://schemas.microsoft.com/office/drawing/2015/9/8/chartex" xmlns:cx2="http://schemas.microsoft.com/office/drawing/2015/10/21/chartex" xmlns:cx3="http://schemas.microsoft.com/office/drawing/2016/5/9/chartex" xmlns:cx4="http://schemas.microsoft.com/office/drawing/2016/5/10/chartex" xmlns:cx5="http://schemas.microsoft.com/office/drawing/2016/5/11/chartex" xmlns:cx6="http://schemas.microsoft.com/office/drawing/2016/5/12/chartex" xmlns:cx7="http://schemas.microsoft.com/office/drawing/2016/5/13/chartex" xmlns:cx8="http://schemas.microsoft.com/office/drawing/2016/5/14/chartex" xmlns:mc="http://schemas.openxmlformats.org/markup-compatibility/2006" xmlns:aink="http://schemas.microsoft.com/office/drawing/2016/ink" xmlns:am3d="http://schemas.microsoft.com/office/drawing/2017/model3d" xmlns:o="urn:schemas-microsoft-com:office:office" xmlns:oel="http://schemas.microsoft.com/office/2019/extlst" xmlns:r="http://schemas.openxmlformats.org/officeDocument/2006/relationships" xmlns:m="http://schemas.openxmlformats.org/officeDocument/2006/math" xmlns:v="urn:schemas-microsoft-com:vml" xmlns:wp14="http://schemas.microsoft.com/office/word/2010/wordprocessingDrawing" xmlns:wp="http://schemas.openxmlformats.org/drawingml/2006/wordprocessingDrawing" xmlns:w10="urn:schemas-microsoft-com:office:word" xmlns:w="http://schemas.openxmlformats.org/wordprocessingml/2006/main" xmlns:w14="http://schemas.microsoft.com/office/word/2010/wordml" xmlns:w15="http://schemas.microsoft.com/office/word/2012/wordml" xmlns:w16cex="http://schemas.microsoft.com/office/word/2018/wordml/cex" xmlns:w16cid="http://schemas.microsoft.com/office/word/2016/wordml/cid" xmlns:w16="http://schemas.microsoft.com/office/word/2018/wordml" xmlns:w16du="http://schemas.microsoft.com/office/word/2023/wordml/word16du" xmlns:w16sdtdh="http://schemas.microsoft.com/office/word/2020/wordml/sdtdatahash" xmlns:w16sdtfl="http://schemas.microsoft.com/office/word/2024/wordml/sdtformatlock" xmlns:w16se="http://schemas.microsoft.com/office/word/2015/wordml/symex" xmlns:wpg="http://schemas.microsoft.com/office/word/2010/wordprocessingGroup" xmlns:wpi="http://schemas.microsoft.com/office/word/2010/wordprocessingInk" xmlns:wne="http://schemas.microsoft.com/office/word/2006/wordml" xmlns:wps="http://schemas.microsoft.com/office/word/2010/wordprocessingShape" mc:Ignorable="w14 w15 w16se w16cid w16 w16cex w16sdtdh w16sdtfl w16du wp14">
   <w:tbl>
     <w:tblPr>
       <w:tblStyle w:val="Tablaconcuadrcula"/>
@@ -27371,7 +27132,7 @@
 </file>
 
 <file path=word/numbering.xml><?xml version="1.0" encoding="utf-8"?>
-<w:numbering xmlns:wpc="http://schemas.microsoft.com/office/word/2010/wordprocessingCanvas" xmlns:cx="http://schemas.microsoft.com/office/drawing/2014/chartex" xmlns:cx1="http://schemas.microsoft.com/office/drawing/2015/9/8/chartex" xmlns:cx2="http://schemas.microsoft.com/office/drawing/2015/10/21/chartex" xmlns:cx3="http://schemas.microsoft.com/office/drawing/2016/5/9/chartex" xmlns:cx4="http://schemas.microsoft.com/office/drawing/2016/5/10/chartex" xmlns:cx5="http://schemas.microsoft.com/office/drawing/2016/5/11/chartex" xmlns:cx6="http://schemas.microsoft.com/office/drawing/2016/5/12/chartex" xmlns:cx7="http://schemas.microsoft.com/office/drawing/2016/5/13/chartex" xmlns:cx8="http://schemas.microsoft.com/office/drawing/2016/5/14/chartex" xmlns:mc="http://schemas.openxmlformats.org/markup-compatibility/2006" xmlns:aink="http://schemas.microsoft.com/office/drawing/2016/ink" xmlns:am3d="http://schemas.microsoft.com/office/drawing/2017/model3d" xmlns:o="urn:schemas-microsoft-com:office:office" xmlns:oel="http://schemas.microsoft.com/office/2019/extlst" xmlns:r="http://schemas.openxmlformats.org/officeDocument/2006/relationships" xmlns:m="http://schemas.openxmlformats.org/officeDocument/2006/math" xmlns:v="urn:schemas-microsoft-com:vml" xmlns:wp14="http://schemas.microsoft.com/office/word/2010/wordprocessingDrawing" xmlns:wp="http://schemas.openxmlformats.org/drawingml/2006/wordprocessingDrawing" xmlns:w10="urn:schemas-microsoft-com:office:word" xmlns:w="http://schemas.openxmlformats.org/wordprocessingml/2006/main" xmlns:w14="http://schemas.microsoft.com/office/word/2010/wordml" xmlns:w15="http://schemas.microsoft.com/office/word/2012/wordml" xmlns:w16cex="http://schemas.microsoft.com/office/word/2018/wordml/cex" xmlns:w16cid="http://schemas.microsoft.com/office/word/2016/wordml/cid" xmlns:w16="http://schemas.microsoft.com/office/word/2018/wordml" xmlns:w16du="http://schemas.microsoft.com/office/word/2023/wordml/word16du" xmlns:w16sdtdh="http://schemas.microsoft.com/office/word/2020/wordml/sdtdatahash" xmlns:w16se="http://schemas.microsoft.com/office/word/2015/wordml/symex" xmlns:wpg="http://schemas.microsoft.com/office/word/2010/wordprocessingGroup" xmlns:wpi="http://schemas.microsoft.com/office/word/2010/wordprocessingInk" xmlns:wne="http://schemas.microsoft.com/office/word/2006/wordml" xmlns:wps="http://schemas.microsoft.com/office/word/2010/wordprocessingShape" mc:Ignorable="w14 w15 w16se w16cid w16 w16cex w16sdtdh w16du wp14">
+<w:numbering xmlns:wpc="http://schemas.microsoft.com/office/word/2010/wordprocessingCanvas" xmlns:cx="http://schemas.microsoft.com/office/drawing/2014/chartex" xmlns:cx1="http://schemas.microsoft.com/office/drawing/2015/9/8/chartex" xmlns:cx2="http://schemas.microsoft.com/office/drawing/2015/10/21/chartex" xmlns:cx3="http://schemas.microsoft.com/office/drawing/2016/5/9/chartex" xmlns:cx4="http://schemas.microsoft.com/office/drawing/2016/5/10/chartex" xmlns:cx5="http://schemas.microsoft.com/office/drawing/2016/5/11/chartex" xmlns:cx6="http://schemas.microsoft.com/office/drawing/2016/5/12/chartex" xmlns:cx7="http://schemas.microsoft.com/office/drawing/2016/5/13/chartex" xmlns:cx8="http://schemas.microsoft.com/office/drawing/2016/5/14/chartex" xmlns:mc="http://schemas.openxmlformats.org/markup-compatibility/2006" xmlns:aink="http://schemas.microsoft.com/office/drawing/2016/ink" xmlns:am3d="http://schemas.microsoft.com/office/drawing/2017/model3d" xmlns:o="urn:schemas-microsoft-com:office:office" xmlns:oel="http://schemas.microsoft.com/office/2019/extlst" xmlns:r="http://schemas.openxmlformats.org/officeDocument/2006/relationships" xmlns:m="http://schemas.openxmlformats.org/officeDocument/2006/math" xmlns:v="urn:schemas-microsoft-com:vml" xmlns:wp14="http://schemas.microsoft.com/office/word/2010/wordprocessingDrawing" xmlns:wp="http://schemas.openxmlformats.org/drawingml/2006/wordprocessingDrawing" xmlns:w10="urn:schemas-microsoft-com:office:word" xmlns:w="http://schemas.openxmlformats.org/wordprocessingml/2006/main" xmlns:w14="http://schemas.microsoft.com/office/word/2010/wordml" xmlns:w15="http://schemas.microsoft.com/office/word/2012/wordml" xmlns:w16cex="http://schemas.microsoft.com/office/word/2018/wordml/cex" xmlns:w16cid="http://schemas.microsoft.com/office/word/2016/wordml/cid" xmlns:w16="http://schemas.microsoft.com/office/word/2018/wordml" xmlns:w16du="http://schemas.microsoft.com/office/word/2023/wordml/word16du" xmlns:w16sdtdh="http://schemas.microsoft.com/office/word/2020/wordml/sdtdatahash" xmlns:w16sdtfl="http://schemas.microsoft.com/office/word/2024/wordml/sdtformatlock" xmlns:w16se="http://schemas.microsoft.com/office/word/2015/wordml/symex" xmlns:wpg="http://schemas.microsoft.com/office/word/2010/wordprocessingGroup" xmlns:wpi="http://schemas.microsoft.com/office/word/2010/wordprocessingInk" xmlns:wne="http://schemas.microsoft.com/office/word/2006/wordml" xmlns:wps="http://schemas.microsoft.com/office/word/2010/wordprocessingShape" mc:Ignorable="w14 w15 w16se w16cid w16 w16cex w16sdtdh w16sdtfl w16du wp14">
   <w:abstractNum w:abstractNumId="0" w15:restartNumberingAfterBreak="0">
     <w:nsid w:val="05A65B82"/>
     <w:multiLevelType w:val="hybridMultilevel"/>
@@ -31657,7 +31418,7 @@
 </file>
 
 <file path=word/styles.xml><?xml version="1.0" encoding="utf-8"?>
-<w:styles xmlns:mc="http://schemas.openxmlformats.org/markup-compatibility/2006" xmlns:r="http://schemas.openxmlformats.org/officeDocument/2006/relationships" xmlns:w="http://schemas.openxmlformats.org/wordprocessingml/2006/main" xmlns:w14="http://schemas.microsoft.com/office/word/2010/wordml" xmlns:w15="http://schemas.microsoft.com/office/word/2012/wordml" xmlns:w16cex="http://schemas.microsoft.com/office/word/2018/wordml/cex" xmlns:w16cid="http://schemas.microsoft.com/office/word/2016/wordml/cid" xmlns:w16="http://schemas.microsoft.com/office/word/2018/wordml" xmlns:w16du="http://schemas.microsoft.com/office/word/2023/wordml/word16du" xmlns:w16sdtdh="http://schemas.microsoft.com/office/word/2020/wordml/sdtdatahash" xmlns:w16se="http://schemas.microsoft.com/office/word/2015/wordml/symex" mc:Ignorable="w14 w15 w16se w16cid w16 w16cex w16sdtdh w16du">
+<w:styles xmlns:mc="http://schemas.openxmlformats.org/markup-compatibility/2006" xmlns:r="http://schemas.openxmlformats.org/officeDocument/2006/relationships" xmlns:w="http://schemas.openxmlformats.org/wordprocessingml/2006/main" xmlns:w14="http://schemas.microsoft.com/office/word/2010/wordml" xmlns:w15="http://schemas.microsoft.com/office/word/2012/wordml" xmlns:w16cex="http://schemas.microsoft.com/office/word/2018/wordml/cex" xmlns:w16cid="http://schemas.microsoft.com/office/word/2016/wordml/cid" xmlns:w16="http://schemas.microsoft.com/office/word/2018/wordml" xmlns:w16du="http://schemas.microsoft.com/office/word/2023/wordml/word16du" xmlns:w16sdtdh="http://schemas.microsoft.com/office/word/2020/wordml/sdtdatahash" xmlns:w16sdtfl="http://schemas.microsoft.com/office/word/2024/wordml/sdtformatlock" xmlns:w16se="http://schemas.microsoft.com/office/word/2015/wordml/symex" mc:Ignorable="w14 w15 w16se w16cid w16 w16cex w16sdtdh w16sdtfl w16du">
   <w:docDefaults>
     <w:rPrDefault>
       <w:rPr>
